--- a/LGP-50_friction_brakes_article.docx
+++ b/LGP-50_friction_brakes_article.docx
@@ -51,7 +51,7 @@
           <w:i w:val="0"/>
           <w:sz w:val="22"/>
         </w:rPr>
-        <w:t xml:space="preserve"> По данным скоростной видеорегистрации трёх выстрелов и 3D-модели установки (1789 деталей) исследовано влияние регулируемых фрикционных тормозов на откат и продольные колебания легкогазовой пушки 50-мм калибра. По 3D-модели определены масса подвижной части 17,91 т, центр масс, распределения массы и осевой жёсткости; построена конечно-элементная модель, независимо дающая первую продольную частоту 69,0 Гц при жёстких стыках. Измеренные 64,18 ± 0,04 Гц воспроизводятся при жёсткости фланцевых стыков 12–28 ГН/м. Показано, что асимметрия полупериодов колебаний вызвана наложением колебаний на незавершённый откат, а 23 мм в опыте 1 — перемещение к концу записи (расчётный полный откат 35–50 мм). Восстановлены эквивалентные газодинамические импульсы 12,5 и 10,5 кН·с. По формулам Альмена–Ласло определена тормозная способность штатного тормоза. Эффективное усилие торможения в опытах 2–3 (при одинаковом нагружении) составило 30–37 кН, что на два порядка меньше усилия в стыке ПС3–ФК (≈ 3,1 МН), поэтому тормоза не могут быть причиной роста раскрытия стыка. Получены коэффициенты эффективности сухого трения при наложении колебаний на откат: станции у узла первой формы эффективны для остановки отката, станции в пучностях — для гашения колебаний. Прямым моделированием с контролем энергобаланса обоснована затяжка S1 : S2 : S3 ≈ 0,48 : 0,18 : 0,32, уменьшающая откат на 6–12 % при том же гашении колебаний.</w:t>
+        <w:t xml:space="preserve"> По данным скоростной видеорегистрации трёх выстрелов исследовано влияние регулируемых фрикционных тормозов на откат и продольные колебания легкогазовой пушки 50-мм калибра. По распределениям массы и осевой жёсткости построена одномерная конечно-элементная модель установки; при жёстких стыках она независимо от эксперимента даёт первую продольную частоту 69,0 Гц, а измеренные 64,18 ± 0,04 Гц воспроизводятся при жёсткости фланцевых стыков 12–28 ГН/м. Показано, что асимметрия полупериодов колебаний вызвана наложением колебаний на незавершённый откат, а 23 мм в опыте без распределённого торможения — перемещение к концу записи (расчётный полный откат 35–50 мм). Восстановлены эквивалентные газодинамические импульсы 12,5 и 10,5 кН·с. По формулам Альмена–Ласло определена тормозная способность тормоза с пакетами тарельчатых пружин. Эффективное усилие торможения в опытах с тормозами (при одинаковом нагружении) составило 30–37 кН, что на два порядка меньше усилия в стыке поршневой трубы и форкамеры (≈ 3,1 МН), поэтому тормоза не могут быть причиной роста раскрытия стыка. Получены коэффициенты эффективности сухого трения при наложении колебаний на откат: станции у узла первой формы эффективны для остановки отката, станции в пучностях — для гашения колебаний. Прямым моделированием с контролем энергобаланса обоснована затяжка S1 : S2 : S3 ≈ 0,48 : 0,18 : 0,32, уменьшающая откат на 6–12 % при том же гашении колебаний.</w:t>
       </w:r>
     </w:p>
     <w:p>
@@ -103,7 +103,7 @@
           <w:b w:val="0"/>
           <w:i w:val="0"/>
         </w:rPr>
-        <w:t>При выстреле двухступенчатой легкогазовой пушки газодинамическая нагрузка прикладывается к секциям установки последовательно: давление пороховых газов действует на казённую часть и разгоняет поршень, затем торможение поршня в сжатом лёгком газе нагружает конический переход форкамеры, после чего метаемое тело разгоняется в баллистическом стволе и истекающий газ создаёт реактивную силу [1–3]. Поэтому установка длиной более 30 м не является абсолютно жёстким телом: на откат накладываются продольные колебания секций и относительные перемещения во фланцевых соединениях [4, 5, 13].</w:t>
+        <w:t>При выстреле двухступенчатой легкогазовой пушки газодинамическая нагрузка прикладывается к секциям установки последовательно: давление пороховых газов действует на казённую часть и разгоняет поршень, затем торможение поршня в сжатом лёгком газе нагружает конический переход форкамеры, после чего метаемое тело разгоняется в баллистическом стволе и истекающий газ создаёт реактивную силу [1–3]. Поэтому протяжённая многосекционная установка не является абсолютно жёстким телом: на откат накладываются продольные колебания секций и относительные перемещения во фланцевых соединениях [4, 5, 13].</w:t>
       </w:r>
     </w:p>
     <w:p>
@@ -117,7 +117,7 @@
           <w:b w:val="0"/>
           <w:i w:val="0"/>
         </w:rPr>
-        <w:t>Регулируемые фрикционные тормоза ограничивают откат за счёт сухого трения о рельсовую направляющую [6–8]. Для многосекционной установки важны не только суммарная тормозная сила, но и места её приложения. При выборе размещения необходимо учитывать три обстоятельства. Во-первых, тормоза скользят по неподвижному рельсу и реагируют на абсолютную скорость точки крепления, а не на относительную скорость соседних секций. Во-вторых, жёсткость редуцированной модели, определённая по измеренному периоду, не может служить независимой проверкой: нужна модель, построенная по геометрии установки. В-третьих, при конечной длительности записи откат может быть не завершён, и максимальное зарегистрированное перемещение не совпадает с полным откатом.</w:t>
+        <w:t>Регулируемые фрикционные тормоза ограничивают откат за счёт сухого трения о рельсовую направляющую [6–8]. Для многосекционной установки важны не только суммарная тормозная сила, но и места её приложения. При выборе размещения необходимо учитывать три обстоятельства. Во-первых, тормоза скользят по неподвижному рельсу и реагируют на абсолютную скорость точки крепления, а не на относительную скорость соседних секций. Во-вторых, жёсткость редуцированной модели, определённая по измеренному периоду, не может служить независимой проверкой: нужна модель, построенная по конструктивным данным установки. В-третьих, при конечной длительности записи откат может быть не завершён, и максимальное зарегистрированное перемещение не совпадает с полным откатом.</w:t>
       </w:r>
     </w:p>
     <w:p>
@@ -131,7 +131,7 @@
           <w:b w:val="0"/>
           <w:i w:val="0"/>
         </w:rPr>
-        <w:t>Цель настоящей работы — построить прослеживаемую цепочку «3D-модель → массы и жёсткости → конечно-элементная модель → независимая проверка по эксперименту → идентификация нагрузки → механика тормоза → сравнение схем размещения», в которой каждое звено проверяется отдельно, и на этой основе обосновать схему размещения и относительные уровни затяжки тормозов.</w:t>
+        <w:t>Цель работы — построить прослеживаемую цепочку «распределения массы и жёсткости → конечно-элементная модель → независимая проверка по эксперименту → идентификация нагрузки → механика тормоза → сравнение схем размещения», в которой каждое звено проверяется отдельно, и на этой основе обосновать схему размещения и относительные уровни затяжки тормозов.</w:t>
       </w:r>
     </w:p>
     <w:p>
@@ -160,21 +160,21 @@
           <w:b/>
           <w:i w:val="0"/>
         </w:rPr>
-        <w:t>1.1. Установка и её 3D-модель.</w:t>
+        <w:t>1.1. Установка.</w:t>
       </w:r>
       <w:r>
         <w:rPr>
           <w:b w:val="0"/>
           <w:i w:val="0"/>
         </w:rPr>
-        <w:t xml:space="preserve"> Установка (рисунок 1, а) включает затвор, зарядную камеру (ЗК), три секции поршневой трубы (ПС1–ПС3) с межсекционными муфтами, форкамеру (ФК) и две секции баллистического ствола (БТ1, БТ2). Ствольная линия длиной 32,0 м (от затвора до надульника) опирается на десять подкатных тележек и колёсные хомуты, катящиеся по двум рельсам Р65 с фрезерованной головкой. Диаметр канала составляет 200–234 мм в зарядной камере, 125 мм в поршневой трубе и 50 мм в стволе. Материальные свойства в STEP-файле отсутствуют, поэтому массы вычислены по объёмам деталей при плотности </w:t>
+        <w:t xml:space="preserve"> Установка (рисунок 1, а) включает затвор, зарядную камеру (ЗК), поршневую трубу из трёх секций (ПС1–ПС3) с межсекционными муфтами, форкамеру (ФК) и баллистический ствол из двух секций (БТ1, БТ2). Ствольная линия установлена на тележках, перемещающихся по рельсовой направляющей. Масса подвижной части </w:t>
       </w:r>
       <m:oMath>
         <m:r>
           <w:rPr>
             <w:rFonts w:ascii="Cambria Math" w:hAnsi="Cambria Math"/>
           </w:rPr>
-          <m:t xml:space="preserve">ρ</m:t>
+          <m:t xml:space="preserve">M</m:t>
         </m:r>
       </m:oMath>
       <w:r>
@@ -182,7 +182,100 @@
           <w:b w:val="0"/>
           <w:i w:val="0"/>
         </w:rPr>
-        <w:t xml:space="preserve"> = 7850 кг/м³; это допущение используется во всех последующих расчётах. Раскладка узлов вдоль оси показана на рисунке 2, массы — в таблице 2.</w:t>
+        <w:t xml:space="preserve"> ≈ 17,9 т; при разделении по стыку ПС3–ФК масса задней группы </w:t>
+      </w:r>
+      <m:oMath>
+        <m:sSub>
+          <m:e>
+            <m:r>
+              <w:rPr>
+                <w:rFonts w:ascii="Cambria Math" w:hAnsi="Cambria Math"/>
+              </w:rPr>
+              <m:t xml:space="preserve">m</m:t>
+            </m:r>
+          </m:e>
+          <m:sub>
+            <m:r>
+              <w:rPr>
+                <w:rFonts w:ascii="Cambria Math" w:hAnsi="Cambria Math"/>
+              </w:rPr>
+              <m:t xml:space="preserve">1</m:t>
+            </m:r>
+          </m:sub>
+        </m:sSub>
+      </m:oMath>
+      <w:r>
+        <w:rPr>
+          <w:b w:val="0"/>
+          <w:i w:val="0"/>
+        </w:rPr>
+        <w:t xml:space="preserve"> ≈ 10,9 т, передней — </w:t>
+      </w:r>
+      <m:oMath>
+        <m:sSub>
+          <m:e>
+            <m:r>
+              <w:rPr>
+                <w:rFonts w:ascii="Cambria Math" w:hAnsi="Cambria Math"/>
+              </w:rPr>
+              <m:t xml:space="preserve">m</m:t>
+            </m:r>
+          </m:e>
+          <m:sub>
+            <m:r>
+              <w:rPr>
+                <w:rFonts w:ascii="Cambria Math" w:hAnsi="Cambria Math"/>
+              </w:rPr>
+              <m:t xml:space="preserve">2</m:t>
+            </m:r>
+          </m:sub>
+        </m:sSub>
+      </m:oMath>
+      <w:r>
+        <w:rPr>
+          <w:b w:val="0"/>
+          <w:i w:val="0"/>
+        </w:rPr>
+        <w:t xml:space="preserve"> ≈ 7,0 т (</w:t>
+      </w:r>
+      <m:oMath>
+        <m:sSub>
+          <m:e>
+            <m:r>
+              <w:rPr>
+                <w:rFonts w:ascii="Cambria Math" w:hAnsi="Cambria Math"/>
+              </w:rPr>
+              <m:t xml:space="preserve">m</m:t>
+            </m:r>
+          </m:e>
+          <m:sub>
+            <m:r>
+              <w:rPr>
+                <w:rFonts w:ascii="Cambria Math" w:hAnsi="Cambria Math"/>
+              </w:rPr>
+              <m:t xml:space="preserve">2</m:t>
+            </m:r>
+          </m:sub>
+        </m:sSub>
+        <m:r>
+          <w:rPr>
+            <w:rFonts w:ascii="Cambria Math" w:hAnsi="Cambria Math"/>
+          </w:rPr>
+          <m:t xml:space="preserve">/</m:t>
+        </m:r>
+        <m:r>
+          <w:rPr>
+            <w:rFonts w:ascii="Cambria Math" w:hAnsi="Cambria Math"/>
+          </w:rPr>
+          <m:t xml:space="preserve">M</m:t>
+        </m:r>
+      </m:oMath>
+      <w:r>
+        <w:rPr>
+          <w:b w:val="0"/>
+          <w:i w:val="0"/>
+        </w:rPr>
+        <w:t xml:space="preserve"> = 0,394).</w:t>
       </w:r>
     </w:p>
     <w:p>
@@ -195,7 +288,7 @@
       <w:r>
         <w:drawing>
           <wp:inline xmlns:a="http://schemas.openxmlformats.org/drawingml/2006/main" xmlns:pic="http://schemas.openxmlformats.org/drawingml/2006/picture">
-            <wp:extent cx="4500000" cy="2498982"/>
+            <wp:extent cx="4860000" cy="2698900"/>
             <wp:docPr id="1" name="Picture 1"/>
             <wp:cNvGraphicFramePr>
               <a:graphicFrameLocks noChangeAspect="1"/>
@@ -216,7 +309,7 @@
                   <pic:spPr>
                     <a:xfrm>
                       <a:off x="0" y="0"/>
-                      <a:ext cx="4500000" cy="2498982"/>
+                      <a:ext cx="4860000" cy="2698900"/>
                     </a:xfrm>
                     <a:prstGeom prst="rect"/>
                   </pic:spPr>
@@ -239,7 +332,7 @@
           <w:i w:val="0"/>
           <w:sz w:val="22"/>
         </w:rPr>
-        <w:t>Рисунок 1 – Экспериментальный объект: а — общий вид легкогазовой пушки 50-мм калибра; б — кадр скоростной съёмки с марками на фланце ПС3, форкамере и рельсовой направляющей (37 458 кадр/с, экспозиция 10 мкс)</w:t>
+        <w:t>Рисунок 1 – Экспериментальный объект: а — общий вид легкогазовой пушки 50-мм калибра; б — кадр скоростной съёмки с марками на фланце ПС3, форкамере и рельсовой направляющей (37 458 кадр/с, экспозиция 10 мкс)</w:t>
       </w:r>
     </w:p>
     <w:p>
@@ -252,7 +345,7 @@
       <w:r>
         <w:drawing>
           <wp:inline xmlns:a="http://schemas.openxmlformats.org/drawingml/2006/main" xmlns:pic="http://schemas.openxmlformats.org/drawingml/2006/picture">
-            <wp:extent cx="5940000" cy="1775694"/>
+            <wp:extent cx="5220000" cy="2453616"/>
             <wp:docPr id="2" name="Picture 2"/>
             <wp:cNvGraphicFramePr>
               <a:graphicFrameLocks noChangeAspect="1"/>
@@ -261,7 +354,7 @@
               <a:graphicData uri="http://schemas.openxmlformats.org/drawingml/2006/picture">
                 <pic:pic>
                   <pic:nvPicPr>
-                    <pic:cNvPr id="0" name="fig_cad_side.png"/>
+                    <pic:cNvPr id="0" name="fig_brake.png"/>
                     <pic:cNvPicPr/>
                   </pic:nvPicPr>
                   <pic:blipFill>
@@ -273,7 +366,7 @@
                   <pic:spPr>
                     <a:xfrm>
                       <a:off x="0" y="0"/>
-                      <a:ext cx="5940000" cy="1775694"/>
+                      <a:ext cx="5220000" cy="2453616"/>
                     </a:xfrm>
                     <a:prstGeom prst="rect"/>
                   </pic:spPr>
@@ -296,7 +389,7 @@
           <w:i w:val="0"/>
           <w:sz w:val="22"/>
         </w:rPr>
-        <w:t>Рисунок 2 – Вид сбоку по 3D-модели: узлы установки, фланцевые стыки и тормозные станции S1–S5 (цвета: ЗК — зелёный, ПС — фиолетовый, ФК — синий, БТ — оранжевый, муфты — бирюзовый, тормоза — красный)</w:t>
+        <w:t>Рисунок 2 – Тормозная станция на муфте поршневой трубы: а — муфта с хомутами, тяга и тормоз на рельсе; б — схема поперечного сечения тормоза по пакету пружин</w:t>
       </w:r>
     </w:p>
     <w:p>
@@ -310,37 +403,7 @@
           <w:b w:val="0"/>
           <w:i w:val="0"/>
         </w:rPr>
-        <w:t>В 3D-модели предусмотрено пять тормозных станций S1–S5, на каждой — пара тормозов (левый и правый). Каждый тормоз соединён осью М24 и тягой с хомутом соответствующего узла: зарядной камеры (</w:t>
-      </w:r>
-      <m:oMath>
-        <m:r>
-          <w:rPr>
-            <w:rFonts w:ascii="Cambria Math" w:hAnsi="Cambria Math"/>
-          </w:rPr>
-          <m:t xml:space="preserve">z</m:t>
-        </m:r>
-      </m:oMath>
-      <w:r>
-        <w:rPr>
-          <w:b w:val="0"/>
-          <w:i w:val="0"/>
-        </w:rPr>
-        <w:t xml:space="preserve"> = 2,96 м), муфты ПС1–ПС2 (9,02 м), муфты ПС2–ПС3 (14,52 м), форкамеры (21,36 м) и муфты БТ1–БТ2 (27,23 м). Координата </w:t>
-      </w:r>
-      <m:oMath>
-        <m:r>
-          <w:rPr>
-            <w:rFonts w:ascii="Cambria Math" w:hAnsi="Cambria Math"/>
-          </w:rPr>
-          <m:t xml:space="preserve">z</m:t>
-        </m:r>
-      </m:oMath>
-      <w:r>
-        <w:rPr>
-          <w:b w:val="0"/>
-          <w:i w:val="0"/>
-        </w:rPr>
-        <w:t xml:space="preserve"> отсчитывается от торца рельса, направление выстрела — положительное. Конструкция тормоза показана на рисунке 3: фрикционная пластина 203 × 50 мм прижимается к фрезерованной поверхности головки рельса тремя упругими элементами; реакция замыкается через два захвата, охватывающих головку снизу. Каждый упругий элемент содержит пакет из шести последовательно установленных тарельчатых пружин 32 × 14 × 3,0 × 0,7 по ГОСТ 3057-90 [10]; усилие задаётся гайкой на штоке. По кромкам модели уточнены размеры пружины: </w:t>
+        <w:t xml:space="preserve">Установка оснащена пятью тормозными станциями S1–S5, на каждой — пара тормозов (левый и правый): S1 у зарядной камеры, S2 и S3 на муфтах ПС1–ПС2 и ПС2–ПС3, S4 на форкамере, S5 на муфте БТ1–БТ2. Каждый тормоз соединён тягой с хомутом соответствующего узла (рисунок 2, а). Фрикционная пластина тормоза прижимается к головке рельса упругими элементами, а реакция замыкается через захваты, охватывающие головку снизу (рисунок 2, б), поэтому трение действует на двух поверхностях. Каждый из трёх упругих элементов содержит пакет из шести последовательно установленных тарельчатых пружин по ГОСТ 3057-90 [10] с наружным диаметром </w:t>
       </w:r>
       <m:oMath>
         <m:r>
@@ -355,7 +418,7 @@
           <w:b w:val="0"/>
           <w:i w:val="0"/>
         </w:rPr>
-        <w:t xml:space="preserve"> = 32 мм, </w:t>
+        <w:t xml:space="preserve"> = 32 мм, внутренним </w:t>
       </w:r>
       <m:oMath>
         <m:r>
@@ -370,7 +433,7 @@
           <w:b w:val="0"/>
           <w:i w:val="0"/>
         </w:rPr>
-        <w:t xml:space="preserve"> = 14 мм, толщина с учётом опорных плоскостей </w:t>
+        <w:t xml:space="preserve"> = 14 мм, толщиной с учётом опорных плоскостей </w:t>
       </w:r>
       <m:oMath>
         <m:r>
@@ -391,7 +454,7 @@
           <w:b w:val="0"/>
           <w:i w:val="0"/>
         </w:rPr>
-        <w:t xml:space="preserve"> = 2,94 мм, свободная высота </w:t>
+        <w:t xml:space="preserve"> = 2,94 мм и высотой конуса </w:t>
       </w:r>
       <m:oMath>
         <m:sSub>
@@ -400,7 +463,7 @@
               <w:rPr>
                 <w:rFonts w:ascii="Cambria Math" w:hAnsi="Cambria Math"/>
               </w:rPr>
-              <m:t xml:space="preserve">l</m:t>
+              <m:t xml:space="preserve">h</m:t>
             </m:r>
           </m:e>
           <m:sub>
@@ -412,75 +475,6 @@
             </m:r>
           </m:sub>
         </m:sSub>
-      </m:oMath>
-      <w:r>
-        <w:rPr>
-          <w:b w:val="0"/>
-          <w:i w:val="0"/>
-        </w:rPr>
-        <w:t xml:space="preserve"> = 3,64 мм, </w:t>
-      </w:r>
-      <m:oMath>
-        <m:sSub>
-          <m:e>
-            <m:r>
-              <w:rPr>
-                <w:rFonts w:ascii="Cambria Math" w:hAnsi="Cambria Math"/>
-              </w:rPr>
-              <m:t xml:space="preserve">h</m:t>
-            </m:r>
-          </m:e>
-          <m:sub>
-            <m:r>
-              <w:rPr>
-                <w:rFonts w:ascii="Cambria Math" w:hAnsi="Cambria Math"/>
-              </w:rPr>
-              <m:t xml:space="preserve">0</m:t>
-            </m:r>
-          </m:sub>
-        </m:sSub>
-        <m:r>
-          <w:rPr>
-            <w:rFonts w:ascii="Cambria Math" w:hAnsi="Cambria Math"/>
-          </w:rPr>
-          <m:t xml:space="preserve">′</m:t>
-        </m:r>
-        <m:r>
-          <w:rPr>
-            <w:rFonts w:ascii="Cambria Math" w:hAnsi="Cambria Math"/>
-          </w:rPr>
-          <m:t xml:space="preserve">=</m:t>
-        </m:r>
-        <m:sSub>
-          <m:e>
-            <m:r>
-              <w:rPr>
-                <w:rFonts w:ascii="Cambria Math" w:hAnsi="Cambria Math"/>
-              </w:rPr>
-              <m:t xml:space="preserve">l</m:t>
-            </m:r>
-          </m:e>
-          <m:sub>
-            <m:r>
-              <w:rPr>
-                <w:rFonts w:ascii="Cambria Math" w:hAnsi="Cambria Math"/>
-              </w:rPr>
-              <m:t xml:space="preserve">0</m:t>
-            </m:r>
-          </m:sub>
-        </m:sSub>
-        <m:r>
-          <w:rPr>
-            <w:rFonts w:ascii="Cambria Math" w:hAnsi="Cambria Math"/>
-          </w:rPr>
-          <m:t xml:space="preserve">−</m:t>
-        </m:r>
-        <m:r>
-          <w:rPr>
-            <w:rFonts w:ascii="Cambria Math" w:hAnsi="Cambria Math"/>
-          </w:rPr>
-          <m:t xml:space="preserve">t</m:t>
-        </m:r>
         <m:r>
           <w:rPr>
             <w:rFonts w:ascii="Cambria Math" w:hAnsi="Cambria Math"/>
@@ -493,64 +487,7 @@
           <w:b w:val="0"/>
           <w:i w:val="0"/>
         </w:rPr>
-        <w:t xml:space="preserve"> = 0,70 мм.</w:t>
-      </w:r>
-    </w:p>
-    <w:p>
-      <w:pPr>
-        <w:keepNext/>
-        <w:spacing w:before="80" w:line="240" w:lineRule="auto"/>
-        <w:ind w:firstLine="0"/>
-        <w:jc w:val="center"/>
-      </w:pPr>
-      <w:r>
-        <w:drawing>
-          <wp:inline xmlns:a="http://schemas.openxmlformats.org/drawingml/2006/main" xmlns:pic="http://schemas.openxmlformats.org/drawingml/2006/picture">
-            <wp:extent cx="5220000" cy="2426047"/>
-            <wp:docPr id="3" name="Picture 3"/>
-            <wp:cNvGraphicFramePr>
-              <a:graphicFrameLocks noChangeAspect="1"/>
-            </wp:cNvGraphicFramePr>
-            <a:graphic>
-              <a:graphicData uri="http://schemas.openxmlformats.org/drawingml/2006/picture">
-                <pic:pic>
-                  <pic:nvPicPr>
-                    <pic:cNvPr id="0" name="fig_brake.png"/>
-                    <pic:cNvPicPr/>
-                  </pic:nvPicPr>
-                  <pic:blipFill>
-                    <a:blip r:embed="rId12"/>
-                    <a:stretch>
-                      <a:fillRect/>
-                    </a:stretch>
-                  </pic:blipFill>
-                  <pic:spPr>
-                    <a:xfrm>
-                      <a:off x="0" y="0"/>
-                      <a:ext cx="5220000" cy="2426047"/>
-                    </a:xfrm>
-                    <a:prstGeom prst="rect"/>
-                  </pic:spPr>
-                </pic:pic>
-              </a:graphicData>
-            </a:graphic>
-          </wp:inline>
-        </w:drawing>
-      </w:r>
-    </w:p>
-    <w:p>
-      <w:pPr>
-        <w:spacing w:before="0" w:after="120" w:line="240" w:lineRule="auto"/>
-        <w:ind w:firstLine="0"/>
-        <w:jc w:val="center"/>
-      </w:pPr>
-      <w:r>
-        <w:rPr>
-          <w:b w:val="0"/>
-          <w:i w:val="0"/>
-          <w:sz w:val="22"/>
-        </w:rPr>
-        <w:t>Рисунок 3 – Тормозная станция на муфте поршневых труб (S2, S3): а — муфта с хомутами, тяга и тормоз на рельсе (3D-модель); б — поперечное сечение тормоза по пакету пружин</w:t>
+        <w:t xml:space="preserve"> = 0,70 мм; усилие затяжки задаётся гайкой на штоке.</w:t>
       </w:r>
     </w:p>
     <w:p>
@@ -571,7 +508,7 @@
           <w:b w:val="0"/>
           <w:i w:val="0"/>
         </w:rPr>
-        <w:t xml:space="preserve"> Рассмотрены три выстрела (таблица 1). В опыте 1 распределённые тормозные пары не применялись, откат компенсировался со стороны зарядной камеры; в опытах 2 и 3 штатные тормозные пары работали на узлах установки. Скоростная съёмка (37 458 кадр/с, экспозиция 10 мкс) велась 0–200 мс после импульса поджига. Регистрировались перемещение марки форкамеры </w:t>
+        <w:t xml:space="preserve"> Рассмотрены три выстрела (таблица 1). В опыте 1 распределённые тормозные пары не применялись, откат компенсировался со стороны зарядной камеры; в опытах 2 и 3 штатные тормозные пары работали на узлах установки. Скоростная съёмка (37 458 кадр/с, экспозиция 10 мкс) велась 0–200 мс после импульса поджига. Регистрировались перемещение марки форкамеры </w:t>
       </w:r>
       <m:oMath>
         <m:sSub>
@@ -1293,7 +1230,7 @@
           <w:b w:val="0"/>
           <w:i w:val="0"/>
         </w:rPr>
-        <w:t>Временная зависимость приведена только для опыта 1 (рисунок 4); для опытов 2 и 3 известны лишь максимальные значения.</w:t>
+        <w:t>Временная зависимость приведена только для опыта 1 (рисунок 3); для опытов 2 и 3 известны лишь максимальные значения.</w:t>
       </w:r>
     </w:p>
     <w:p>
@@ -1416,7 +1353,7 @@
           <w:b w:val="0"/>
           <w:i w:val="0"/>
         </w:rPr>
-        <w:t xml:space="preserve"> опыта 1 (рисунок 4), полученные при съёмке с частотой 37 458 кадр/с. Времена 18 последовательных экстремумов </w:t>
+        <w:t xml:space="preserve"> опыта 1 (рисунок 3), полученные при съёмке с частотой 37 458 кадр/с. Времена 18 последовательных экстремумов </w:t>
       </w:r>
       <m:oMath>
         <m:sSub>
@@ -1459,8 +1396,8 @@
       <w:r>
         <w:drawing>
           <wp:inline xmlns:a="http://schemas.openxmlformats.org/drawingml/2006/main" xmlns:pic="http://schemas.openxmlformats.org/drawingml/2006/picture">
-            <wp:extent cx="4320000" cy="2697349"/>
-            <wp:docPr id="4" name="Picture 4"/>
+            <wp:extent cx="4680000" cy="2922128"/>
+            <wp:docPr id="3" name="Picture 3"/>
             <wp:cNvGraphicFramePr>
               <a:graphicFrameLocks noChangeAspect="1"/>
             </wp:cNvGraphicFramePr>
@@ -1472,7 +1409,7 @@
                     <pic:cNvPicPr/>
                   </pic:nvPicPr>
                   <pic:blipFill>
-                    <a:blip r:embed="rId13"/>
+                    <a:blip r:embed="rId12"/>
                     <a:stretch>
                       <a:fillRect/>
                     </a:stretch>
@@ -1480,7 +1417,7 @@
                   <pic:spPr>
                     <a:xfrm>
                       <a:off x="0" y="0"/>
-                      <a:ext cx="4320000" cy="2697349"/>
+                      <a:ext cx="4680000" cy="2922128"/>
                     </a:xfrm>
                     <a:prstGeom prst="rect"/>
                   </pic:spPr>
@@ -1503,7 +1440,7 @@
           <w:i w:val="0"/>
           <w:sz w:val="22"/>
         </w:rPr>
-        <w:t xml:space="preserve">Рисунок 4 – Опыт 1: перемещение форкамеры </w:t>
+        <w:t xml:space="preserve">Рисунок 3 – Опыт 1: перемещение форкамеры </w:t>
       </w:r>
       <m:oMath>
         <m:sSubSup>
@@ -2449,7 +2386,7 @@
           <w:b w:val="0"/>
           <w:i w:val="0"/>
         </w:rPr>
-        <w:t xml:space="preserve"> — амплитуда, показатель затухания, круговая частота и фаза. Параметры найдены методом наименьших квадратов на интервале 72–198 мс (таблица 3, рисунок 5, а). В остатке выделяется низкочастотная составляющая около 18 Гц с амплитудой 0,8 мм; её учёт вторым слагаемым снижает СКО невязки с 0,33 до 0,14 мм и меняет </w:t>
+        <w:t xml:space="preserve"> — амплитуда, показатель затухания, круговая частота и фаза. Параметры найдены методом наименьших квадратов на интервале 72–198 мс (таблица 2, рисунок 4, а). В остатке выделяется низкочастотная составляющая около 18 Гц с амплитудой 0,8 мм; её учёт вторым слагаемым снижает СКО невязки с 0,33 до 0,14 мм и меняет </w:t>
       </w:r>
       <m:oMath>
         <m:r>
@@ -3981,7 +3918,7 @@
           <w:b w:val="0"/>
           <w:i w:val="0"/>
         </w:rPr>
-        <w:t xml:space="preserve"> = 1,50 мс. Измеренная разность составляет 1,65 мс (рисунок 5, б). Следовательно, асимметрия примерно на 90 % объясняется дрейфом и не свидетельствует о нелинейности восстанавливающей силы.</w:t>
+        <w:t xml:space="preserve"> = 1,50 мс. Измеренная разность составляет 1,65 мс (рисунок 4, б). Следовательно, асимметрия примерно на 90 % объясняется дрейфом и не свидетельствует о нелинейности восстанавливающей силы.</w:t>
       </w:r>
     </w:p>
     <w:p>
@@ -3995,7 +3932,7 @@
         <w:drawing>
           <wp:inline xmlns:a="http://schemas.openxmlformats.org/drawingml/2006/main" xmlns:pic="http://schemas.openxmlformats.org/drawingml/2006/picture">
             <wp:extent cx="5580000" cy="2168610"/>
-            <wp:docPr id="5" name="Picture 5"/>
+            <wp:docPr id="4" name="Picture 4"/>
             <wp:cNvGraphicFramePr>
               <a:graphicFrameLocks noChangeAspect="1"/>
             </wp:cNvGraphicFramePr>
@@ -4007,7 +3944,7 @@
                     <pic:cNvPicPr/>
                   </pic:nvPicPr>
                   <pic:blipFill>
-                    <a:blip r:embed="rId14"/>
+                    <a:blip r:embed="rId13"/>
                     <a:stretch>
                       <a:fillRect/>
                     </a:stretch>
@@ -4038,7 +3975,7 @@
           <w:i w:val="0"/>
           <w:sz w:val="22"/>
         </w:rPr>
-        <w:t>Рисунок 5 – Обработка опыта 1: а — эксперимент, модель (1)–(2) и дрейф; б — длительности полупериодов и прогноз по формуле (5)</w:t>
+        <w:t>Рисунок 4 – Обработка опыта 1: а — эксперимент, модель (1)–(2) и дрейф; б — длительности полупериодов и прогноз по формуле (5)</w:t>
       </w:r>
     </w:p>
     <w:p>
@@ -4059,7 +3996,7 @@
           <w:b w:val="0"/>
           <w:i w:val="0"/>
         </w:rPr>
-        <w:t xml:space="preserve"> Скорость дрейфа к концу записи ещё составляет 0,085 м/с (рисунок 5, а). Значит, 23 мм — это перемещение к моменту 200 мс, а не полный откат. Оценка по модели раздела 4 даёт полный откат 40 мм (35–50 мм в пределах погрешности сопротивления опор) с остановкой через 0,50–0,68 с. Для сопоставления опытов корректнее использовать перемещение в фиксированный момент и скорость дрейфа.</w:t>
+        <w:t xml:space="preserve"> Скорость дрейфа к концу записи ещё составляет 0,085 м/с (рисунок 4, а). Значит, 23 мм — это перемещение к моменту 200 мс, а не полный откат. Оценка по модели раздела 4 даёт полный откат 40 мм (35–50 мм в пределах погрешности сопротивления опор) с остановкой через 0,50–0,68 с. Для сопоставления опытов корректнее использовать перемещение в фиксированный момент и скорость дрейфа.</w:t>
       </w:r>
     </w:p>
     <w:p>
@@ -4251,7 +4188,7 @@
           <w:b/>
           <w:i w:val="0"/>
         </w:rPr>
-        <w:t>3. Массово-жёсткостная модель по 3D-модели и модальный анализ</w:t>
+        <w:t>3. Динамическая модель установки и модальный анализ</w:t>
       </w:r>
     </w:p>
     <w:p>
@@ -4265,239 +4202,14 @@
           <w:b/>
           <w:i w:val="0"/>
         </w:rPr>
-        <w:t>3.1. Массы.</w:t>
+        <w:t>3.1. Конечно-элементная модель.</w:t>
       </w:r>
       <w:r>
         <w:rPr>
           <w:b w:val="0"/>
           <w:i w:val="0"/>
         </w:rPr>
-        <w:t xml:space="preserve"> Масса подвижной части и координата центра масс вычислены суммированием по деталям:</w:t>
-      </w:r>
-    </w:p>
-    <w:p>
-      <w:pPr>
-        <w:tabs>
-          <w:tab w:pos="4819" w:val="center"/>
-          <w:tab w:pos="9638" w:val="right"/>
-        </w:tabs>
-        <w:spacing w:before="60" w:after="60"/>
-        <w:ind w:firstLine="0"/>
-      </w:pPr>
-      <w:r>
-        <w:tab/>
-      </w:r>
-      <m:oMath>
-        <m:r>
-          <w:rPr>
-            <w:rFonts w:ascii="Cambria Math" w:hAnsi="Cambria Math"/>
-          </w:rPr>
-          <m:t xml:space="preserve">M</m:t>
-        </m:r>
-        <m:r>
-          <w:rPr>
-            <w:rFonts w:ascii="Cambria Math" w:hAnsi="Cambria Math"/>
-          </w:rPr>
-          <m:t xml:space="preserve">=</m:t>
-        </m:r>
-        <m:r>
-          <w:rPr>
-            <w:rFonts w:ascii="Cambria Math" w:hAnsi="Cambria Math"/>
-          </w:rPr>
-          <m:t xml:space="preserve">ρ</m:t>
-        </m:r>
-        <m:nary>
-          <m:naryPr>
-            <m:chr m:val="∑"/>
-            <m:limLoc m:val="undOvr"/>
-            <m:supHide m:val="1"/>
-          </m:naryPr>
-          <m:sub>
-            <m:r>
-              <w:rPr>
-                <w:rFonts w:ascii="Cambria Math" w:hAnsi="Cambria Math"/>
-              </w:rPr>
-              <m:t xml:space="preserve">i</m:t>
-            </m:r>
-          </m:sub>
-          <m:sup/>
-          <m:e>
-            <m:sSub>
-              <m:e>
-                <m:r>
-                  <w:rPr>
-                    <w:rFonts w:ascii="Cambria Math" w:hAnsi="Cambria Math"/>
-                  </w:rPr>
-                  <m:t xml:space="preserve">V</m:t>
-                </m:r>
-              </m:e>
-              <m:sub>
-                <m:r>
-                  <w:rPr>
-                    <w:rFonts w:ascii="Cambria Math" w:hAnsi="Cambria Math"/>
-                  </w:rPr>
-                  <m:t xml:space="preserve">i</m:t>
-                </m:r>
-              </m:sub>
-            </m:sSub>
-          </m:e>
-        </m:nary>
-        <m:r>
-          <w:rPr>
-            <w:rFonts w:ascii="Cambria Math" w:hAnsi="Cambria Math"/>
-          </w:rPr>
-          <m:t xml:space="preserve">,</m:t>
-        </m:r>
-        <m:r>
-          <m:rPr>
-            <m:sty m:val="p"/>
-          </m:rPr>
-          <w:rPr>
-            <w:rFonts w:ascii="Cambria Math" w:hAnsi="Cambria Math"/>
-          </w:rPr>
-          <m:t xml:space="preserve">  </m:t>
-        </m:r>
-        <m:sSub>
-          <m:e>
-            <m:r>
-              <w:rPr>
-                <w:rFonts w:ascii="Cambria Math" w:hAnsi="Cambria Math"/>
-              </w:rPr>
-              <m:t xml:space="preserve">z</m:t>
-            </m:r>
-          </m:e>
-          <m:sub>
-            <m:r>
-              <w:rPr>
-                <w:rFonts w:ascii="Cambria Math" w:hAnsi="Cambria Math"/>
-              </w:rPr>
-              <m:t xml:space="preserve">c</m:t>
-            </m:r>
-          </m:sub>
-        </m:sSub>
-        <m:r>
-          <w:rPr>
-            <w:rFonts w:ascii="Cambria Math" w:hAnsi="Cambria Math"/>
-          </w:rPr>
-          <m:t xml:space="preserve">=</m:t>
-        </m:r>
-        <m:f>
-          <m:num>
-            <m:r>
-              <w:rPr>
-                <w:rFonts w:ascii="Cambria Math" w:hAnsi="Cambria Math"/>
-              </w:rPr>
-              <m:t xml:space="preserve">1</m:t>
-            </m:r>
-          </m:num>
-          <m:den>
-            <m:r>
-              <w:rPr>
-                <w:rFonts w:ascii="Cambria Math" w:hAnsi="Cambria Math"/>
-              </w:rPr>
-              <m:t xml:space="preserve">M</m:t>
-            </m:r>
-          </m:den>
-        </m:f>
-        <m:nary>
-          <m:naryPr>
-            <m:chr m:val="∑"/>
-            <m:limLoc m:val="undOvr"/>
-            <m:supHide m:val="1"/>
-          </m:naryPr>
-          <m:sub>
-            <m:r>
-              <w:rPr>
-                <w:rFonts w:ascii="Cambria Math" w:hAnsi="Cambria Math"/>
-              </w:rPr>
-              <m:t xml:space="preserve">i</m:t>
-            </m:r>
-          </m:sub>
-          <m:sup/>
-          <m:e>
-            <m:r>
-              <w:rPr>
-                <w:rFonts w:ascii="Cambria Math" w:hAnsi="Cambria Math"/>
-              </w:rPr>
-              <m:t xml:space="preserve">ρ</m:t>
-            </m:r>
-            <m:sSub>
-              <m:e>
-                <m:r>
-                  <w:rPr>
-                    <w:rFonts w:ascii="Cambria Math" w:hAnsi="Cambria Math"/>
-                  </w:rPr>
-                  <m:t xml:space="preserve">V</m:t>
-                </m:r>
-              </m:e>
-              <m:sub>
-                <m:r>
-                  <w:rPr>
-                    <w:rFonts w:ascii="Cambria Math" w:hAnsi="Cambria Math"/>
-                  </w:rPr>
-                  <m:t xml:space="preserve">i</m:t>
-                </m:r>
-              </m:sub>
-            </m:sSub>
-            <m:sSub>
-              <m:e>
-                <m:r>
-                  <w:rPr>
-                    <w:rFonts w:ascii="Cambria Math" w:hAnsi="Cambria Math"/>
-                  </w:rPr>
-                  <m:t xml:space="preserve">z</m:t>
-                </m:r>
-              </m:e>
-              <m:sub>
-                <m:r>
-                  <w:rPr>
-                    <w:rFonts w:ascii="Cambria Math" w:hAnsi="Cambria Math"/>
-                  </w:rPr>
-                  <m:t xml:space="preserve">i</m:t>
-                </m:r>
-              </m:sub>
-            </m:sSub>
-          </m:e>
-        </m:nary>
-        <m:r>
-          <w:rPr>
-            <w:rFonts w:ascii="Cambria Math" w:hAnsi="Cambria Math"/>
-          </w:rPr>
-          <m:t xml:space="preserve">.</m:t>
-        </m:r>
-      </m:oMath>
-      <w:r>
-        <w:tab/>
-        <w:t>(6)</w:t>
-      </w:r>
-    </w:p>
-    <w:p>
-      <w:pPr>
-        <w:spacing w:before="0" w:after="0"/>
-        <w:ind w:firstLine="567"/>
-        <w:jc w:val="both"/>
-      </w:pPr>
-      <w:r>
-        <w:rPr>
-          <w:b w:val="0"/>
-          <w:i w:val="0"/>
-        </w:rPr>
-        <w:t xml:space="preserve">Получено </w:t>
-      </w:r>
-      <m:oMath>
-        <m:r>
-          <w:rPr>
-            <w:rFonts w:ascii="Cambria Math" w:hAnsi="Cambria Math"/>
-          </w:rPr>
-          <m:t xml:space="preserve">M</m:t>
-        </m:r>
-      </m:oMath>
-      <w:r>
-        <w:rPr>
-          <w:b w:val="0"/>
-          <w:i w:val="0"/>
-        </w:rPr>
-        <w:t xml:space="preserve"> = 17 911 кг, </w:t>
+        <w:t xml:space="preserve"> Установка представлена стержнем из двухузловых элементов длиной </w:t>
       </w:r>
       <m:oMath>
         <m:sSub>
@@ -4506,7 +4218,7 @@
               <w:rPr>
                 <w:rFonts w:ascii="Cambria Math" w:hAnsi="Cambria Math"/>
               </w:rPr>
-              <m:t xml:space="preserve">z</m:t>
+              <m:t xml:space="preserve">ℓ</m:t>
             </m:r>
           </m:e>
           <m:sub>
@@ -4514,7 +4226,7 @@
               <w:rPr>
                 <w:rFonts w:ascii="Cambria Math" w:hAnsi="Cambria Math"/>
               </w:rPr>
-              <m:t xml:space="preserve">c</m:t>
+              <m:t xml:space="preserve">e</m:t>
             </m:r>
           </m:sub>
         </m:sSub>
@@ -4524,1717 +4236,7 @@
           <w:b w:val="0"/>
           <w:i w:val="0"/>
         </w:rPr>
-        <w:t xml:space="preserve"> = 14,51 м; центр масс расположен на 150 мм выше головки рельса. При разделении по стыку ПС3–ФК (</w:t>
-      </w:r>
-      <m:oMath>
-        <m:sSub>
-          <m:e>
-            <m:r>
-              <w:rPr>
-                <w:rFonts w:ascii="Cambria Math" w:hAnsi="Cambria Math"/>
-              </w:rPr>
-              <m:t xml:space="preserve">z</m:t>
-            </m:r>
-          </m:e>
-          <m:sub>
-            <m:r>
-              <w:rPr>
-                <w:rFonts w:ascii="Cambria Math" w:hAnsi="Cambria Math"/>
-              </w:rPr>
-              <m:t xml:space="preserve">J</m:t>
-            </m:r>
-          </m:sub>
-        </m:sSub>
-      </m:oMath>
-      <w:r>
-        <w:rPr>
-          <w:b w:val="0"/>
-          <w:i w:val="0"/>
-        </w:rPr>
-        <w:t xml:space="preserve"> = 19,604 м) массы задней и передней групп равны </w:t>
-      </w:r>
-      <m:oMath>
-        <m:sSub>
-          <m:e>
-            <m:r>
-              <w:rPr>
-                <w:rFonts w:ascii="Cambria Math" w:hAnsi="Cambria Math"/>
-              </w:rPr>
-              <m:t xml:space="preserve">m</m:t>
-            </m:r>
-          </m:e>
-          <m:sub>
-            <m:r>
-              <w:rPr>
-                <w:rFonts w:ascii="Cambria Math" w:hAnsi="Cambria Math"/>
-              </w:rPr>
-              <m:t xml:space="preserve">1</m:t>
-            </m:r>
-          </m:sub>
-        </m:sSub>
-      </m:oMath>
-      <w:r>
-        <w:rPr>
-          <w:b w:val="0"/>
-          <w:i w:val="0"/>
-        </w:rPr>
-        <w:t xml:space="preserve"> = 10 887 кг и </w:t>
-      </w:r>
-      <m:oMath>
-        <m:sSub>
-          <m:e>
-            <m:r>
-              <w:rPr>
-                <w:rFonts w:ascii="Cambria Math" w:hAnsi="Cambria Math"/>
-              </w:rPr>
-              <m:t xml:space="preserve">m</m:t>
-            </m:r>
-          </m:e>
-          <m:sub>
-            <m:r>
-              <w:rPr>
-                <w:rFonts w:ascii="Cambria Math" w:hAnsi="Cambria Math"/>
-              </w:rPr>
-              <m:t xml:space="preserve">2</m:t>
-            </m:r>
-          </m:sub>
-        </m:sSub>
-      </m:oMath>
-      <w:r>
-        <w:rPr>
-          <w:b w:val="0"/>
-          <w:i w:val="0"/>
-        </w:rPr>
-        <w:t xml:space="preserve"> = 7 025 кг; эти значения используются во всех последующих расчётах.</w:t>
-      </w:r>
-    </w:p>
-    <w:p>
-      <w:pPr>
-        <w:keepNext/>
-        <w:spacing w:before="80" w:after="40" w:line="240" w:lineRule="auto"/>
-        <w:ind w:firstLine="0"/>
-        <w:jc w:val="left"/>
-      </w:pPr>
-      <w:r>
-        <w:rPr>
-          <w:b w:val="0"/>
-          <w:i w:val="0"/>
-          <w:sz w:val="22"/>
-        </w:rPr>
-        <w:t>Таблица 3 – Массы узлов по 3D-модели (</w:t>
-      </w:r>
-      <m:oMath>
-        <m:r>
-          <w:rPr>
-            <w:rFonts w:ascii="Cambria Math" w:hAnsi="Cambria Math"/>
-          </w:rPr>
-          <m:t xml:space="preserve">ρ</m:t>
-        </m:r>
-      </m:oMath>
-      <w:r>
-        <w:rPr>
-          <w:b w:val="0"/>
-          <w:i w:val="0"/>
-          <w:sz w:val="22"/>
-        </w:rPr>
-        <w:t xml:space="preserve"> = 7850 кг/м³)</w:t>
-      </w:r>
-    </w:p>
-    <w:tbl>
-      <w:tblPr>
-        <w:tblStyle w:val="TableGrid"/>
-        <w:tblW w:type="auto" w:w="0"/>
-        <w:jc w:val="center"/>
-        <w:tblLayout w:type="fixed"/>
-        <w:tblCellMar>
-          <w:top w:w="15" w:type="dxa"/>
-          <w:left w:w="57" w:type="dxa"/>
-          <w:bottom w:w="15" w:type="dxa"/>
-          <w:right w:w="57" w:type="dxa"/>
-        </w:tblCellMar>
-        <w:tblLook w:firstColumn="1" w:firstRow="1" w:lastColumn="0" w:lastRow="0" w:noHBand="0" w:noVBand="1" w:val="04A0"/>
-      </w:tblPr>
-      <w:tblGrid>
-        <w:gridCol w:w="2608"/>
-        <w:gridCol w:w="1077"/>
-        <w:gridCol w:w="850"/>
-        <w:gridCol w:w="2835"/>
-        <w:gridCol w:w="1077"/>
-        <w:gridCol w:w="850"/>
-      </w:tblGrid>
-      <w:tr>
-        <w:trPr>
-          <w:cantSplit/>
-          <w:tblHeader/>
-        </w:trPr>
-        <w:tc>
-          <w:tcPr>
-            <w:tcW w:type="dxa" w:w="2608"/>
-            <w:vAlign w:val="center"/>
-          </w:tcPr>
-          <w:p>
-            <w:pPr>
-              <w:keepNext/>
-              <w:spacing w:line="240" w:lineRule="auto"/>
-              <w:ind w:firstLine="0"/>
-              <w:jc w:val="center"/>
-            </w:pPr>
-            <w:r>
-              <w:rPr>
-                <w:b/>
-                <w:i w:val="0"/>
-                <w:sz w:val="19"/>
-              </w:rPr>
-              <w:t>Узел</w:t>
-            </w:r>
-          </w:p>
-        </w:tc>
-        <w:tc>
-          <w:tcPr>
-            <w:tcW w:type="dxa" w:w="1077"/>
-            <w:vAlign w:val="center"/>
-          </w:tcPr>
-          <w:p>
-            <w:pPr>
-              <w:keepNext/>
-              <w:spacing w:line="240" w:lineRule="auto"/>
-              <w:ind w:firstLine="0"/>
-              <w:jc w:val="center"/>
-            </w:pPr>
-            <w:r>
-              <w:rPr>
-                <w:b/>
-                <w:i w:val="0"/>
-                <w:sz w:val="19"/>
-              </w:rPr>
-              <w:t>Масса, кг</w:t>
-            </w:r>
-          </w:p>
-        </w:tc>
-        <w:tc>
-          <w:tcPr>
-            <w:tcW w:type="dxa" w:w="850"/>
-            <w:vAlign w:val="center"/>
-          </w:tcPr>
-          <w:p>
-            <w:pPr>
-              <w:keepNext/>
-              <w:spacing w:line="240" w:lineRule="auto"/>
-              <w:ind w:firstLine="0"/>
-              <w:jc w:val="center"/>
-            </w:pPr>
-            <m:oMath>
-              <m:sSub>
-                <m:e>
-                  <m:r>
-                    <w:rPr>
-                      <w:rFonts w:ascii="Cambria Math" w:hAnsi="Cambria Math"/>
-                    </w:rPr>
-                    <m:t xml:space="preserve">z</m:t>
-                  </m:r>
-                </m:e>
-                <m:sub>
-                  <m:r>
-                    <w:rPr>
-                      <w:rFonts w:ascii="Cambria Math" w:hAnsi="Cambria Math"/>
-                    </w:rPr>
-                    <m:t xml:space="preserve">c</m:t>
-                  </m:r>
-                </m:sub>
-              </m:sSub>
-            </m:oMath>
-            <w:r>
-              <w:rPr>
-                <w:b/>
-                <w:i w:val="0"/>
-                <w:sz w:val="19"/>
-              </w:rPr>
-              <w:t>, м</w:t>
-            </w:r>
-          </w:p>
-        </w:tc>
-        <w:tc>
-          <w:tcPr>
-            <w:tcW w:type="dxa" w:w="2835"/>
-            <w:vAlign w:val="center"/>
-          </w:tcPr>
-          <w:p>
-            <w:pPr>
-              <w:keepNext/>
-              <w:spacing w:line="240" w:lineRule="auto"/>
-              <w:ind w:firstLine="0"/>
-              <w:jc w:val="center"/>
-            </w:pPr>
-            <w:r>
-              <w:rPr>
-                <w:b/>
-                <w:i w:val="0"/>
-                <w:sz w:val="19"/>
-              </w:rPr>
-              <w:t>Узел</w:t>
-            </w:r>
-          </w:p>
-        </w:tc>
-        <w:tc>
-          <w:tcPr>
-            <w:tcW w:type="dxa" w:w="1077"/>
-            <w:vAlign w:val="center"/>
-          </w:tcPr>
-          <w:p>
-            <w:pPr>
-              <w:keepNext/>
-              <w:spacing w:line="240" w:lineRule="auto"/>
-              <w:ind w:firstLine="0"/>
-              <w:jc w:val="center"/>
-            </w:pPr>
-            <w:r>
-              <w:rPr>
-                <w:b/>
-                <w:i w:val="0"/>
-                <w:sz w:val="19"/>
-              </w:rPr>
-              <w:t>Масса, кг</w:t>
-            </w:r>
-          </w:p>
-        </w:tc>
-        <w:tc>
-          <w:tcPr>
-            <w:tcW w:type="dxa" w:w="850"/>
-            <w:vAlign w:val="center"/>
-          </w:tcPr>
-          <w:p>
-            <w:pPr>
-              <w:keepNext/>
-              <w:spacing w:line="240" w:lineRule="auto"/>
-              <w:ind w:firstLine="0"/>
-              <w:jc w:val="center"/>
-            </w:pPr>
-            <m:oMath>
-              <m:sSub>
-                <m:e>
-                  <m:r>
-                    <w:rPr>
-                      <w:rFonts w:ascii="Cambria Math" w:hAnsi="Cambria Math"/>
-                    </w:rPr>
-                    <m:t xml:space="preserve">z</m:t>
-                  </m:r>
-                </m:e>
-                <m:sub>
-                  <m:r>
-                    <w:rPr>
-                      <w:rFonts w:ascii="Cambria Math" w:hAnsi="Cambria Math"/>
-                    </w:rPr>
-                    <m:t xml:space="preserve">c</m:t>
-                  </m:r>
-                </m:sub>
-              </m:sSub>
-            </m:oMath>
-            <w:r>
-              <w:rPr>
-                <w:b/>
-                <w:i w:val="0"/>
-                <w:sz w:val="19"/>
-              </w:rPr>
-              <w:t>, м</w:t>
-            </w:r>
-          </w:p>
-        </w:tc>
-      </w:tr>
-      <w:tr>
-        <w:trPr>
-          <w:cantSplit/>
-        </w:trPr>
-        <w:tc>
-          <w:tcPr>
-            <w:tcW w:type="dxa" w:w="2608"/>
-            <w:vAlign w:val="center"/>
-          </w:tcPr>
-          <w:p>
-            <w:pPr>
-              <w:spacing w:line="240" w:lineRule="auto"/>
-              <w:ind w:firstLine="0"/>
-              <w:jc w:val="left"/>
-            </w:pPr>
-            <w:r>
-              <w:rPr>
-                <w:b w:val="0"/>
-                <w:i w:val="0"/>
-                <w:sz w:val="19"/>
-              </w:rPr>
-              <w:t>Затвор</w:t>
-            </w:r>
-          </w:p>
-        </w:tc>
-        <w:tc>
-          <w:tcPr>
-            <w:tcW w:type="dxa" w:w="1077"/>
-            <w:vAlign w:val="center"/>
-          </w:tcPr>
-          <w:p>
-            <w:pPr>
-              <w:spacing w:line="240" w:lineRule="auto"/>
-              <w:ind w:firstLine="0"/>
-              <w:jc w:val="center"/>
-            </w:pPr>
-            <w:r>
-              <w:rPr>
-                <w:b w:val="0"/>
-                <w:i w:val="0"/>
-                <w:sz w:val="19"/>
-              </w:rPr>
-              <w:t>146,3</w:t>
-            </w:r>
-          </w:p>
-        </w:tc>
-        <w:tc>
-          <w:tcPr>
-            <w:tcW w:type="dxa" w:w="850"/>
-            <w:vAlign w:val="center"/>
-          </w:tcPr>
-          <w:p>
-            <w:pPr>
-              <w:spacing w:line="240" w:lineRule="auto"/>
-              <w:ind w:firstLine="0"/>
-              <w:jc w:val="center"/>
-            </w:pPr>
-            <w:r>
-              <w:rPr>
-                <w:b w:val="0"/>
-                <w:i w:val="0"/>
-                <w:sz w:val="19"/>
-              </w:rPr>
-              <w:t>1,06</w:t>
-            </w:r>
-          </w:p>
-        </w:tc>
-        <w:tc>
-          <w:tcPr>
-            <w:tcW w:type="dxa" w:w="2835"/>
-            <w:vAlign w:val="center"/>
-          </w:tcPr>
-          <w:p>
-            <w:pPr>
-              <w:spacing w:line="240" w:lineRule="auto"/>
-              <w:ind w:firstLine="0"/>
-              <w:jc w:val="center"/>
-            </w:pPr>
-            <w:r>
-              <w:rPr>
-                <w:b w:val="0"/>
-                <w:i w:val="0"/>
-                <w:sz w:val="19"/>
-              </w:rPr>
-              <w:t>Баллистическая труба БТ1</w:t>
-            </w:r>
-          </w:p>
-        </w:tc>
-        <w:tc>
-          <w:tcPr>
-            <w:tcW w:type="dxa" w:w="1077"/>
-            <w:vAlign w:val="center"/>
-          </w:tcPr>
-          <w:p>
-            <w:pPr>
-              <w:spacing w:line="240" w:lineRule="auto"/>
-              <w:ind w:firstLine="0"/>
-              <w:jc w:val="center"/>
-            </w:pPr>
-            <w:r>
-              <w:rPr>
-                <w:b w:val="0"/>
-                <w:i w:val="0"/>
-                <w:sz w:val="19"/>
-              </w:rPr>
-              <w:t>2197,1</w:t>
-            </w:r>
-          </w:p>
-        </w:tc>
-        <w:tc>
-          <w:tcPr>
-            <w:tcW w:type="dxa" w:w="850"/>
-            <w:vAlign w:val="center"/>
-          </w:tcPr>
-          <w:p>
-            <w:pPr>
-              <w:spacing w:line="240" w:lineRule="auto"/>
-              <w:ind w:firstLine="0"/>
-              <w:jc w:val="center"/>
-            </w:pPr>
-            <w:r>
-              <w:rPr>
-                <w:b w:val="0"/>
-                <w:i w:val="0"/>
-                <w:sz w:val="19"/>
-              </w:rPr>
-              <w:t>24,09</w:t>
-            </w:r>
-          </w:p>
-        </w:tc>
-      </w:tr>
-      <w:tr>
-        <w:trPr>
-          <w:cantSplit/>
-        </w:trPr>
-        <w:tc>
-          <w:tcPr>
-            <w:tcW w:type="dxa" w:w="2608"/>
-            <w:vAlign w:val="center"/>
-          </w:tcPr>
-          <w:p>
-            <w:pPr>
-              <w:spacing w:line="240" w:lineRule="auto"/>
-              <w:ind w:firstLine="0"/>
-              <w:jc w:val="left"/>
-            </w:pPr>
-            <w:r>
-              <w:rPr>
-                <w:b w:val="0"/>
-                <w:i w:val="0"/>
-                <w:sz w:val="19"/>
-              </w:rPr>
-              <w:t>Зарядная камера в сборе</w:t>
-            </w:r>
-          </w:p>
-        </w:tc>
-        <w:tc>
-          <w:tcPr>
-            <w:tcW w:type="dxa" w:w="1077"/>
-            <w:vAlign w:val="center"/>
-          </w:tcPr>
-          <w:p>
-            <w:pPr>
-              <w:spacing w:line="240" w:lineRule="auto"/>
-              <w:ind w:firstLine="0"/>
-              <w:jc w:val="center"/>
-            </w:pPr>
-            <w:r>
-              <w:rPr>
-                <w:b w:val="0"/>
-                <w:i w:val="0"/>
-                <w:sz w:val="19"/>
-              </w:rPr>
-              <w:t>2922,5</w:t>
-            </w:r>
-          </w:p>
-        </w:tc>
-        <w:tc>
-          <w:tcPr>
-            <w:tcW w:type="dxa" w:w="850"/>
-            <w:vAlign w:val="center"/>
-          </w:tcPr>
-          <w:p>
-            <w:pPr>
-              <w:spacing w:line="240" w:lineRule="auto"/>
-              <w:ind w:firstLine="0"/>
-              <w:jc w:val="center"/>
-            </w:pPr>
-            <w:r>
-              <w:rPr>
-                <w:b w:val="0"/>
-                <w:i w:val="0"/>
-                <w:sz w:val="19"/>
-              </w:rPr>
-              <w:t>2,35</w:t>
-            </w:r>
-          </w:p>
-        </w:tc>
-        <w:tc>
-          <w:tcPr>
-            <w:tcW w:type="dxa" w:w="2835"/>
-            <w:vAlign w:val="center"/>
-          </w:tcPr>
-          <w:p>
-            <w:pPr>
-              <w:spacing w:line="240" w:lineRule="auto"/>
-              <w:ind w:firstLine="0"/>
-              <w:jc w:val="center"/>
-            </w:pPr>
-            <w:r>
-              <w:rPr>
-                <w:b w:val="0"/>
-                <w:i w:val="0"/>
-                <w:sz w:val="19"/>
-              </w:rPr>
-              <w:t>Баллистическая труба БТ2</w:t>
-            </w:r>
-          </w:p>
-        </w:tc>
-        <w:tc>
-          <w:tcPr>
-            <w:tcW w:type="dxa" w:w="1077"/>
-            <w:vAlign w:val="center"/>
-          </w:tcPr>
-          <w:p>
-            <w:pPr>
-              <w:spacing w:line="240" w:lineRule="auto"/>
-              <w:ind w:firstLine="0"/>
-              <w:jc w:val="center"/>
-            </w:pPr>
-            <w:r>
-              <w:rPr>
-                <w:b w:val="0"/>
-                <w:i w:val="0"/>
-                <w:sz w:val="19"/>
-              </w:rPr>
-              <w:t>522,1</w:t>
-            </w:r>
-          </w:p>
-        </w:tc>
-        <w:tc>
-          <w:tcPr>
-            <w:tcW w:type="dxa" w:w="850"/>
-            <w:vAlign w:val="center"/>
-          </w:tcPr>
-          <w:p>
-            <w:pPr>
-              <w:spacing w:line="240" w:lineRule="auto"/>
-              <w:ind w:firstLine="0"/>
-              <w:jc w:val="center"/>
-            </w:pPr>
-            <w:r>
-              <w:rPr>
-                <w:b w:val="0"/>
-                <w:i w:val="0"/>
-                <w:sz w:val="19"/>
-              </w:rPr>
-              <w:t>29,92</w:t>
-            </w:r>
-          </w:p>
-        </w:tc>
-      </w:tr>
-      <w:tr>
-        <w:trPr>
-          <w:cantSplit/>
-        </w:trPr>
-        <w:tc>
-          <w:tcPr>
-            <w:tcW w:type="dxa" w:w="2608"/>
-            <w:vAlign w:val="center"/>
-          </w:tcPr>
-          <w:p>
-            <w:pPr>
-              <w:spacing w:line="240" w:lineRule="auto"/>
-              <w:ind w:firstLine="0"/>
-              <w:jc w:val="left"/>
-            </w:pPr>
-            <w:r>
-              <w:rPr>
-                <w:b w:val="0"/>
-                <w:i w:val="0"/>
-                <w:sz w:val="19"/>
-              </w:rPr>
-              <w:t>Поршневая труба ПС1</w:t>
-            </w:r>
-          </w:p>
-        </w:tc>
-        <w:tc>
-          <w:tcPr>
-            <w:tcW w:type="dxa" w:w="1077"/>
-            <w:vAlign w:val="center"/>
-          </w:tcPr>
-          <w:p>
-            <w:pPr>
-              <w:spacing w:line="240" w:lineRule="auto"/>
-              <w:ind w:firstLine="0"/>
-              <w:jc w:val="center"/>
-            </w:pPr>
-            <w:r>
-              <w:rPr>
-                <w:b w:val="0"/>
-                <w:i w:val="0"/>
-                <w:sz w:val="19"/>
-              </w:rPr>
-              <w:t>1886,4</w:t>
-            </w:r>
-          </w:p>
-        </w:tc>
-        <w:tc>
-          <w:tcPr>
-            <w:tcW w:type="dxa" w:w="850"/>
-            <w:vAlign w:val="center"/>
-          </w:tcPr>
-          <w:p>
-            <w:pPr>
-              <w:spacing w:line="240" w:lineRule="auto"/>
-              <w:ind w:firstLine="0"/>
-              <w:jc w:val="center"/>
-            </w:pPr>
-            <w:r>
-              <w:rPr>
-                <w:b w:val="0"/>
-                <w:i w:val="0"/>
-                <w:sz w:val="19"/>
-              </w:rPr>
-              <w:t>6,04</w:t>
-            </w:r>
-          </w:p>
-        </w:tc>
-        <w:tc>
-          <w:tcPr>
-            <w:tcW w:type="dxa" w:w="2835"/>
-            <w:vAlign w:val="center"/>
-          </w:tcPr>
-          <w:p>
-            <w:pPr>
-              <w:spacing w:line="240" w:lineRule="auto"/>
-              <w:ind w:firstLine="0"/>
-              <w:jc w:val="center"/>
-            </w:pPr>
-            <w:r>
-              <w:rPr>
-                <w:b w:val="0"/>
-                <w:i w:val="0"/>
-                <w:sz w:val="19"/>
-              </w:rPr>
-              <w:t>Муфта БТ1–БТ2</w:t>
-            </w:r>
-          </w:p>
-        </w:tc>
-        <w:tc>
-          <w:tcPr>
-            <w:tcW w:type="dxa" w:w="1077"/>
-            <w:vAlign w:val="center"/>
-          </w:tcPr>
-          <w:p>
-            <w:pPr>
-              <w:spacing w:line="240" w:lineRule="auto"/>
-              <w:ind w:firstLine="0"/>
-              <w:jc w:val="center"/>
-            </w:pPr>
-            <w:r>
-              <w:rPr>
-                <w:b w:val="0"/>
-                <w:i w:val="0"/>
-                <w:sz w:val="19"/>
-              </w:rPr>
-              <w:t>315,2</w:t>
-            </w:r>
-          </w:p>
-        </w:tc>
-        <w:tc>
-          <w:tcPr>
-            <w:tcW w:type="dxa" w:w="850"/>
-            <w:vAlign w:val="center"/>
-          </w:tcPr>
-          <w:p>
-            <w:pPr>
-              <w:spacing w:line="240" w:lineRule="auto"/>
-              <w:ind w:firstLine="0"/>
-              <w:jc w:val="center"/>
-            </w:pPr>
-            <w:r>
-              <w:rPr>
-                <w:b w:val="0"/>
-                <w:i w:val="0"/>
-                <w:sz w:val="19"/>
-              </w:rPr>
-              <w:t>27,13</w:t>
-            </w:r>
-          </w:p>
-        </w:tc>
-      </w:tr>
-      <w:tr>
-        <w:trPr>
-          <w:cantSplit/>
-        </w:trPr>
-        <w:tc>
-          <w:tcPr>
-            <w:tcW w:type="dxa" w:w="2608"/>
-            <w:vAlign w:val="center"/>
-          </w:tcPr>
-          <w:p>
-            <w:pPr>
-              <w:spacing w:line="240" w:lineRule="auto"/>
-              <w:ind w:firstLine="0"/>
-              <w:jc w:val="left"/>
-            </w:pPr>
-            <w:r>
-              <w:rPr>
-                <w:b w:val="0"/>
-                <w:i w:val="0"/>
-                <w:sz w:val="19"/>
-              </w:rPr>
-              <w:t>Поршневая труба ПС2</w:t>
-            </w:r>
-          </w:p>
-        </w:tc>
-        <w:tc>
-          <w:tcPr>
-            <w:tcW w:type="dxa" w:w="1077"/>
-            <w:vAlign w:val="center"/>
-          </w:tcPr>
-          <w:p>
-            <w:pPr>
-              <w:spacing w:line="240" w:lineRule="auto"/>
-              <w:ind w:firstLine="0"/>
-              <w:jc w:val="center"/>
-            </w:pPr>
-            <w:r>
-              <w:rPr>
-                <w:b w:val="0"/>
-                <w:i w:val="0"/>
-                <w:sz w:val="19"/>
-              </w:rPr>
-              <w:t>2147,6</w:t>
-            </w:r>
-          </w:p>
-        </w:tc>
-        <w:tc>
-          <w:tcPr>
-            <w:tcW w:type="dxa" w:w="850"/>
-            <w:vAlign w:val="center"/>
-          </w:tcPr>
-          <w:p>
-            <w:pPr>
-              <w:spacing w:line="240" w:lineRule="auto"/>
-              <w:ind w:firstLine="0"/>
-              <w:jc w:val="center"/>
-            </w:pPr>
-            <w:r>
-              <w:rPr>
-                <w:b w:val="0"/>
-                <w:i w:val="0"/>
-                <w:sz w:val="19"/>
-              </w:rPr>
-              <w:t>11,63</w:t>
-            </w:r>
-          </w:p>
-        </w:tc>
-        <w:tc>
-          <w:tcPr>
-            <w:tcW w:type="dxa" w:w="2835"/>
-            <w:vAlign w:val="center"/>
-          </w:tcPr>
-          <w:p>
-            <w:pPr>
-              <w:spacing w:line="240" w:lineRule="auto"/>
-              <w:ind w:firstLine="0"/>
-              <w:jc w:val="center"/>
-            </w:pPr>
-            <w:r>
-              <w:rPr>
-                <w:b w:val="0"/>
-                <w:i w:val="0"/>
-                <w:sz w:val="19"/>
-              </w:rPr>
-              <w:t>Подкатные тележки (10 шт.)</w:t>
-            </w:r>
-          </w:p>
-        </w:tc>
-        <w:tc>
-          <w:tcPr>
-            <w:tcW w:type="dxa" w:w="1077"/>
-            <w:vAlign w:val="center"/>
-          </w:tcPr>
-          <w:p>
-            <w:pPr>
-              <w:spacing w:line="240" w:lineRule="auto"/>
-              <w:ind w:firstLine="0"/>
-              <w:jc w:val="center"/>
-            </w:pPr>
-            <w:r>
-              <w:rPr>
-                <w:b w:val="0"/>
-                <w:i w:val="0"/>
-                <w:sz w:val="19"/>
-              </w:rPr>
-              <w:t>735,7</w:t>
-            </w:r>
-          </w:p>
-        </w:tc>
-        <w:tc>
-          <w:tcPr>
-            <w:tcW w:type="dxa" w:w="850"/>
-            <w:vAlign w:val="center"/>
-          </w:tcPr>
-          <w:p>
-            <w:pPr>
-              <w:spacing w:line="240" w:lineRule="auto"/>
-              <w:ind w:firstLine="0"/>
-              <w:jc w:val="center"/>
-            </w:pPr>
-            <w:r>
-              <w:rPr>
-                <w:b w:val="0"/>
-                <w:i w:val="0"/>
-                <w:sz w:val="19"/>
-              </w:rPr>
-              <w:t>17,70</w:t>
-            </w:r>
-          </w:p>
-        </w:tc>
-      </w:tr>
-      <w:tr>
-        <w:trPr>
-          <w:cantSplit/>
-        </w:trPr>
-        <w:tc>
-          <w:tcPr>
-            <w:tcW w:type="dxa" w:w="2608"/>
-            <w:vAlign w:val="center"/>
-          </w:tcPr>
-          <w:p>
-            <w:pPr>
-              <w:spacing w:line="240" w:lineRule="auto"/>
-              <w:ind w:firstLine="0"/>
-              <w:jc w:val="left"/>
-            </w:pPr>
-            <w:r>
-              <w:rPr>
-                <w:b w:val="0"/>
-                <w:i w:val="0"/>
-                <w:sz w:val="19"/>
-              </w:rPr>
-              <w:t>Поршневая труба ПС3</w:t>
-            </w:r>
-          </w:p>
-        </w:tc>
-        <w:tc>
-          <w:tcPr>
-            <w:tcW w:type="dxa" w:w="1077"/>
-            <w:vAlign w:val="center"/>
-          </w:tcPr>
-          <w:p>
-            <w:pPr>
-              <w:spacing w:line="240" w:lineRule="auto"/>
-              <w:ind w:firstLine="0"/>
-              <w:jc w:val="center"/>
-            </w:pPr>
-            <w:r>
-              <w:rPr>
-                <w:b w:val="0"/>
-                <w:i w:val="0"/>
-                <w:sz w:val="19"/>
-              </w:rPr>
-              <w:t>1901,3</w:t>
-            </w:r>
-          </w:p>
-        </w:tc>
-        <w:tc>
-          <w:tcPr>
-            <w:tcW w:type="dxa" w:w="850"/>
-            <w:vAlign w:val="center"/>
-          </w:tcPr>
-          <w:p>
-            <w:pPr>
-              <w:spacing w:line="240" w:lineRule="auto"/>
-              <w:ind w:firstLine="0"/>
-              <w:jc w:val="center"/>
-            </w:pPr>
-            <w:r>
-              <w:rPr>
-                <w:b w:val="0"/>
-                <w:i w:val="0"/>
-                <w:sz w:val="19"/>
-              </w:rPr>
-              <w:t>17,23</w:t>
-            </w:r>
-          </w:p>
-        </w:tc>
-        <w:tc>
-          <w:tcPr>
-            <w:tcW w:type="dxa" w:w="2835"/>
-            <w:vAlign w:val="center"/>
-          </w:tcPr>
-          <w:p>
-            <w:pPr>
-              <w:spacing w:line="240" w:lineRule="auto"/>
-              <w:ind w:firstLine="0"/>
-              <w:jc w:val="center"/>
-            </w:pPr>
-            <w:r>
-              <w:rPr>
-                <w:b w:val="0"/>
-                <w:i w:val="0"/>
-                <w:sz w:val="19"/>
-              </w:rPr>
-              <w:t>Фрикционные тормоза (10 шт.)</w:t>
-            </w:r>
-          </w:p>
-        </w:tc>
-        <w:tc>
-          <w:tcPr>
-            <w:tcW w:type="dxa" w:w="1077"/>
-            <w:vAlign w:val="center"/>
-          </w:tcPr>
-          <w:p>
-            <w:pPr>
-              <w:spacing w:line="240" w:lineRule="auto"/>
-              <w:ind w:firstLine="0"/>
-              <w:jc w:val="center"/>
-            </w:pPr>
-            <w:r>
-              <w:rPr>
-                <w:b w:val="0"/>
-                <w:i w:val="0"/>
-                <w:sz w:val="19"/>
-              </w:rPr>
-              <w:t>98,2</w:t>
-            </w:r>
-          </w:p>
-        </w:tc>
-        <w:tc>
-          <w:tcPr>
-            <w:tcW w:type="dxa" w:w="850"/>
-            <w:vAlign w:val="center"/>
-          </w:tcPr>
-          <w:p>
-            <w:pPr>
-              <w:spacing w:line="240" w:lineRule="auto"/>
-              <w:ind w:firstLine="0"/>
-              <w:jc w:val="center"/>
-            </w:pPr>
-            <w:r>
-              <w:rPr>
-                <w:b w:val="0"/>
-                <w:i w:val="0"/>
-                <w:sz w:val="19"/>
-              </w:rPr>
-              <w:t>15,44</w:t>
-            </w:r>
-          </w:p>
-        </w:tc>
-      </w:tr>
-      <w:tr>
-        <w:trPr>
-          <w:cantSplit/>
-        </w:trPr>
-        <w:tc>
-          <w:tcPr>
-            <w:tcW w:type="dxa" w:w="2608"/>
-            <w:vAlign w:val="center"/>
-          </w:tcPr>
-          <w:p>
-            <w:pPr>
-              <w:spacing w:line="240" w:lineRule="auto"/>
-              <w:ind w:firstLine="0"/>
-              <w:jc w:val="left"/>
-            </w:pPr>
-            <w:r>
-              <w:rPr>
-                <w:b w:val="0"/>
-                <w:i w:val="0"/>
-                <w:sz w:val="19"/>
-              </w:rPr>
-              <w:t>Муфты ПС1–ПС2, ПС2–ПС3</w:t>
-            </w:r>
-          </w:p>
-        </w:tc>
-        <w:tc>
-          <w:tcPr>
-            <w:tcW w:type="dxa" w:w="1077"/>
-            <w:vAlign w:val="center"/>
-          </w:tcPr>
-          <w:p>
-            <w:pPr>
-              <w:spacing w:line="240" w:lineRule="auto"/>
-              <w:ind w:firstLine="0"/>
-              <w:jc w:val="center"/>
-            </w:pPr>
-            <w:r>
-              <w:rPr>
-                <w:b w:val="0"/>
-                <w:i w:val="0"/>
-                <w:sz w:val="19"/>
-              </w:rPr>
-              <w:t>1389,7</w:t>
-            </w:r>
-          </w:p>
-        </w:tc>
-        <w:tc>
-          <w:tcPr>
-            <w:tcW w:type="dxa" w:w="850"/>
-            <w:vAlign w:val="center"/>
-          </w:tcPr>
-          <w:p>
-            <w:pPr>
-              <w:spacing w:line="240" w:lineRule="auto"/>
-              <w:ind w:firstLine="0"/>
-              <w:jc w:val="center"/>
-            </w:pPr>
-            <w:r>
-              <w:rPr>
-                <w:b w:val="0"/>
-                <w:i w:val="0"/>
-                <w:sz w:val="19"/>
-              </w:rPr>
-              <w:t>11,63</w:t>
-            </w:r>
-          </w:p>
-        </w:tc>
-        <w:tc>
-          <w:tcPr>
-            <w:tcW w:type="dxa" w:w="2835"/>
-            <w:vAlign w:val="center"/>
-          </w:tcPr>
-          <w:p>
-            <w:pPr>
-              <w:spacing w:line="240" w:lineRule="auto"/>
-              <w:ind w:firstLine="0"/>
-              <w:jc w:val="center"/>
-            </w:pPr>
-            <w:r>
-              <w:rPr>
-                <w:b w:val="0"/>
-                <w:i w:val="0"/>
-                <w:sz w:val="19"/>
-              </w:rPr>
-              <w:t>Люнеты (2 шт.)</w:t>
-            </w:r>
-          </w:p>
-        </w:tc>
-        <w:tc>
-          <w:tcPr>
-            <w:tcW w:type="dxa" w:w="1077"/>
-            <w:vAlign w:val="center"/>
-          </w:tcPr>
-          <w:p>
-            <w:pPr>
-              <w:spacing w:line="240" w:lineRule="auto"/>
-              <w:ind w:firstLine="0"/>
-              <w:jc w:val="center"/>
-            </w:pPr>
-            <w:r>
-              <w:rPr>
-                <w:b w:val="0"/>
-                <w:i w:val="0"/>
-                <w:sz w:val="19"/>
-              </w:rPr>
-              <w:t>49,9</w:t>
-            </w:r>
-          </w:p>
-        </w:tc>
-        <w:tc>
-          <w:tcPr>
-            <w:tcW w:type="dxa" w:w="850"/>
-            <w:vAlign w:val="center"/>
-          </w:tcPr>
-          <w:p>
-            <w:pPr>
-              <w:spacing w:line="240" w:lineRule="auto"/>
-              <w:ind w:firstLine="0"/>
-              <w:jc w:val="center"/>
-            </w:pPr>
-            <w:r>
-              <w:rPr>
-                <w:b w:val="0"/>
-                <w:i w:val="0"/>
-                <w:sz w:val="19"/>
-              </w:rPr>
-              <w:t>31,32</w:t>
-            </w:r>
-          </w:p>
-        </w:tc>
-      </w:tr>
-      <w:tr>
-        <w:trPr>
-          <w:cantSplit/>
-        </w:trPr>
-        <w:tc>
-          <w:tcPr>
-            <w:tcW w:type="dxa" w:w="2608"/>
-            <w:vAlign w:val="center"/>
-          </w:tcPr>
-          <w:p>
-            <w:pPr>
-              <w:spacing w:line="240" w:lineRule="auto"/>
-              <w:ind w:firstLine="0"/>
-              <w:jc w:val="left"/>
-            </w:pPr>
-            <w:r>
-              <w:rPr>
-                <w:b w:val="0"/>
-                <w:i w:val="0"/>
-                <w:sz w:val="19"/>
-              </w:rPr>
-              <w:t>Форкамера в сборе</w:t>
-            </w:r>
-          </w:p>
-        </w:tc>
-        <w:tc>
-          <w:tcPr>
-            <w:tcW w:type="dxa" w:w="1077"/>
-            <w:vAlign w:val="center"/>
-          </w:tcPr>
-          <w:p>
-            <w:pPr>
-              <w:spacing w:line="240" w:lineRule="auto"/>
-              <w:ind w:firstLine="0"/>
-              <w:jc w:val="center"/>
-            </w:pPr>
-            <w:r>
-              <w:rPr>
-                <w:b w:val="0"/>
-                <w:i w:val="0"/>
-                <w:sz w:val="19"/>
-              </w:rPr>
-              <w:t>3492,0</w:t>
-            </w:r>
-          </w:p>
-        </w:tc>
-        <w:tc>
-          <w:tcPr>
-            <w:tcW w:type="dxa" w:w="850"/>
-            <w:vAlign w:val="center"/>
-          </w:tcPr>
-          <w:p>
-            <w:pPr>
-              <w:spacing w:line="240" w:lineRule="auto"/>
-              <w:ind w:firstLine="0"/>
-              <w:jc w:val="center"/>
-            </w:pPr>
-            <w:r>
-              <w:rPr>
-                <w:b w:val="0"/>
-                <w:i w:val="0"/>
-                <w:sz w:val="19"/>
-              </w:rPr>
-              <w:t>20,76</w:t>
-            </w:r>
-          </w:p>
-        </w:tc>
-        <w:tc>
-          <w:tcPr>
-            <w:tcW w:type="dxa" w:w="2835"/>
-            <w:vAlign w:val="center"/>
-          </w:tcPr>
-          <w:p>
-            <w:pPr>
-              <w:spacing w:line="240" w:lineRule="auto"/>
-              <w:ind w:firstLine="0"/>
-              <w:jc w:val="center"/>
-            </w:pPr>
-            <w:r>
-              <w:rPr>
-                <w:b w:val="0"/>
-                <w:i w:val="0"/>
-                <w:sz w:val="19"/>
-              </w:rPr>
-              <w:t>Прочие детали</w:t>
-            </w:r>
-          </w:p>
-        </w:tc>
-        <w:tc>
-          <w:tcPr>
-            <w:tcW w:type="dxa" w:w="1077"/>
-            <w:vAlign w:val="center"/>
-          </w:tcPr>
-          <w:p>
-            <w:pPr>
-              <w:spacing w:line="240" w:lineRule="auto"/>
-              <w:ind w:firstLine="0"/>
-              <w:jc w:val="center"/>
-            </w:pPr>
-            <w:r>
-              <w:rPr>
-                <w:b w:val="0"/>
-                <w:i w:val="0"/>
-                <w:sz w:val="19"/>
-              </w:rPr>
-              <w:t>107,6</w:t>
-            </w:r>
-          </w:p>
-        </w:tc>
-        <w:tc>
-          <w:tcPr>
-            <w:tcW w:type="dxa" w:w="850"/>
-            <w:vAlign w:val="center"/>
-          </w:tcPr>
-          <w:p>
-            <w:pPr>
-              <w:spacing w:line="240" w:lineRule="auto"/>
-              <w:ind w:firstLine="0"/>
-              <w:jc w:val="center"/>
-            </w:pPr>
-            <w:r>
-              <w:rPr>
-                <w:b w:val="0"/>
-                <w:i w:val="0"/>
-                <w:sz w:val="19"/>
-              </w:rPr>
-              <w:t>17,03</w:t>
-            </w:r>
-          </w:p>
-        </w:tc>
-      </w:tr>
-      <w:tr>
-        <w:trPr>
-          <w:cantSplit/>
-        </w:trPr>
-        <w:tc>
-          <w:tcPr>
-            <w:tcW w:type="dxa" w:w="2608"/>
-            <w:vAlign w:val="center"/>
-          </w:tcPr>
-          <w:p>
-            <w:pPr>
-              <w:spacing w:line="240" w:lineRule="auto"/>
-              <w:ind w:firstLine="0"/>
-              <w:jc w:val="left"/>
-            </w:pPr>
-            <w:r>
-              <w:rPr>
-                <w:b/>
-                <w:i w:val="0"/>
-                <w:sz w:val="19"/>
-              </w:rPr>
-              <w:t>Задняя группа</w:t>
-            </w:r>
-            <w:r>
-              <w:rPr>
-                <w:b w:val="0"/>
-                <w:i w:val="0"/>
-                <w:sz w:val="19"/>
-              </w:rPr>
-              <w:t xml:space="preserve"> </w:t>
-            </w:r>
-            <m:oMath>
-              <m:sSub>
-                <m:e>
-                  <m:r>
-                    <w:rPr>
-                      <w:rFonts w:ascii="Cambria Math" w:hAnsi="Cambria Math"/>
-                    </w:rPr>
-                    <m:t xml:space="preserve">m</m:t>
-                  </m:r>
-                </m:e>
-                <m:sub>
-                  <m:r>
-                    <w:rPr>
-                      <w:rFonts w:ascii="Cambria Math" w:hAnsi="Cambria Math"/>
-                    </w:rPr>
-                    <m:t xml:space="preserve">1</m:t>
-                  </m:r>
-                </m:sub>
-              </m:sSub>
-            </m:oMath>
-            <w:r>
-              <w:rPr>
-                <w:b w:val="0"/>
-                <w:i w:val="0"/>
-                <w:sz w:val="19"/>
-              </w:rPr>
-              <w:t xml:space="preserve"> (</w:t>
-            </w:r>
-            <m:oMath>
-              <m:r>
-                <w:rPr>
-                  <w:rFonts w:ascii="Cambria Math" w:hAnsi="Cambria Math"/>
-                </w:rPr>
-                <m:t xml:space="preserve">z</m:t>
-              </m:r>
-              <m:r>
-                <w:rPr>
-                  <w:rFonts w:ascii="Cambria Math" w:hAnsi="Cambria Math"/>
-                </w:rPr>
-                <m:t xml:space="preserve">&lt;</m:t>
-              </m:r>
-              <m:sSub>
-                <m:e>
-                  <m:r>
-                    <w:rPr>
-                      <w:rFonts w:ascii="Cambria Math" w:hAnsi="Cambria Math"/>
-                    </w:rPr>
-                    <m:t xml:space="preserve">z</m:t>
-                  </m:r>
-                </m:e>
-                <m:sub>
-                  <m:r>
-                    <w:rPr>
-                      <w:rFonts w:ascii="Cambria Math" w:hAnsi="Cambria Math"/>
-                    </w:rPr>
-                    <m:t xml:space="preserve">J</m:t>
-                  </m:r>
-                </m:sub>
-              </m:sSub>
-            </m:oMath>
-            <w:r>
-              <w:rPr>
-                <w:b w:val="0"/>
-                <w:i w:val="0"/>
-                <w:sz w:val="19"/>
-              </w:rPr>
-              <w:t>)</w:t>
-            </w:r>
-          </w:p>
-        </w:tc>
-        <w:tc>
-          <w:tcPr>
-            <w:tcW w:type="dxa" w:w="1077"/>
-            <w:vAlign w:val="center"/>
-          </w:tcPr>
-          <w:p>
-            <w:pPr>
-              <w:spacing w:line="240" w:lineRule="auto"/>
-              <w:ind w:firstLine="0"/>
-              <w:jc w:val="center"/>
-            </w:pPr>
-            <w:r>
-              <w:rPr>
-                <w:b w:val="0"/>
-                <w:i w:val="0"/>
-                <w:sz w:val="19"/>
-              </w:rPr>
-              <w:t>10 886,8</w:t>
-            </w:r>
-          </w:p>
-        </w:tc>
-        <w:tc>
-          <w:tcPr>
-            <w:tcW w:type="dxa" w:w="850"/>
-            <w:vAlign w:val="center"/>
-          </w:tcPr>
-          <w:p>
-            <w:pPr>
-              <w:spacing w:line="240" w:lineRule="auto"/>
-              <w:ind w:firstLine="0"/>
-              <w:jc w:val="center"/>
-            </w:pPr>
-            <w:r>
-              <w:rPr>
-                <w:b w:val="0"/>
-                <w:i w:val="0"/>
-                <w:sz w:val="19"/>
-              </w:rPr>
-              <w:t>—</w:t>
-            </w:r>
-          </w:p>
-        </w:tc>
-        <w:tc>
-          <w:tcPr>
-            <w:tcW w:type="dxa" w:w="2835"/>
-            <w:vAlign w:val="center"/>
-          </w:tcPr>
-          <w:p>
-            <w:pPr>
-              <w:spacing w:line="240" w:lineRule="auto"/>
-              <w:ind w:firstLine="0"/>
-              <w:jc w:val="center"/>
-            </w:pPr>
-            <w:r>
-              <w:rPr>
-                <w:b/>
-                <w:i w:val="0"/>
-                <w:sz w:val="19"/>
-              </w:rPr>
-              <w:t>Итого</w:t>
-            </w:r>
-            <w:r>
-              <w:rPr>
-                <w:b w:val="0"/>
-                <w:i w:val="0"/>
-                <w:sz w:val="19"/>
-              </w:rPr>
-              <w:t xml:space="preserve"> </w:t>
-            </w:r>
-            <m:oMath>
-              <m:r>
-                <w:rPr>
-                  <w:rFonts w:ascii="Cambria Math" w:hAnsi="Cambria Math"/>
-                </w:rPr>
-                <m:t xml:space="preserve">M</m:t>
-              </m:r>
-            </m:oMath>
-          </w:p>
-        </w:tc>
-        <w:tc>
-          <w:tcPr>
-            <w:tcW w:type="dxa" w:w="1077"/>
-            <w:vAlign w:val="center"/>
-          </w:tcPr>
-          <w:p>
-            <w:pPr>
-              <w:spacing w:line="240" w:lineRule="auto"/>
-              <w:ind w:firstLine="0"/>
-              <w:jc w:val="center"/>
-            </w:pPr>
-            <w:r>
-              <w:rPr>
-                <w:b w:val="0"/>
-                <w:i w:val="0"/>
-                <w:sz w:val="19"/>
-              </w:rPr>
-              <w:t>17 911,5</w:t>
-            </w:r>
-          </w:p>
-        </w:tc>
-        <w:tc>
-          <w:tcPr>
-            <w:tcW w:type="dxa" w:w="850"/>
-            <w:vAlign w:val="center"/>
-          </w:tcPr>
-          <w:p>
-            <w:pPr>
-              <w:spacing w:line="240" w:lineRule="auto"/>
-              <w:ind w:firstLine="0"/>
-              <w:jc w:val="center"/>
-            </w:pPr>
-            <w:r>
-              <w:rPr>
-                <w:b w:val="0"/>
-                <w:i w:val="0"/>
-                <w:sz w:val="19"/>
-              </w:rPr>
-              <w:t>14,51</w:t>
-            </w:r>
-          </w:p>
-        </w:tc>
-      </w:tr>
-      <w:tr>
-        <w:trPr>
-          <w:cantSplit/>
-        </w:trPr>
-        <w:tc>
-          <w:tcPr>
-            <w:tcW w:type="dxa" w:w="2608"/>
-            <w:vAlign w:val="center"/>
-          </w:tcPr>
-          <w:p>
-            <w:pPr>
-              <w:spacing w:line="240" w:lineRule="auto"/>
-              <w:ind w:firstLine="0"/>
-              <w:jc w:val="left"/>
-            </w:pPr>
-            <w:r>
-              <w:rPr>
-                <w:b/>
-                <w:i w:val="0"/>
-                <w:sz w:val="19"/>
-              </w:rPr>
-              <w:t>Передняя группа</w:t>
-            </w:r>
-            <w:r>
-              <w:rPr>
-                <w:b w:val="0"/>
-                <w:i w:val="0"/>
-                <w:sz w:val="19"/>
-              </w:rPr>
-              <w:t xml:space="preserve"> </w:t>
-            </w:r>
-            <m:oMath>
-              <m:sSub>
-                <m:e>
-                  <m:r>
-                    <w:rPr>
-                      <w:rFonts w:ascii="Cambria Math" w:hAnsi="Cambria Math"/>
-                    </w:rPr>
-                    <m:t xml:space="preserve">m</m:t>
-                  </m:r>
-                </m:e>
-                <m:sub>
-                  <m:r>
-                    <w:rPr>
-                      <w:rFonts w:ascii="Cambria Math" w:hAnsi="Cambria Math"/>
-                    </w:rPr>
-                    <m:t xml:space="preserve">2</m:t>
-                  </m:r>
-                </m:sub>
-              </m:sSub>
-            </m:oMath>
-          </w:p>
-        </w:tc>
-        <w:tc>
-          <w:tcPr>
-            <w:tcW w:type="dxa" w:w="1077"/>
-            <w:vAlign w:val="center"/>
-          </w:tcPr>
-          <w:p>
-            <w:pPr>
-              <w:spacing w:line="240" w:lineRule="auto"/>
-              <w:ind w:firstLine="0"/>
-              <w:jc w:val="center"/>
-            </w:pPr>
-            <w:r>
-              <w:rPr>
-                <w:b w:val="0"/>
-                <w:i w:val="0"/>
-                <w:sz w:val="19"/>
-              </w:rPr>
-              <w:t>7024,7</w:t>
-            </w:r>
-          </w:p>
-        </w:tc>
-        <w:tc>
-          <w:tcPr>
-            <w:tcW w:type="dxa" w:w="850"/>
-            <w:vAlign w:val="center"/>
-          </w:tcPr>
-          <w:p>
-            <w:pPr>
-              <w:spacing w:line="240" w:lineRule="auto"/>
-              <w:ind w:firstLine="0"/>
-              <w:jc w:val="center"/>
-            </w:pPr>
-            <w:r>
-              <w:rPr>
-                <w:b w:val="0"/>
-                <w:i w:val="0"/>
-                <w:sz w:val="19"/>
-              </w:rPr>
-              <w:t>—</w:t>
-            </w:r>
-          </w:p>
-        </w:tc>
-        <w:tc>
-          <w:tcPr>
-            <w:tcW w:type="dxa" w:w="2835"/>
-            <w:vAlign w:val="center"/>
-          </w:tcPr>
-          <w:p>
-            <w:pPr>
-              <w:spacing w:line="240" w:lineRule="auto"/>
-              <w:ind w:firstLine="0"/>
-              <w:jc w:val="center"/>
-            </w:pPr>
-            <w:r>
-              <w:rPr>
-                <w:b w:val="0"/>
-                <w:i w:val="0"/>
-                <w:sz w:val="19"/>
-              </w:rPr>
-              <w:t xml:space="preserve">Приведённая масса </w:t>
-            </w:r>
-            <m:oMath>
-              <m:sSub>
-                <m:e>
-                  <m:r>
-                    <w:rPr>
-                      <w:rFonts w:ascii="Cambria Math" w:hAnsi="Cambria Math"/>
-                    </w:rPr>
-                    <m:t xml:space="preserve">m</m:t>
-                  </m:r>
-                </m:e>
-                <m:sub>
-                  <m:r>
-                    <m:rPr>
-                      <m:sty m:val="p"/>
-                    </m:rPr>
-                    <w:rPr>
-                      <w:rFonts w:ascii="Cambria Math" w:hAnsi="Cambria Math"/>
-                    </w:rPr>
-                    <m:t xml:space="preserve">пр</m:t>
-                  </m:r>
-                </m:sub>
-              </m:sSub>
-            </m:oMath>
-          </w:p>
-        </w:tc>
-        <w:tc>
-          <w:tcPr>
-            <w:tcW w:type="dxa" w:w="1077"/>
-            <w:vAlign w:val="center"/>
-          </w:tcPr>
-          <w:p>
-            <w:pPr>
-              <w:spacing w:line="240" w:lineRule="auto"/>
-              <w:ind w:firstLine="0"/>
-              <w:jc w:val="center"/>
-            </w:pPr>
-            <w:r>
-              <w:rPr>
-                <w:b w:val="0"/>
-                <w:i w:val="0"/>
-                <w:sz w:val="19"/>
-              </w:rPr>
-              <w:t>4269,7</w:t>
-            </w:r>
-          </w:p>
-        </w:tc>
-        <w:tc>
-          <w:tcPr>
-            <w:tcW w:type="dxa" w:w="850"/>
-            <w:vAlign w:val="center"/>
-          </w:tcPr>
-          <w:p>
-            <w:pPr>
-              <w:spacing w:line="240" w:lineRule="auto"/>
-              <w:ind w:firstLine="0"/>
-              <w:jc w:val="center"/>
-            </w:pPr>
-            <w:r>
-              <w:rPr>
-                <w:b w:val="0"/>
-                <w:i w:val="0"/>
-                <w:sz w:val="19"/>
-              </w:rPr>
-              <w:t>—</w:t>
-            </w:r>
-          </w:p>
-        </w:tc>
-      </w:tr>
-    </w:tbl>
-    <w:p>
-      <w:pPr>
-        <w:spacing w:after="40" w:line="192" w:lineRule="auto"/>
-      </w:pPr>
-    </w:p>
-    <w:p>
-      <w:pPr>
-        <w:spacing w:before="0" w:after="0"/>
-        <w:ind w:firstLine="567"/>
-        <w:jc w:val="both"/>
-      </w:pPr>
-      <w:r>
-        <w:rPr>
-          <w:b/>
-          <w:i w:val="0"/>
-        </w:rPr>
-        <w:t>3.2. Сечения и конечно-элементная модель.</w:t>
-      </w:r>
-      <w:r>
-        <w:rPr>
-          <w:b w:val="0"/>
-          <w:i w:val="0"/>
-        </w:rPr>
-        <w:t xml:space="preserve"> Площади несущих сечений </w:t>
-      </w:r>
-      <m:oMath>
-        <m:r>
-          <w:rPr>
-            <w:rFonts w:ascii="Cambria Math" w:hAnsi="Cambria Math"/>
-          </w:rPr>
-          <m:t xml:space="preserve">A</m:t>
-        </m:r>
-        <m:r>
-          <w:rPr>
-            <w:rFonts w:ascii="Cambria Math" w:hAnsi="Cambria Math"/>
-          </w:rPr>
-          <m:t xml:space="preserve">(</m:t>
-        </m:r>
-        <m:r>
-          <w:rPr>
-            <w:rFonts w:ascii="Cambria Math" w:hAnsi="Cambria Math"/>
-          </w:rPr>
-          <m:t xml:space="preserve">z</m:t>
-        </m:r>
-        <m:r>
-          <w:rPr>
-            <w:rFonts w:ascii="Cambria Math" w:hAnsi="Cambria Math"/>
-          </w:rPr>
-          <m:t xml:space="preserve">)</m:t>
-        </m:r>
-      </m:oMath>
-      <w:r>
-        <w:rPr>
-          <w:b w:val="0"/>
-          <w:i w:val="0"/>
-        </w:rPr>
-        <w:t xml:space="preserve"> найдены пересечением твердотельных деталей, соосных оси, плоскостями </w:t>
-      </w:r>
-      <m:oMath>
-        <m:r>
-          <w:rPr>
-            <w:rFonts w:ascii="Cambria Math" w:hAnsi="Cambria Math"/>
-          </w:rPr>
-          <m:t xml:space="preserve">z</m:t>
-        </m:r>
-      </m:oMath>
-      <w:r>
-        <w:rPr>
-          <w:b w:val="0"/>
-          <w:i w:val="0"/>
-        </w:rPr>
-        <w:t xml:space="preserve"> = const с шагом 20 мм (ядро OpenCASCADE). Погонная масса </w:t>
+        <w:t xml:space="preserve"> [12]; погонная масса </w:t>
       </w:r>
       <m:oMath>
         <m:r>
@@ -6273,34 +4275,46 @@
           <w:b w:val="0"/>
           <w:i w:val="0"/>
         </w:rPr>
-        <w:t xml:space="preserve"> получена распределением масс всех 1789 деталей по их осевой протяжённости (рисунок 6, а, б). Установка представлена стержнем из двухузловых элементов длиной </w:t>
+        <w:t xml:space="preserve"> и осевая жёсткость </w:t>
       </w:r>
       <m:oMath>
-        <m:sSub>
-          <m:e>
-            <m:r>
-              <w:rPr>
-                <w:rFonts w:ascii="Cambria Math" w:hAnsi="Cambria Math"/>
-              </w:rPr>
-              <m:t xml:space="preserve">ℓ</m:t>
-            </m:r>
-          </m:e>
-          <m:sub>
-            <m:r>
-              <w:rPr>
-                <w:rFonts w:ascii="Cambria Math" w:hAnsi="Cambria Math"/>
-              </w:rPr>
-              <m:t xml:space="preserve">e</m:t>
-            </m:r>
-          </m:sub>
-        </m:sSub>
+        <m:r>
+          <w:rPr>
+            <w:rFonts w:ascii="Cambria Math" w:hAnsi="Cambria Math"/>
+          </w:rPr>
+          <m:t xml:space="preserve">E</m:t>
+        </m:r>
+        <m:r>
+          <w:rPr>
+            <w:rFonts w:ascii="Cambria Math" w:hAnsi="Cambria Math"/>
+          </w:rPr>
+          <m:t xml:space="preserve">A</m:t>
+        </m:r>
+        <m:r>
+          <w:rPr>
+            <w:rFonts w:ascii="Cambria Math" w:hAnsi="Cambria Math"/>
+          </w:rPr>
+          <m:t xml:space="preserve">(</m:t>
+        </m:r>
+        <m:r>
+          <w:rPr>
+            <w:rFonts w:ascii="Cambria Math" w:hAnsi="Cambria Math"/>
+          </w:rPr>
+          <m:t xml:space="preserve">z</m:t>
+        </m:r>
+        <m:r>
+          <w:rPr>
+            <w:rFonts w:ascii="Cambria Math" w:hAnsi="Cambria Math"/>
+          </w:rPr>
+          <m:t xml:space="preserve">)</m:t>
+        </m:r>
       </m:oMath>
       <w:r>
         <w:rPr>
           <w:b w:val="0"/>
           <w:i w:val="0"/>
         </w:rPr>
-        <w:t xml:space="preserve"> [12]. Матрица жёсткости элемента и податливость фланцевого стыка, если он попадает в элемент, имеют вид</w:t>
+        <w:t xml:space="preserve"> заданы по конструкторским данным с учётом всех соосных деталей секций, муфт и фланцев. Матрица жёсткости элемента и податливость фланцевого стыка, если он попадает в элемент, имеют вид</w:t>
       </w:r>
     </w:p>
     <w:p>
@@ -6573,7 +4587,7 @@
       </m:oMath>
       <w:r>
         <w:tab/>
-        <w:t>(7)</w:t>
+        <w:t>(6)</w:t>
       </w:r>
     </w:p>
     <w:p>
@@ -6725,7 +4739,7 @@
       </m:oMath>
       <w:r>
         <w:tab/>
-        <w:t>(8)</w:t>
+        <w:t>(7)</w:t>
       </w:r>
     </w:p>
     <w:p>
@@ -6739,7 +4753,7 @@
           <w:b/>
           <w:i w:val="0"/>
         </w:rPr>
-        <w:t>3.3. Независимая проверка частоты.</w:t>
+        <w:t>3.2. Независимая проверка частоты.</w:t>
       </w:r>
       <w:r>
         <w:rPr>
@@ -6827,22 +4841,7 @@
           <w:b w:val="0"/>
           <w:i w:val="0"/>
         </w:rPr>
-        <w:t xml:space="preserve"> = 171,57 Гц. Узел первой формы расположен при </w:t>
-      </w:r>
-      <m:oMath>
-        <m:r>
-          <w:rPr>
-            <w:rFonts w:ascii="Cambria Math" w:hAnsi="Cambria Math"/>
-          </w:rPr>
-          <m:t xml:space="preserve">z</m:t>
-        </m:r>
-      </m:oMath>
-      <w:r>
-        <w:rPr>
-          <w:b w:val="0"/>
-          <w:i w:val="0"/>
-        </w:rPr>
-        <w:t xml:space="preserve"> = 14,38 м, т.е. у центра масс и муфты ПС2–ПС3 (рисунок 6, в). Первая частота превышает измеренную на 7,5 %. Это ожидаемо: жёсткие стыки дают верхнюю оценку. Следовательно, наблюдаемые колебания с частотой 64,2 Гц являются первой продольной упругой формой всей установки, а не локальной формой одного соединения. Жёсткость стыков калибровалась по двум независимым условиям: частоте 64,18 Гц и коэффициенту передачи на базе марок </w:t>
+        <w:t xml:space="preserve"> = 171,57 Гц. Узел первой формы расположен вблизи центра масс, у муфты ПС2–ПС3 (рисунок 5). Первая частота превышает измеренную на 7,5 %. Это ожидаемо: жёсткие стыки дают верхнюю оценку. Следовательно, наблюдаемые колебания с частотой 64,2 Гц являются первой продольной упругой формой всей установки, а не локальной формой одного соединения. Жёсткость стыков калибровалась по двум независимым условиям: частоте 64,18 Гц и коэффициенту передачи на базе марок </w:t>
       </w:r>
       <m:oMath>
         <m:r>
@@ -6890,28 +4889,7 @@
           <w:b w:val="0"/>
           <w:i w:val="0"/>
         </w:rPr>
-        <w:t xml:space="preserve"> = 0,056–0,070 (таблица 4). При жёстких стыках этот коэффициент равен всего 0,0088: измеренное перемещение на базе марок в 6–8 раз больше, чем дала бы сплошная конструкция, т.е. деформация на этой базе сосредоточена в соединении ПС3–ФК. Жёсткость одного стыка 12–28 ГН/м эквивалентна податливости 0,3–0,7 м поршневой трубы (</w:t>
-      </w:r>
-      <m:oMath>
-        <m:r>
-          <w:rPr>
-            <w:rFonts w:ascii="Cambria Math" w:hAnsi="Cambria Math"/>
-          </w:rPr>
-          <m:t xml:space="preserve">E</m:t>
-        </m:r>
-        <m:r>
-          <w:rPr>
-            <w:rFonts w:ascii="Cambria Math" w:hAnsi="Cambria Math"/>
-          </w:rPr>
-          <m:t xml:space="preserve">A</m:t>
-        </m:r>
-      </m:oMath>
-      <w:r>
-        <w:rPr>
-          <w:b w:val="0"/>
-          <w:i w:val="0"/>
-        </w:rPr>
-        <w:t xml:space="preserve"> ≈ 8 ГН).</w:t>
+        <w:t xml:space="preserve"> = 0,056–0,070 (таблица 3). При жёстких стыках этот коэффициент равен всего 0,0088: измеренное перемещение на базе марок в 6–8 раз больше, чем дала бы сплошная конструкция, т.е. деформация на этой базе сосредоточена в соединении ПС3–ФК.</w:t>
       </w:r>
     </w:p>
     <w:p>
@@ -6927,7 +4905,7 @@
           <w:i w:val="0"/>
           <w:sz w:val="22"/>
         </w:rPr>
-        <w:t>Таблица 4 – Модальный анализ и калибровка жёсткости стыков</w:t>
+        <w:t>Таблица 3 – Модальный анализ и калибровка жёсткости стыков</w:t>
       </w:r>
     </w:p>
     <w:tbl>
@@ -6945,10 +4923,9 @@
         <w:tblLook w:firstColumn="1" w:firstRow="1" w:lastColumn="0" w:lastRow="0" w:noHBand="0" w:noVBand="1" w:val="04A0"/>
       </w:tblPr>
       <w:tblGrid>
-        <w:gridCol w:w="3515"/>
-        <w:gridCol w:w="1134"/>
-        <w:gridCol w:w="1134"/>
-        <w:gridCol w:w="1134"/>
+        <w:gridCol w:w="4195"/>
+        <w:gridCol w:w="1360"/>
+        <w:gridCol w:w="1360"/>
         <w:gridCol w:w="1360"/>
         <w:gridCol w:w="1360"/>
       </w:tblGrid>
@@ -6959,7 +4936,7 @@
         </w:trPr>
         <w:tc>
           <w:tcPr>
-            <w:tcW w:type="dxa" w:w="3515"/>
+            <w:tcW w:type="dxa" w:w="4195"/>
             <w:vAlign w:val="center"/>
           </w:tcPr>
           <w:p>
@@ -6981,7 +4958,7 @@
         </w:tc>
         <w:tc>
           <w:tcPr>
-            <w:tcW w:type="dxa" w:w="1134"/>
+            <w:tcW w:type="dxa" w:w="1361"/>
             <w:vAlign w:val="center"/>
           </w:tcPr>
           <w:p>
@@ -7023,7 +5000,7 @@
         </w:tc>
         <w:tc>
           <w:tcPr>
-            <w:tcW w:type="dxa" w:w="1134"/>
+            <w:tcW w:type="dxa" w:w="1361"/>
             <w:vAlign w:val="center"/>
           </w:tcPr>
           <w:p>
@@ -7065,7 +5042,7 @@
         </w:tc>
         <w:tc>
           <w:tcPr>
-            <w:tcW w:type="dxa" w:w="1134"/>
+            <w:tcW w:type="dxa" w:w="1361"/>
             <w:vAlign w:val="center"/>
           </w:tcPr>
           <w:p>
@@ -7102,28 +5079,6 @@
                 <w:sz w:val="19"/>
               </w:rPr>
               <w:t>, Гц</w:t>
-            </w:r>
-          </w:p>
-        </w:tc>
-        <w:tc>
-          <w:tcPr>
-            <w:tcW w:type="dxa" w:w="1361"/>
-            <w:vAlign w:val="center"/>
-          </w:tcPr>
-          <w:p>
-            <w:pPr>
-              <w:keepNext/>
-              <w:spacing w:line="240" w:lineRule="auto"/>
-              <w:ind w:firstLine="0"/>
-              <w:jc w:val="center"/>
-            </w:pPr>
-            <w:r>
-              <w:rPr>
-                <w:b/>
-                <w:i w:val="0"/>
-                <w:sz w:val="19"/>
-              </w:rPr>
-              <w:t>Узел формы 1, м</w:t>
             </w:r>
           </w:p>
         </w:tc>
@@ -7189,7 +5144,7 @@
         </w:trPr>
         <w:tc>
           <w:tcPr>
-            <w:tcW w:type="dxa" w:w="3515"/>
+            <w:tcW w:type="dxa" w:w="4195"/>
             <w:vAlign w:val="center"/>
           </w:tcPr>
           <w:p>
@@ -7210,7 +5165,7 @@
         </w:tc>
         <w:tc>
           <w:tcPr>
-            <w:tcW w:type="dxa" w:w="1134"/>
+            <w:tcW w:type="dxa" w:w="1361"/>
             <w:vAlign w:val="center"/>
           </w:tcPr>
           <w:p>
@@ -7231,7 +5186,7 @@
         </w:tc>
         <w:tc>
           <w:tcPr>
-            <w:tcW w:type="dxa" w:w="1134"/>
+            <w:tcW w:type="dxa" w:w="1361"/>
             <w:vAlign w:val="center"/>
           </w:tcPr>
           <w:p>
@@ -7252,7 +5207,7 @@
         </w:tc>
         <w:tc>
           <w:tcPr>
-            <w:tcW w:type="dxa" w:w="1134"/>
+            <w:tcW w:type="dxa" w:w="1361"/>
             <w:vAlign w:val="center"/>
           </w:tcPr>
           <w:p>
@@ -7288,27 +5243,6 @@
                 <w:i w:val="0"/>
                 <w:sz w:val="19"/>
               </w:rPr>
-              <w:t>14,38</w:t>
-            </w:r>
-          </w:p>
-        </w:tc>
-        <w:tc>
-          <w:tcPr>
-            <w:tcW w:type="dxa" w:w="1361"/>
-            <w:vAlign w:val="center"/>
-          </w:tcPr>
-          <w:p>
-            <w:pPr>
-              <w:spacing w:line="240" w:lineRule="auto"/>
-              <w:ind w:firstLine="0"/>
-              <w:jc w:val="center"/>
-            </w:pPr>
-            <w:r>
-              <w:rPr>
-                <w:b w:val="0"/>
-                <w:i w:val="0"/>
-                <w:sz w:val="19"/>
-              </w:rPr>
               <w:t>0,0088</w:t>
             </w:r>
           </w:p>
@@ -7320,7 +5254,7 @@
         </w:trPr>
         <w:tc>
           <w:tcPr>
-            <w:tcW w:type="dxa" w:w="3515"/>
+            <w:tcW w:type="dxa" w:w="4195"/>
             <w:vAlign w:val="center"/>
           </w:tcPr>
           <w:p>
@@ -7369,7 +5303,7 @@
         </w:tc>
         <w:tc>
           <w:tcPr>
-            <w:tcW w:type="dxa" w:w="1134"/>
+            <w:tcW w:type="dxa" w:w="1361"/>
             <w:vAlign w:val="center"/>
           </w:tcPr>
           <w:p>
@@ -7390,7 +5324,7 @@
         </w:tc>
         <w:tc>
           <w:tcPr>
-            <w:tcW w:type="dxa" w:w="1134"/>
+            <w:tcW w:type="dxa" w:w="1361"/>
             <w:vAlign w:val="center"/>
           </w:tcPr>
           <w:p>
@@ -7411,7 +5345,7 @@
         </w:tc>
         <w:tc>
           <w:tcPr>
-            <w:tcW w:type="dxa" w:w="1134"/>
+            <w:tcW w:type="dxa" w:w="1361"/>
             <w:vAlign w:val="center"/>
           </w:tcPr>
           <w:p>
@@ -7447,27 +5381,6 @@
                 <w:i w:val="0"/>
                 <w:sz w:val="19"/>
               </w:rPr>
-              <w:t>—</w:t>
-            </w:r>
-          </w:p>
-        </w:tc>
-        <w:tc>
-          <w:tcPr>
-            <w:tcW w:type="dxa" w:w="1361"/>
-            <w:vAlign w:val="center"/>
-          </w:tcPr>
-          <w:p>
-            <w:pPr>
-              <w:spacing w:line="240" w:lineRule="auto"/>
-              <w:ind w:firstLine="0"/>
-              <w:jc w:val="center"/>
-            </w:pPr>
-            <w:r>
-              <w:rPr>
-                <w:b w:val="0"/>
-                <w:i w:val="0"/>
-                <w:sz w:val="19"/>
-              </w:rPr>
               <w:t>0,105</w:t>
             </w:r>
           </w:p>
@@ -7479,7 +5392,7 @@
         </w:trPr>
         <w:tc>
           <w:tcPr>
-            <w:tcW w:type="dxa" w:w="3515"/>
+            <w:tcW w:type="dxa" w:w="4195"/>
             <w:vAlign w:val="center"/>
           </w:tcPr>
           <w:p>
@@ -7520,7 +5433,7 @@
         </w:tc>
         <w:tc>
           <w:tcPr>
-            <w:tcW w:type="dxa" w:w="1134"/>
+            <w:tcW w:type="dxa" w:w="1361"/>
             <w:vAlign w:val="center"/>
           </w:tcPr>
           <w:p>
@@ -7541,7 +5454,7 @@
         </w:tc>
         <w:tc>
           <w:tcPr>
-            <w:tcW w:type="dxa" w:w="1134"/>
+            <w:tcW w:type="dxa" w:w="1361"/>
             <w:vAlign w:val="center"/>
           </w:tcPr>
           <w:p>
@@ -7562,7 +5475,7 @@
         </w:tc>
         <w:tc>
           <w:tcPr>
-            <w:tcW w:type="dxa" w:w="1134"/>
+            <w:tcW w:type="dxa" w:w="1361"/>
             <w:vAlign w:val="center"/>
           </w:tcPr>
           <w:p>
@@ -7598,27 +5511,6 @@
                 <w:i w:val="0"/>
                 <w:sz w:val="19"/>
               </w:rPr>
-              <w:t>14,32</w:t>
-            </w:r>
-          </w:p>
-        </w:tc>
-        <w:tc>
-          <w:tcPr>
-            <w:tcW w:type="dxa" w:w="1361"/>
-            <w:vAlign w:val="center"/>
-          </w:tcPr>
-          <w:p>
-            <w:pPr>
-              <w:spacing w:line="240" w:lineRule="auto"/>
-              <w:ind w:firstLine="0"/>
-              <w:jc w:val="center"/>
-            </w:pPr>
-            <w:r>
-              <w:rPr>
-                <w:b w:val="0"/>
-                <w:i w:val="0"/>
-                <w:sz w:val="19"/>
-              </w:rPr>
               <w:t>0,056</w:t>
             </w:r>
           </w:p>
@@ -7630,7 +5522,7 @@
         </w:trPr>
         <w:tc>
           <w:tcPr>
-            <w:tcW w:type="dxa" w:w="3515"/>
+            <w:tcW w:type="dxa" w:w="4195"/>
             <w:vAlign w:val="center"/>
           </w:tcPr>
           <w:p>
@@ -7671,7 +5563,7 @@
         </w:tc>
         <w:tc>
           <w:tcPr>
-            <w:tcW w:type="dxa" w:w="1134"/>
+            <w:tcW w:type="dxa" w:w="1361"/>
             <w:vAlign w:val="center"/>
           </w:tcPr>
           <w:p>
@@ -7692,28 +5584,7 @@
         </w:tc>
         <w:tc>
           <w:tcPr>
-            <w:tcW w:type="dxa" w:w="1134"/>
-            <w:vAlign w:val="center"/>
-          </w:tcPr>
-          <w:p>
-            <w:pPr>
-              <w:spacing w:line="240" w:lineRule="auto"/>
-              <w:ind w:firstLine="0"/>
-              <w:jc w:val="center"/>
-            </w:pPr>
-            <w:r>
-              <w:rPr>
-                <w:b w:val="0"/>
-                <w:i w:val="0"/>
-                <w:sz w:val="19"/>
-              </w:rPr>
-              <w:t>—</w:t>
-            </w:r>
-          </w:p>
-        </w:tc>
-        <w:tc>
-          <w:tcPr>
-            <w:tcW w:type="dxa" w:w="1134"/>
+            <w:tcW w:type="dxa" w:w="1361"/>
             <w:vAlign w:val="center"/>
           </w:tcPr>
           <w:p>
@@ -7781,7 +5652,7 @@
         </w:trPr>
         <w:tc>
           <w:tcPr>
-            <w:tcW w:type="dxa" w:w="3515"/>
+            <w:tcW w:type="dxa" w:w="4195"/>
             <w:vAlign w:val="center"/>
           </w:tcPr>
           <w:p>
@@ -7802,7 +5673,7 @@
         </w:tc>
         <w:tc>
           <w:tcPr>
-            <w:tcW w:type="dxa" w:w="1134"/>
+            <w:tcW w:type="dxa" w:w="1361"/>
             <w:vAlign w:val="center"/>
           </w:tcPr>
           <w:p>
@@ -7823,28 +5694,7 @@
         </w:tc>
         <w:tc>
           <w:tcPr>
-            <w:tcW w:type="dxa" w:w="1134"/>
-            <w:vAlign w:val="center"/>
-          </w:tcPr>
-          <w:p>
-            <w:pPr>
-              <w:spacing w:line="240" w:lineRule="auto"/>
-              <w:ind w:firstLine="0"/>
-              <w:jc w:val="center"/>
-            </w:pPr>
-            <w:r>
-              <w:rPr>
-                <w:b w:val="0"/>
-                <w:i w:val="0"/>
-                <w:sz w:val="19"/>
-              </w:rPr>
-              <w:t>—</w:t>
-            </w:r>
-          </w:p>
-        </w:tc>
-        <w:tc>
-          <w:tcPr>
-            <w:tcW w:type="dxa" w:w="1134"/>
+            <w:tcW w:type="dxa" w:w="1361"/>
             <w:vAlign w:val="center"/>
           </w:tcPr>
           <w:p>
@@ -7922,8 +5772,8 @@
       <w:r>
         <w:drawing>
           <wp:inline xmlns:a="http://schemas.openxmlformats.org/drawingml/2006/main" xmlns:pic="http://schemas.openxmlformats.org/drawingml/2006/picture">
-            <wp:extent cx="5400000" cy="3632287"/>
-            <wp:docPr id="6" name="Picture 6"/>
+            <wp:extent cx="5400000" cy="2663677"/>
+            <wp:docPr id="5" name="Picture 5"/>
             <wp:cNvGraphicFramePr>
               <a:graphicFrameLocks noChangeAspect="1"/>
             </wp:cNvGraphicFramePr>
@@ -7935,7 +5785,7 @@
                     <pic:cNvPicPr/>
                   </pic:nvPicPr>
                   <pic:blipFill>
-                    <a:blip r:embed="rId15"/>
+                    <a:blip r:embed="rId14"/>
                     <a:stretch>
                       <a:fillRect/>
                     </a:stretch>
@@ -7943,7 +5793,7 @@
                   <pic:spPr>
                     <a:xfrm>
                       <a:off x="0" y="0"/>
-                      <a:ext cx="5400000" cy="3632287"/>
+                      <a:ext cx="5400000" cy="2663677"/>
                     </a:xfrm>
                     <a:prstGeom prst="rect"/>
                   </pic:spPr>
@@ -7966,7 +5816,47 @@
           <w:i w:val="0"/>
           <w:sz w:val="22"/>
         </w:rPr>
-        <w:t>Рисунок 6 – Модель по 3D-модели: а — погонная масса; б — осевая жёсткость с учётом стыков; в — первые две продольные формы (штриховые линии — фланцевые стыки, точки — тормозные станции)</w:t>
+        <w:t>Рисунок 5 – Первые две продольные формы установки (</w:t>
+      </w:r>
+      <m:oMath>
+        <m:r>
+          <w:rPr>
+            <w:rFonts w:ascii="Cambria Math" w:hAnsi="Cambria Math"/>
+          </w:rPr>
+          <m:t xml:space="preserve">ξ</m:t>
+        </m:r>
+        <m:r>
+          <w:rPr>
+            <w:rFonts w:ascii="Cambria Math" w:hAnsi="Cambria Math"/>
+          </w:rPr>
+          <m:t xml:space="preserve">=</m:t>
+        </m:r>
+        <m:r>
+          <w:rPr>
+            <w:rFonts w:ascii="Cambria Math" w:hAnsi="Cambria Math"/>
+          </w:rPr>
+          <m:t xml:space="preserve">z</m:t>
+        </m:r>
+        <m:r>
+          <w:rPr>
+            <w:rFonts w:ascii="Cambria Math" w:hAnsi="Cambria Math"/>
+          </w:rPr>
+          <m:t xml:space="preserve">/</m:t>
+        </m:r>
+        <m:r>
+          <w:rPr>
+            <w:rFonts w:ascii="Cambria Math" w:hAnsi="Cambria Math"/>
+          </w:rPr>
+          <m:t xml:space="preserve">L</m:t>
+        </m:r>
+      </m:oMath>
+      <w:r>
+        <w:rPr>
+          <w:b w:val="0"/>
+          <w:i w:val="0"/>
+          <w:sz w:val="22"/>
+        </w:rPr>
+        <w:t xml:space="preserve"> — относительная координата вдоль ствольной линии; вверху — схема расположения секций, штриховые линии — фланцевые стыки, точки — тормозные станции)</w:t>
       </w:r>
     </w:p>
     <w:p>
@@ -8194,7 +6084,7 @@
       </m:oMath>
       <w:r>
         <w:tab/>
-        <w:t>(9)</w:t>
+        <w:t>(8)</w:t>
       </w:r>
     </w:p>
     <w:p>
@@ -8235,7 +6125,7 @@
           <w:b w:val="0"/>
           <w:i w:val="0"/>
         </w:rPr>
-        <w:t xml:space="preserve"> = 694 МН/м при </w:t>
+        <w:t xml:space="preserve"> ≈ 694 МН/м при </w:t>
       </w:r>
       <m:oMath>
         <m:sSub>
@@ -8265,7 +6155,7 @@
           <w:b w:val="0"/>
           <w:i w:val="0"/>
         </w:rPr>
-        <w:t xml:space="preserve"> = 4270 кг. Однако по формам рисунка 6, в относительное движение распределено по длине поршневых труб, и марки на стыке фиксируют лишь 5,6–7 % перемещения форкамеры. Поэтому модель «две массы и пружина в стыке» пригодна только для оценки частоты, но не для анализа раскрытия стыка.</w:t>
+        <w:t xml:space="preserve"> ≈ 4,27 т. Однако по формам рисунка 5 относительное движение распределено по длине поршневой трубы, и марки на стыке фиксируют лишь 5,6–7 % перемещения форкамеры. Поэтому модель «две массы и пружина в стыке» пригодна только для оценки частоты, но не для анализа раскрытия стыка.</w:t>
       </w:r>
     </w:p>
     <w:p>
@@ -8686,7 +6576,7 @@
       </m:oMath>
       <w:r>
         <w:tab/>
-        <w:t>(10)</w:t>
+        <w:t>(9)</w:t>
       </w:r>
     </w:p>
     <w:p>
@@ -8760,61 +6650,7 @@
           <w:b w:val="0"/>
           <w:i w:val="0"/>
         </w:rPr>
-        <w:t xml:space="preserve"> — единичные векторы узлов казённой части (</w:t>
-      </w:r>
-      <m:oMath>
-        <m:sSub>
-          <m:e>
-            <m:r>
-              <w:rPr>
-                <w:rFonts w:ascii="Cambria Math" w:hAnsi="Cambria Math"/>
-              </w:rPr>
-              <m:t xml:space="preserve">z</m:t>
-            </m:r>
-          </m:e>
-          <m:sub>
-            <m:r>
-              <w:rPr>
-                <w:rFonts w:ascii="Cambria Math" w:hAnsi="Cambria Math"/>
-              </w:rPr>
-              <m:t xml:space="preserve">P</m:t>
-            </m:r>
-          </m:sub>
-        </m:sSub>
-      </m:oMath>
-      <w:r>
-        <w:rPr>
-          <w:b w:val="0"/>
-          <w:i w:val="0"/>
-        </w:rPr>
-        <w:t xml:space="preserve"> = 1,28 м) и конического перехода форкамеры (</w:t>
-      </w:r>
-      <m:oMath>
-        <m:sSub>
-          <m:e>
-            <m:r>
-              <w:rPr>
-                <w:rFonts w:ascii="Cambria Math" w:hAnsi="Cambria Math"/>
-              </w:rPr>
-              <m:t xml:space="preserve">z</m:t>
-            </m:r>
-          </m:e>
-          <m:sub>
-            <m:r>
-              <w:rPr>
-                <w:rFonts w:ascii="Cambria Math" w:hAnsi="Cambria Math"/>
-              </w:rPr>
-              <m:t xml:space="preserve">Q</m:t>
-            </m:r>
-          </m:sub>
-        </m:sSub>
-      </m:oMath>
-      <w:r>
-        <w:rPr>
-          <w:b w:val="0"/>
-          <w:i w:val="0"/>
-        </w:rPr>
-        <w:t xml:space="preserve"> = 21,3 м); </w:t>
+        <w:t xml:space="preserve"> — единичные векторы узлов казённой части и конического перехода форкамеры; </w:t>
       </w:r>
       <m:oMath>
         <m:sSub>
@@ -9340,7 +7176,7 @@
       </m:oMath>
       <w:r>
         <w:tab/>
-        <w:t>(11)</w:t>
+        <w:t>(10)</w:t>
       </w:r>
     </w:p>
     <w:p>
@@ -9861,7 +7697,7 @@
       </m:oMath>
       <w:r>
         <w:tab/>
-        <w:t>(12)</w:t>
+        <w:t>(11)</w:t>
       </w:r>
     </w:p>
     <w:p>
@@ -9875,7 +7711,7 @@
           <w:b w:val="0"/>
           <w:i w:val="0"/>
         </w:rPr>
-        <w:t>Результаты приведены в таблице 5 и на рисунке 7.</w:t>
+        <w:t>Результаты приведены в таблице 4 и на рисунке 6.</w:t>
       </w:r>
     </w:p>
     <w:p>
@@ -9889,7 +7725,7 @@
         <w:drawing>
           <wp:inline xmlns:a="http://schemas.openxmlformats.org/drawingml/2006/main" xmlns:pic="http://schemas.openxmlformats.org/drawingml/2006/picture">
             <wp:extent cx="5220000" cy="3667265"/>
-            <wp:docPr id="7" name="Picture 7"/>
+            <wp:docPr id="6" name="Picture 6"/>
             <wp:cNvGraphicFramePr>
               <a:graphicFrameLocks noChangeAspect="1"/>
             </wp:cNvGraphicFramePr>
@@ -9901,7 +7737,7 @@
                     <pic:cNvPicPr/>
                   </pic:nvPicPr>
                   <pic:blipFill>
-                    <a:blip r:embed="rId16"/>
+                    <a:blip r:embed="rId15"/>
                     <a:stretch>
                       <a:fillRect/>
                     </a:stretch>
@@ -9932,7 +7768,7 @@
           <w:i w:val="0"/>
           <w:sz w:val="22"/>
         </w:rPr>
-        <w:t xml:space="preserve">Рисунок 7 – Идентификация нагрузки: а — перемещение форкамеры (эксперимент и модель) и центра масс; б — восстановленные импульсы </w:t>
+        <w:t xml:space="preserve">Рисунок 6 – Идентификация нагрузки: а — перемещение форкамеры (эксперимент и модель) и центра масс; б — восстановленные импульсы </w:t>
       </w:r>
       <m:oMath>
         <m:r>
@@ -10016,7 +7852,7 @@
           <w:i w:val="0"/>
           <w:sz w:val="22"/>
         </w:rPr>
-        <w:t>Таблица 5 – Идентифицированные параметры эквивалентной нагрузки (опыт 1)</w:t>
+        <w:t>Таблица 4 – Идентифицированные параметры эквивалентной нагрузки (опыт 1)</w:t>
       </w:r>
     </w:p>
     <w:tbl>
@@ -10195,57 +8031,13 @@
               <w:ind w:firstLine="0"/>
               <w:jc w:val="center"/>
             </w:pPr>
-            <m:oMath>
-              <m:sSub>
-                <m:e>
-                  <m:r>
-                    <w:rPr>
-                      <w:rFonts w:ascii="Cambria Math" w:hAnsi="Cambria Math"/>
-                    </w:rPr>
-                    <m:t xml:space="preserve">P</m:t>
-                  </m:r>
-                </m:e>
-                <m:sub>
-                  <m:r>
-                    <w:rPr>
-                      <w:rFonts w:ascii="Cambria Math" w:hAnsi="Cambria Math"/>
-                    </w:rPr>
-                    <m:t xml:space="preserve">0</m:t>
-                  </m:r>
-                </m:sub>
-              </m:sSub>
-              <m:r>
-                <w:rPr>
-                  <w:rFonts w:ascii="Cambria Math" w:hAnsi="Cambria Math"/>
-                </w:rPr>
-                <m:t xml:space="preserve">/</m:t>
-              </m:r>
-              <m:sSub>
-                <m:e>
-                  <m:r>
-                    <w:rPr>
-                      <w:rFonts w:ascii="Cambria Math" w:hAnsi="Cambria Math"/>
-                    </w:rPr>
-                    <m:t xml:space="preserve">A</m:t>
-                  </m:r>
-                </m:e>
-                <m:sub>
-                  <m:r>
-                    <w:rPr>
-                      <w:rFonts w:ascii="Cambria Math" w:hAnsi="Cambria Math"/>
-                    </w:rPr>
-                    <m:t xml:space="preserve">125</m:t>
-                  </m:r>
-                </m:sub>
-              </m:sSub>
-            </m:oMath>
             <w:r>
               <w:rPr>
                 <w:b w:val="0"/>
                 <w:i w:val="0"/>
                 <w:sz w:val="19"/>
               </w:rPr>
-              <w:t xml:space="preserve"> = 187 МПа</w:t>
+              <w:t>эквивалентное давление — сотни МПа</w:t>
             </w:r>
           </w:p>
         </w:tc>
@@ -10428,7 +8220,7 @@
                 <w:i w:val="0"/>
                 <w:sz w:val="19"/>
               </w:rPr>
-              <w:t>12,5 кН·с</w:t>
+              <w:t>12,5 кН·с</w:t>
             </w:r>
           </w:p>
         </w:tc>
@@ -10510,7 +8302,7 @@
                 <w:i w:val="0"/>
                 <w:sz w:val="19"/>
               </w:rPr>
-              <w:t xml:space="preserve"> = 12,4 кН·с</w:t>
+              <w:t xml:space="preserve"> = 12,4 кН·с</w:t>
             </w:r>
           </w:p>
         </w:tc>
@@ -10600,93 +8392,13 @@
               <w:ind w:firstLine="0"/>
               <w:jc w:val="center"/>
             </w:pPr>
-            <m:oMath>
-              <m:sSub>
-                <m:e>
-                  <m:r>
-                    <w:rPr>
-                      <w:rFonts w:ascii="Cambria Math" w:hAnsi="Cambria Math"/>
-                    </w:rPr>
-                    <m:t xml:space="preserve">Q</m:t>
-                  </m:r>
-                </m:e>
-                <m:sub>
-                  <m:r>
-                    <w:rPr>
-                      <w:rFonts w:ascii="Cambria Math" w:hAnsi="Cambria Math"/>
-                    </w:rPr>
-                    <m:t xml:space="preserve">0</m:t>
-                  </m:r>
-                </m:sub>
-              </m:sSub>
-              <m:r>
-                <w:rPr>
-                  <w:rFonts w:ascii="Cambria Math" w:hAnsi="Cambria Math"/>
-                </w:rPr>
-                <m:t xml:space="preserve">/</m:t>
-              </m:r>
-              <m:r>
-                <w:rPr>
-                  <w:rFonts w:ascii="Cambria Math" w:hAnsi="Cambria Math"/>
-                </w:rPr>
-                <m:t xml:space="preserve">(</m:t>
-              </m:r>
-              <m:sSub>
-                <m:e>
-                  <m:r>
-                    <w:rPr>
-                      <w:rFonts w:ascii="Cambria Math" w:hAnsi="Cambria Math"/>
-                    </w:rPr>
-                    <m:t xml:space="preserve">A</m:t>
-                  </m:r>
-                </m:e>
-                <m:sub>
-                  <m:r>
-                    <w:rPr>
-                      <w:rFonts w:ascii="Cambria Math" w:hAnsi="Cambria Math"/>
-                    </w:rPr>
-                    <m:t xml:space="preserve">125</m:t>
-                  </m:r>
-                </m:sub>
-              </m:sSub>
-              <m:r>
-                <w:rPr>
-                  <w:rFonts w:ascii="Cambria Math" w:hAnsi="Cambria Math"/>
-                </w:rPr>
-                <m:t xml:space="preserve">−</m:t>
-              </m:r>
-              <m:sSub>
-                <m:e>
-                  <m:r>
-                    <w:rPr>
-                      <w:rFonts w:ascii="Cambria Math" w:hAnsi="Cambria Math"/>
-                    </w:rPr>
-                    <m:t xml:space="preserve">A</m:t>
-                  </m:r>
-                </m:e>
-                <m:sub>
-                  <m:r>
-                    <w:rPr>
-                      <w:rFonts w:ascii="Cambria Math" w:hAnsi="Cambria Math"/>
-                    </w:rPr>
-                    <m:t xml:space="preserve">50</m:t>
-                  </m:r>
-                </m:sub>
-              </m:sSub>
-              <m:r>
-                <w:rPr>
-                  <w:rFonts w:ascii="Cambria Math" w:hAnsi="Cambria Math"/>
-                </w:rPr>
-                <m:t xml:space="preserve">)</m:t>
-              </m:r>
-            </m:oMath>
             <w:r>
               <w:rPr>
                 <w:b w:val="0"/>
                 <w:i w:val="0"/>
                 <w:sz w:val="19"/>
               </w:rPr>
-              <w:t xml:space="preserve"> = 202 МПа</w:t>
+              <w:t>эквивалентное давление — сотни МПа</w:t>
             </w:r>
           </w:p>
         </w:tc>
@@ -10869,7 +8581,7 @@
                 <w:i w:val="0"/>
                 <w:sz w:val="19"/>
               </w:rPr>
-              <w:t>10,5 кН·с</w:t>
+              <w:t>10,5 кН·с</w:t>
             </w:r>
           </w:p>
         </w:tc>
@@ -11098,7 +8810,7 @@
           <w:b w:val="0"/>
           <w:i w:val="0"/>
         </w:rPr>
-        <w:t xml:space="preserve"> (69,5 мс) совпадает с моментом вылета (70,07 мс). Эквивалентные давления около 190–200 МПа имеют правдоподобный для двухступенчатых установок порядок [2, 3]. Пиковая скорость центра масс составляет −0,69 м/с при 58,6 мс, а количество движения установки 12,4 кН·с близко к </w:t>
+        <w:t xml:space="preserve"> (69,5 мс) совпадает с моментом вылета (70,07 мс). Эквивалентные давления, отнесённые к площадям канала, составляют сотни мегапаскалей, что правдоподобно для двухступенчатых установок [2, 3]. Пиковая скорость центра масс составляет −0,69 м/с при 58,6 мс, а количество движения установки 12,4 кН·с близко к </w:t>
       </w:r>
       <m:oMath>
         <m:sSub>
@@ -11176,7 +8888,7 @@
           <w:b w:val="0"/>
           <w:i w:val="0"/>
         </w:rPr>
-        <w:t xml:space="preserve"> ≈ −2 кН·с. Робастными характеристиками являются импульсы и моменты времени; пиковые значения зависят от принятой формы (11), коэффициент корреляции </w:t>
+        <w:t xml:space="preserve"> ≈ −2 кН·с. Робастными характеристиками являются импульсы и моменты времени; пиковые значения зависят от принятой формы (10), коэффициент корреляции </w:t>
       </w:r>
       <m:oMath>
         <m:sSub>
@@ -11931,7 +9643,7 @@
       </m:oMath>
       <w:r>
         <w:tab/>
-        <w:t>(13)</w:t>
+        <w:t>(12)</w:t>
       </w:r>
     </w:p>
     <w:p>
@@ -12183,7 +9895,7 @@
       </m:oMath>
       <w:r>
         <w:tab/>
-        <w:t>(14)</w:t>
+        <w:t>(13)</w:t>
       </w:r>
     </w:p>
     <w:p>
@@ -12389,7 +10101,7 @@
           <w:b w:val="0"/>
           <w:i w:val="0"/>
         </w:rPr>
-        <w:t xml:space="preserve"> ≈ 34,0 кН/мм (рисунок 8, а). Для пакета из </w:t>
+        <w:t xml:space="preserve"> ≈ 34,0 кН/мм (рисунок 7, а). Для пакета из </w:t>
       </w:r>
       <m:oMath>
         <m:sSub>
@@ -12714,7 +10426,7 @@
       </m:oMath>
       <w:r>
         <w:tab/>
-        <w:t>(15)</w:t>
+        <w:t>(14)</w:t>
       </w:r>
     </w:p>
     <w:p>
@@ -12728,7 +10440,7 @@
           <w:b w:val="0"/>
           <w:i w:val="0"/>
         </w:rPr>
-        <w:t xml:space="preserve">поскольку нормальная сила действует на двух поверхностях трения: пластина — головка рельса и захваты — нижние грани головки. Коэффициенты трения пар «пластина — рельс» и «захват — рельс» не определялись (материал пластины в 3D-модели не указан), поэтому принят диапазон </w:t>
+        <w:t xml:space="preserve">поскольку нормальная сила действует на двух поверхностях трения: пластина — головка рельса и захваты — нижние грани головки. Коэффициенты трения этих пар не определялись, поэтому в расчётах принят диапазон </w:t>
       </w:r>
       <m:oMath>
         <m:sSub>
@@ -12936,7 +10648,7 @@
           <w:i w:val="0"/>
           <w:sz w:val="22"/>
         </w:rPr>
-        <w:t>Таблица 6 – Характеристика тарельчатой пружины и тормозная способность</w:t>
+        <w:t>Таблица 5 – Характеристика тарельчатой пружины и тормозная способность</w:t>
       </w:r>
     </w:p>
     <w:tbl>
@@ -12954,15 +10666,14 @@
         <w:tblLook w:firstColumn="1" w:firstRow="1" w:lastColumn="0" w:lastRow="0" w:noHBand="0" w:noVBand="1" w:val="04A0"/>
       </w:tblPr>
       <w:tblGrid>
+        <w:gridCol w:w="1134"/>
+        <w:gridCol w:w="1020"/>
+        <w:gridCol w:w="907"/>
         <w:gridCol w:w="1077"/>
-        <w:gridCol w:w="907"/>
-        <w:gridCol w:w="793"/>
-        <w:gridCol w:w="963"/>
-        <w:gridCol w:w="1134"/>
-        <w:gridCol w:w="907"/>
-        <w:gridCol w:w="1304"/>
-        <w:gridCol w:w="1474"/>
-        <w:gridCol w:w="793"/>
+        <w:gridCol w:w="1247"/>
+        <w:gridCol w:w="1020"/>
+        <w:gridCol w:w="1417"/>
+        <w:gridCol w:w="1814"/>
       </w:tblGrid>
       <w:tr>
         <w:trPr>
@@ -12971,7 +10682,7 @@
         </w:trPr>
         <w:tc>
           <w:tcPr>
-            <w:tcW w:type="dxa" w:w="1077"/>
+            <w:tcW w:type="dxa" w:w="1134"/>
             <w:vAlign w:val="center"/>
           </w:tcPr>
           <w:p>
@@ -13023,7 +10734,7 @@
         </w:tc>
         <w:tc>
           <w:tcPr>
-            <w:tcW w:type="dxa" w:w="907"/>
+            <w:tcW w:type="dxa" w:w="1020"/>
             <w:vAlign w:val="center"/>
           </w:tcPr>
           <w:p>
@@ -13053,7 +10764,7 @@
         </w:tc>
         <w:tc>
           <w:tcPr>
-            <w:tcW w:type="dxa" w:w="794"/>
+            <w:tcW w:type="dxa" w:w="907"/>
             <w:vAlign w:val="center"/>
           </w:tcPr>
           <w:p>
@@ -13083,7 +10794,7 @@
         </w:tc>
         <w:tc>
           <w:tcPr>
-            <w:tcW w:type="dxa" w:w="964"/>
+            <w:tcW w:type="dxa" w:w="1077"/>
             <w:vAlign w:val="center"/>
           </w:tcPr>
           <w:p>
@@ -13131,7 +10842,7 @@
         </w:tc>
         <w:tc>
           <w:tcPr>
-            <w:tcW w:type="dxa" w:w="1134"/>
+            <w:tcW w:type="dxa" w:w="1247"/>
             <w:vAlign w:val="center"/>
           </w:tcPr>
           <w:p>
@@ -13161,7 +10872,7 @@
         </w:tc>
         <w:tc>
           <w:tcPr>
-            <w:tcW w:type="dxa" w:w="907"/>
+            <w:tcW w:type="dxa" w:w="1020"/>
             <w:vAlign w:val="center"/>
           </w:tcPr>
           <w:p>
@@ -13191,7 +10902,7 @@
         </w:tc>
         <w:tc>
           <w:tcPr>
-            <w:tcW w:type="dxa" w:w="1304"/>
+            <w:tcW w:type="dxa" w:w="1417"/>
             <w:vAlign w:val="center"/>
           </w:tcPr>
           <w:p>
@@ -13233,7 +10944,7 @@
         </w:tc>
         <w:tc>
           <w:tcPr>
-            <w:tcW w:type="dxa" w:w="1474"/>
+            <w:tcW w:type="dxa" w:w="1814"/>
             <w:vAlign w:val="center"/>
           </w:tcPr>
           <w:p>
@@ -13273,36 +10984,6 @@
             </w:r>
           </w:p>
         </w:tc>
-        <w:tc>
-          <w:tcPr>
-            <w:tcW w:type="dxa" w:w="794"/>
-            <w:vAlign w:val="center"/>
-          </w:tcPr>
-          <w:p>
-            <w:pPr>
-              <w:keepNext/>
-              <w:spacing w:line="240" w:lineRule="auto"/>
-              <w:ind w:firstLine="0"/>
-              <w:jc w:val="center"/>
-            </w:pPr>
-            <m:oMath>
-              <m:r>
-                <w:rPr>
-                  <w:rFonts w:ascii="Cambria Math" w:hAnsi="Cambria Math"/>
-                </w:rPr>
-                <m:t xml:space="preserve">q</m:t>
-              </m:r>
-            </m:oMath>
-            <w:r>
-              <w:rPr>
-                <w:b/>
-                <w:i w:val="0"/>
-                <w:sz w:val="18"/>
-              </w:rPr>
-              <w:t>, МПа</w:t>
-            </w:r>
-          </w:p>
-        </w:tc>
       </w:tr>
       <w:tr>
         <w:trPr>
@@ -13310,7 +10991,7 @@
         </w:trPr>
         <w:tc>
           <w:tcPr>
-            <w:tcW w:type="dxa" w:w="1077"/>
+            <w:tcW w:type="dxa" w:w="1134"/>
             <w:vAlign w:val="center"/>
           </w:tcPr>
           <w:p>
@@ -13326,6 +11007,27 @@
                 <w:sz w:val="18"/>
               </w:rPr>
               <w:t>0,25</w:t>
+            </w:r>
+          </w:p>
+        </w:tc>
+        <w:tc>
+          <w:tcPr>
+            <w:tcW w:type="dxa" w:w="1020"/>
+            <w:vAlign w:val="center"/>
+          </w:tcPr>
+          <w:p>
+            <w:pPr>
+              <w:spacing w:line="240" w:lineRule="auto"/>
+              <w:ind w:firstLine="0"/>
+              <w:jc w:val="center"/>
+            </w:pPr>
+            <w:r>
+              <w:rPr>
+                <w:b w:val="0"/>
+                <w:i w:val="0"/>
+                <w:sz w:val="18"/>
+              </w:rPr>
+              <w:t>0,175</w:t>
             </w:r>
           </w:p>
         </w:tc>
@@ -13346,13 +11048,13 @@
                 <w:i w:val="0"/>
                 <w:sz w:val="18"/>
               </w:rPr>
-              <w:t>0,175</w:t>
+              <w:t>5,84</w:t>
             </w:r>
           </w:p>
         </w:tc>
         <w:tc>
           <w:tcPr>
-            <w:tcW w:type="dxa" w:w="794"/>
+            <w:tcW w:type="dxa" w:w="1077"/>
             <w:vAlign w:val="center"/>
           </w:tcPr>
           <w:p>
@@ -13367,13 +11069,13 @@
                 <w:i w:val="0"/>
                 <w:sz w:val="18"/>
               </w:rPr>
-              <w:t>5,84</w:t>
+              <w:t>−604</w:t>
             </w:r>
           </w:p>
         </w:tc>
         <w:tc>
           <w:tcPr>
-            <w:tcW w:type="dxa" w:w="964"/>
+            <w:tcW w:type="dxa" w:w="1247"/>
             <w:vAlign w:val="center"/>
           </w:tcPr>
           <w:p>
@@ -13388,10 +11090,78 @@
                 <w:i w:val="0"/>
                 <w:sz w:val="18"/>
               </w:rPr>
-              <w:t>−604</w:t>
+              <w:t>17,5</w:t>
             </w:r>
           </w:p>
         </w:tc>
+        <w:tc>
+          <w:tcPr>
+            <w:tcW w:type="dxa" w:w="1020"/>
+            <w:vAlign w:val="center"/>
+          </w:tcPr>
+          <w:p>
+            <w:pPr>
+              <w:spacing w:line="240" w:lineRule="auto"/>
+              <w:ind w:firstLine="0"/>
+              <w:jc w:val="center"/>
+            </w:pPr>
+            <w:r>
+              <w:rPr>
+                <w:b w:val="0"/>
+                <w:i w:val="0"/>
+                <w:sz w:val="18"/>
+              </w:rPr>
+              <w:t>1,05</w:t>
+            </w:r>
+          </w:p>
+        </w:tc>
+        <w:tc>
+          <w:tcPr>
+            <w:tcW w:type="dxa" w:w="1417"/>
+            <w:vAlign w:val="center"/>
+          </w:tcPr>
+          <w:p>
+            <w:pPr>
+              <w:spacing w:line="240" w:lineRule="auto"/>
+              <w:ind w:firstLine="0"/>
+              <w:jc w:val="center"/>
+            </w:pPr>
+            <w:r>
+              <w:rPr>
+                <w:b w:val="0"/>
+                <w:i w:val="0"/>
+                <w:sz w:val="18"/>
+              </w:rPr>
+              <w:t>5,3…14,0</w:t>
+            </w:r>
+          </w:p>
+        </w:tc>
+        <w:tc>
+          <w:tcPr>
+            <w:tcW w:type="dxa" w:w="1814"/>
+            <w:vAlign w:val="center"/>
+          </w:tcPr>
+          <w:p>
+            <w:pPr>
+              <w:spacing w:line="240" w:lineRule="auto"/>
+              <w:ind w:firstLine="0"/>
+              <w:jc w:val="center"/>
+            </w:pPr>
+            <w:r>
+              <w:rPr>
+                <w:b w:val="0"/>
+                <w:i w:val="0"/>
+                <w:sz w:val="18"/>
+              </w:rPr>
+              <w:t>53…140</w:t>
+            </w:r>
+          </w:p>
+        </w:tc>
+      </w:tr>
+      <w:tr>
+        <w:trPr>
+          <w:cantSplit/>
+        </w:trPr>
         <w:tc>
           <w:tcPr>
             <w:tcW w:type="dxa" w:w="1134"/>
@@ -13401,6 +11171,27 @@
             <w:pPr>
               <w:spacing w:line="240" w:lineRule="auto"/>
               <w:ind w:firstLine="0"/>
+              <w:jc w:val="left"/>
+            </w:pPr>
+            <w:r>
+              <w:rPr>
+                <w:b w:val="0"/>
+                <w:i w:val="0"/>
+                <w:sz w:val="18"/>
+              </w:rPr>
+              <w:t>0,50</w:t>
+            </w:r>
+          </w:p>
+        </w:tc>
+        <w:tc>
+          <w:tcPr>
+            <w:tcW w:type="dxa" w:w="1020"/>
+            <w:vAlign w:val="center"/>
+          </w:tcPr>
+          <w:p>
+            <w:pPr>
+              <w:spacing w:line="240" w:lineRule="auto"/>
+              <w:ind w:firstLine="0"/>
               <w:jc w:val="center"/>
             </w:pPr>
             <w:r>
@@ -13409,7 +11200,7 @@
                 <w:i w:val="0"/>
                 <w:sz w:val="18"/>
               </w:rPr>
-              <w:t>17,5</w:t>
+              <w:t>0,350</w:t>
             </w:r>
           </w:p>
         </w:tc>
@@ -13430,13 +11221,13 @@
                 <w:i w:val="0"/>
                 <w:sz w:val="18"/>
               </w:rPr>
-              <w:t>1,05</w:t>
+              <w:t>11,50</w:t>
             </w:r>
           </w:p>
         </w:tc>
         <w:tc>
           <w:tcPr>
-            <w:tcW w:type="dxa" w:w="1304"/>
+            <w:tcW w:type="dxa" w:w="1077"/>
             <w:vAlign w:val="center"/>
           </w:tcPr>
           <w:p>
@@ -13451,13 +11242,13 @@
                 <w:i w:val="0"/>
                 <w:sz w:val="18"/>
               </w:rPr>
-              <w:t>5,3…14,0</w:t>
+              <w:t>−1208</w:t>
             </w:r>
           </w:p>
         </w:tc>
         <w:tc>
           <w:tcPr>
-            <w:tcW w:type="dxa" w:w="1474"/>
+            <w:tcW w:type="dxa" w:w="1247"/>
             <w:vAlign w:val="center"/>
           </w:tcPr>
           <w:p>
@@ -13472,13 +11263,13 @@
                 <w:i w:val="0"/>
                 <w:sz w:val="18"/>
               </w:rPr>
-              <w:t>53…140</w:t>
+              <w:t>34,5</w:t>
             </w:r>
           </w:p>
         </w:tc>
         <w:tc>
           <w:tcPr>
-            <w:tcW w:type="dxa" w:w="794"/>
+            <w:tcW w:type="dxa" w:w="1020"/>
             <w:vAlign w:val="center"/>
           </w:tcPr>
           <w:p>
@@ -13493,7 +11284,49 @@
                 <w:i w:val="0"/>
                 <w:sz w:val="18"/>
               </w:rPr>
-              <w:t>1,7</w:t>
+              <w:t>2,10</w:t>
+            </w:r>
+          </w:p>
+        </w:tc>
+        <w:tc>
+          <w:tcPr>
+            <w:tcW w:type="dxa" w:w="1417"/>
+            <w:vAlign w:val="center"/>
+          </w:tcPr>
+          <w:p>
+            <w:pPr>
+              <w:spacing w:line="240" w:lineRule="auto"/>
+              <w:ind w:firstLine="0"/>
+              <w:jc w:val="center"/>
+            </w:pPr>
+            <w:r>
+              <w:rPr>
+                <w:b w:val="0"/>
+                <w:i w:val="0"/>
+                <w:sz w:val="18"/>
+              </w:rPr>
+              <w:t>10,3…27,6</w:t>
+            </w:r>
+          </w:p>
+        </w:tc>
+        <w:tc>
+          <w:tcPr>
+            <w:tcW w:type="dxa" w:w="1814"/>
+            <w:vAlign w:val="center"/>
+          </w:tcPr>
+          <w:p>
+            <w:pPr>
+              <w:spacing w:line="240" w:lineRule="auto"/>
+              <w:ind w:firstLine="0"/>
+              <w:jc w:val="center"/>
+            </w:pPr>
+            <w:r>
+              <w:rPr>
+                <w:b w:val="0"/>
+                <w:i w:val="0"/>
+                <w:sz w:val="18"/>
+              </w:rPr>
+              <w:t>103…276</w:t>
             </w:r>
           </w:p>
         </w:tc>
@@ -13504,7 +11337,7 @@
         </w:trPr>
         <w:tc>
           <w:tcPr>
-            <w:tcW w:type="dxa" w:w="1077"/>
+            <w:tcW w:type="dxa" w:w="1134"/>
             <w:vAlign w:val="center"/>
           </w:tcPr>
           <w:p>
@@ -13519,7 +11352,28 @@
                 <w:i w:val="0"/>
                 <w:sz w:val="18"/>
               </w:rPr>
-              <w:t>0,50</w:t>
+              <w:t>0,75</w:t>
+            </w:r>
+          </w:p>
+        </w:tc>
+        <w:tc>
+          <w:tcPr>
+            <w:tcW w:type="dxa" w:w="1020"/>
+            <w:vAlign w:val="center"/>
+          </w:tcPr>
+          <w:p>
+            <w:pPr>
+              <w:spacing w:line="240" w:lineRule="auto"/>
+              <w:ind w:firstLine="0"/>
+              <w:jc w:val="center"/>
+            </w:pPr>
+            <w:r>
+              <w:rPr>
+                <w:b w:val="0"/>
+                <w:i w:val="0"/>
+                <w:sz w:val="18"/>
+              </w:rPr>
+              <w:t>0,525</w:t>
             </w:r>
           </w:p>
         </w:tc>
@@ -13540,13 +11394,13 @@
                 <w:i w:val="0"/>
                 <w:sz w:val="18"/>
               </w:rPr>
-              <w:t>0,350</w:t>
+              <w:t>17,03</w:t>
             </w:r>
           </w:p>
         </w:tc>
         <w:tc>
           <w:tcPr>
-            <w:tcW w:type="dxa" w:w="794"/>
+            <w:tcW w:type="dxa" w:w="1077"/>
             <w:vAlign w:val="center"/>
           </w:tcPr>
           <w:p>
@@ -13561,13 +11415,13 @@
                 <w:i w:val="0"/>
                 <w:sz w:val="18"/>
               </w:rPr>
-              <w:t>11,50</w:t>
+              <w:t>−1813</w:t>
             </w:r>
           </w:p>
         </w:tc>
         <w:tc>
           <w:tcPr>
-            <w:tcW w:type="dxa" w:w="964"/>
+            <w:tcW w:type="dxa" w:w="1247"/>
             <w:vAlign w:val="center"/>
           </w:tcPr>
           <w:p>
@@ -13582,10 +11436,78 @@
                 <w:i w:val="0"/>
                 <w:sz w:val="18"/>
               </w:rPr>
-              <w:t>−1208</w:t>
+              <w:t>51,1</w:t>
             </w:r>
           </w:p>
         </w:tc>
+        <w:tc>
+          <w:tcPr>
+            <w:tcW w:type="dxa" w:w="1020"/>
+            <w:vAlign w:val="center"/>
+          </w:tcPr>
+          <w:p>
+            <w:pPr>
+              <w:spacing w:line="240" w:lineRule="auto"/>
+              <w:ind w:firstLine="0"/>
+              <w:jc w:val="center"/>
+            </w:pPr>
+            <w:r>
+              <w:rPr>
+                <w:b w:val="0"/>
+                <w:i w:val="0"/>
+                <w:sz w:val="18"/>
+              </w:rPr>
+              <w:t>3,15</w:t>
+            </w:r>
+          </w:p>
+        </w:tc>
+        <w:tc>
+          <w:tcPr>
+            <w:tcW w:type="dxa" w:w="1417"/>
+            <w:vAlign w:val="center"/>
+          </w:tcPr>
+          <w:p>
+            <w:pPr>
+              <w:spacing w:line="240" w:lineRule="auto"/>
+              <w:ind w:firstLine="0"/>
+              <w:jc w:val="center"/>
+            </w:pPr>
+            <w:r>
+              <w:rPr>
+                <w:b w:val="0"/>
+                <w:i w:val="0"/>
+                <w:sz w:val="18"/>
+              </w:rPr>
+              <w:t>15,3…40,9</w:t>
+            </w:r>
+          </w:p>
+        </w:tc>
+        <w:tc>
+          <w:tcPr>
+            <w:tcW w:type="dxa" w:w="1814"/>
+            <w:vAlign w:val="center"/>
+          </w:tcPr>
+          <w:p>
+            <w:pPr>
+              <w:spacing w:line="240" w:lineRule="auto"/>
+              <w:ind w:firstLine="0"/>
+              <w:jc w:val="center"/>
+            </w:pPr>
+            <w:r>
+              <w:rPr>
+                <w:b w:val="0"/>
+                <w:i w:val="0"/>
+                <w:sz w:val="18"/>
+              </w:rPr>
+              <w:t>153…409</w:t>
+            </w:r>
+          </w:p>
+        </w:tc>
+      </w:tr>
+      <w:tr>
+        <w:trPr>
+          <w:cantSplit/>
+        </w:trPr>
         <w:tc>
           <w:tcPr>
             <w:tcW w:type="dxa" w:w="1134"/>
@@ -13595,6 +11517,27 @@
             <w:pPr>
               <w:spacing w:line="240" w:lineRule="auto"/>
               <w:ind w:firstLine="0"/>
+              <w:jc w:val="left"/>
+            </w:pPr>
+            <w:r>
+              <w:rPr>
+                <w:b w:val="0"/>
+                <w:i w:val="0"/>
+                <w:sz w:val="18"/>
+              </w:rPr>
+              <w:t>0,05…0,17</w:t>
+            </w:r>
+          </w:p>
+        </w:tc>
+        <w:tc>
+          <w:tcPr>
+            <w:tcW w:type="dxa" w:w="1020"/>
+            <w:vAlign w:val="center"/>
+          </w:tcPr>
+          <w:p>
+            <w:pPr>
+              <w:spacing w:line="240" w:lineRule="auto"/>
+              <w:ind w:firstLine="0"/>
               <w:jc w:val="center"/>
             </w:pPr>
             <w:r>
@@ -13603,7 +11546,7 @@
                 <w:i w:val="0"/>
                 <w:sz w:val="18"/>
               </w:rPr>
-              <w:t>34,5</w:t>
+              <w:t>0,04…0,12</w:t>
             </w:r>
           </w:p>
         </w:tc>
@@ -13624,13 +11567,13 @@
                 <w:i w:val="0"/>
                 <w:sz w:val="18"/>
               </w:rPr>
-              <w:t>2,10</w:t>
+              <w:t>—</w:t>
             </w:r>
           </w:p>
         </w:tc>
         <w:tc>
           <w:tcPr>
-            <w:tcW w:type="dxa" w:w="1304"/>
+            <w:tcW w:type="dxa" w:w="1077"/>
             <w:vAlign w:val="center"/>
           </w:tcPr>
           <w:p>
@@ -13645,13 +11588,13 @@
                 <w:i w:val="0"/>
                 <w:sz w:val="18"/>
               </w:rPr>
-              <w:t>10,3…27,6</w:t>
+              <w:t>—</w:t>
             </w:r>
           </w:p>
         </w:tc>
         <w:tc>
           <w:tcPr>
-            <w:tcW w:type="dxa" w:w="1474"/>
+            <w:tcW w:type="dxa" w:w="1247"/>
             <w:vAlign w:val="center"/>
           </w:tcPr>
           <w:p>
@@ -13666,13 +11609,13 @@
                 <w:i w:val="0"/>
                 <w:sz w:val="18"/>
               </w:rPr>
-              <w:t>103…276</w:t>
+              <w:t>3,8…12,3</w:t>
             </w:r>
           </w:p>
         </w:tc>
         <w:tc>
           <w:tcPr>
-            <w:tcW w:type="dxa" w:w="794"/>
+            <w:tcW w:type="dxa" w:w="1020"/>
             <w:vAlign w:val="center"/>
           </w:tcPr>
           <w:p>
@@ -13687,39 +11630,13 @@
                 <w:i w:val="0"/>
                 <w:sz w:val="18"/>
               </w:rPr>
-              <w:t>3,4</w:t>
-            </w:r>
-          </w:p>
-        </w:tc>
-      </w:tr>
-      <w:tr>
-        <w:trPr>
-          <w:cantSplit/>
-        </w:trPr>
-        <w:tc>
-          <w:tcPr>
-            <w:tcW w:type="dxa" w:w="1077"/>
-            <w:vAlign w:val="center"/>
-          </w:tcPr>
-          <w:p>
-            <w:pPr>
-              <w:spacing w:line="240" w:lineRule="auto"/>
-              <w:ind w:firstLine="0"/>
-              <w:jc w:val="left"/>
-            </w:pPr>
-            <w:r>
-              <w:rPr>
-                <w:b w:val="0"/>
-                <w:i w:val="0"/>
-                <w:sz w:val="18"/>
-              </w:rPr>
-              <w:t>0,75</w:t>
+              <w:t>0,22…0,73</w:t>
             </w:r>
           </w:p>
         </w:tc>
         <w:tc>
           <w:tcPr>
-            <w:tcW w:type="dxa" w:w="907"/>
+            <w:tcW w:type="dxa" w:w="1417"/>
             <w:vAlign w:val="center"/>
           </w:tcPr>
           <w:p>
@@ -13734,13 +11651,13 @@
                 <w:i w:val="0"/>
                 <w:sz w:val="18"/>
               </w:rPr>
-              <w:t>0,525</w:t>
+              <w:t>3,0…3,7</w:t>
             </w:r>
           </w:p>
         </w:tc>
         <w:tc>
           <w:tcPr>
-            <w:tcW w:type="dxa" w:w="794"/>
+            <w:tcW w:type="dxa" w:w="1814"/>
             <w:vAlign w:val="center"/>
           </w:tcPr>
           <w:p>
@@ -13755,327 +11672,7 @@
                 <w:i w:val="0"/>
                 <w:sz w:val="18"/>
               </w:rPr>
-              <w:t>17,03</w:t>
-            </w:r>
-          </w:p>
-        </w:tc>
-        <w:tc>
-          <w:tcPr>
-            <w:tcW w:type="dxa" w:w="964"/>
-            <w:vAlign w:val="center"/>
-          </w:tcPr>
-          <w:p>
-            <w:pPr>
-              <w:spacing w:line="240" w:lineRule="auto"/>
-              <w:ind w:firstLine="0"/>
-              <w:jc w:val="center"/>
-            </w:pPr>
-            <w:r>
-              <w:rPr>
-                <w:b w:val="0"/>
-                <w:i w:val="0"/>
-                <w:sz w:val="18"/>
-              </w:rPr>
-              <w:t>−1813</w:t>
-            </w:r>
-          </w:p>
-        </w:tc>
-        <w:tc>
-          <w:tcPr>
-            <w:tcW w:type="dxa" w:w="1134"/>
-            <w:vAlign w:val="center"/>
-          </w:tcPr>
-          <w:p>
-            <w:pPr>
-              <w:spacing w:line="240" w:lineRule="auto"/>
-              <w:ind w:firstLine="0"/>
-              <w:jc w:val="center"/>
-            </w:pPr>
-            <w:r>
-              <w:rPr>
-                <w:b w:val="0"/>
-                <w:i w:val="0"/>
-                <w:sz w:val="18"/>
-              </w:rPr>
-              <w:t>51,1</w:t>
-            </w:r>
-          </w:p>
-        </w:tc>
-        <w:tc>
-          <w:tcPr>
-            <w:tcW w:type="dxa" w:w="907"/>
-            <w:vAlign w:val="center"/>
-          </w:tcPr>
-          <w:p>
-            <w:pPr>
-              <w:spacing w:line="240" w:lineRule="auto"/>
-              <w:ind w:firstLine="0"/>
-              <w:jc w:val="center"/>
-            </w:pPr>
-            <w:r>
-              <w:rPr>
-                <w:b w:val="0"/>
-                <w:i w:val="0"/>
-                <w:sz w:val="18"/>
-              </w:rPr>
-              <w:t>3,15</w:t>
-            </w:r>
-          </w:p>
-        </w:tc>
-        <w:tc>
-          <w:tcPr>
-            <w:tcW w:type="dxa" w:w="1304"/>
-            <w:vAlign w:val="center"/>
-          </w:tcPr>
-          <w:p>
-            <w:pPr>
-              <w:spacing w:line="240" w:lineRule="auto"/>
-              <w:ind w:firstLine="0"/>
-              <w:jc w:val="center"/>
-            </w:pPr>
-            <w:r>
-              <w:rPr>
-                <w:b w:val="0"/>
-                <w:i w:val="0"/>
-                <w:sz w:val="18"/>
-              </w:rPr>
-              <w:t>15,3…40,9</w:t>
-            </w:r>
-          </w:p>
-        </w:tc>
-        <w:tc>
-          <w:tcPr>
-            <w:tcW w:type="dxa" w:w="1474"/>
-            <w:vAlign w:val="center"/>
-          </w:tcPr>
-          <w:p>
-            <w:pPr>
-              <w:spacing w:line="240" w:lineRule="auto"/>
-              <w:ind w:firstLine="0"/>
-              <w:jc w:val="center"/>
-            </w:pPr>
-            <w:r>
-              <w:rPr>
-                <w:b w:val="0"/>
-                <w:i w:val="0"/>
-                <w:sz w:val="18"/>
-              </w:rPr>
-              <w:t>153…409</w:t>
-            </w:r>
-          </w:p>
-        </w:tc>
-        <w:tc>
-          <w:tcPr>
-            <w:tcW w:type="dxa" w:w="794"/>
-            <w:vAlign w:val="center"/>
-          </w:tcPr>
-          <w:p>
-            <w:pPr>
-              <w:spacing w:line="240" w:lineRule="auto"/>
-              <w:ind w:firstLine="0"/>
-              <w:jc w:val="center"/>
-            </w:pPr>
-            <w:r>
-              <w:rPr>
-                <w:b w:val="0"/>
-                <w:i w:val="0"/>
-                <w:sz w:val="18"/>
-              </w:rPr>
-              <w:t>5,0</w:t>
-            </w:r>
-          </w:p>
-        </w:tc>
-      </w:tr>
-      <w:tr>
-        <w:trPr>
-          <w:cantSplit/>
-        </w:trPr>
-        <w:tc>
-          <w:tcPr>
-            <w:tcW w:type="dxa" w:w="1077"/>
-            <w:vAlign w:val="center"/>
-          </w:tcPr>
-          <w:p>
-            <w:pPr>
-              <w:spacing w:line="240" w:lineRule="auto"/>
-              <w:ind w:firstLine="0"/>
-              <w:jc w:val="left"/>
-            </w:pPr>
-            <w:r>
-              <w:rPr>
-                <w:b w:val="0"/>
-                <w:i w:val="0"/>
-                <w:sz w:val="18"/>
-              </w:rPr>
-              <w:t>0,05…0,17</w:t>
-            </w:r>
-          </w:p>
-        </w:tc>
-        <w:tc>
-          <w:tcPr>
-            <w:tcW w:type="dxa" w:w="907"/>
-            <w:vAlign w:val="center"/>
-          </w:tcPr>
-          <w:p>
-            <w:pPr>
-              <w:spacing w:line="240" w:lineRule="auto"/>
-              <w:ind w:firstLine="0"/>
-              <w:jc w:val="center"/>
-            </w:pPr>
-            <w:r>
-              <w:rPr>
-                <w:b w:val="0"/>
-                <w:i w:val="0"/>
-                <w:sz w:val="18"/>
-              </w:rPr>
-              <w:t>0,04…0,12</w:t>
-            </w:r>
-          </w:p>
-        </w:tc>
-        <w:tc>
-          <w:tcPr>
-            <w:tcW w:type="dxa" w:w="794"/>
-            <w:vAlign w:val="center"/>
-          </w:tcPr>
-          <w:p>
-            <w:pPr>
-              <w:spacing w:line="240" w:lineRule="auto"/>
-              <w:ind w:firstLine="0"/>
-              <w:jc w:val="center"/>
-            </w:pPr>
-            <w:r>
-              <w:rPr>
-                <w:b w:val="0"/>
-                <w:i w:val="0"/>
-                <w:sz w:val="18"/>
-              </w:rPr>
-              <w:t>—</w:t>
-            </w:r>
-          </w:p>
-        </w:tc>
-        <w:tc>
-          <w:tcPr>
-            <w:tcW w:type="dxa" w:w="964"/>
-            <w:vAlign w:val="center"/>
-          </w:tcPr>
-          <w:p>
-            <w:pPr>
-              <w:spacing w:line="240" w:lineRule="auto"/>
-              <w:ind w:firstLine="0"/>
-              <w:jc w:val="center"/>
-            </w:pPr>
-            <w:r>
-              <w:rPr>
-                <w:b w:val="0"/>
-                <w:i w:val="0"/>
-                <w:sz w:val="18"/>
-              </w:rPr>
-              <w:t>—</w:t>
-            </w:r>
-          </w:p>
-        </w:tc>
-        <w:tc>
-          <w:tcPr>
-            <w:tcW w:type="dxa" w:w="1134"/>
-            <w:vAlign w:val="center"/>
-          </w:tcPr>
-          <w:p>
-            <w:pPr>
-              <w:spacing w:line="240" w:lineRule="auto"/>
-              <w:ind w:firstLine="0"/>
-              <w:jc w:val="center"/>
-            </w:pPr>
-            <w:r>
-              <w:rPr>
-                <w:b w:val="0"/>
-                <w:i w:val="0"/>
-                <w:sz w:val="18"/>
-              </w:rPr>
-              <w:t>3,8…12,3</w:t>
-            </w:r>
-          </w:p>
-        </w:tc>
-        <w:tc>
-          <w:tcPr>
-            <w:tcW w:type="dxa" w:w="907"/>
-            <w:vAlign w:val="center"/>
-          </w:tcPr>
-          <w:p>
-            <w:pPr>
-              <w:spacing w:line="240" w:lineRule="auto"/>
-              <w:ind w:firstLine="0"/>
-              <w:jc w:val="center"/>
-            </w:pPr>
-            <w:r>
-              <w:rPr>
-                <w:b w:val="0"/>
-                <w:i w:val="0"/>
-                <w:sz w:val="18"/>
-              </w:rPr>
-              <w:t>0,22…0,73</w:t>
-            </w:r>
-          </w:p>
-        </w:tc>
-        <w:tc>
-          <w:tcPr>
-            <w:tcW w:type="dxa" w:w="1304"/>
-            <w:vAlign w:val="center"/>
-          </w:tcPr>
-          <w:p>
-            <w:pPr>
-              <w:spacing w:line="240" w:lineRule="auto"/>
-              <w:ind w:firstLine="0"/>
-              <w:jc w:val="center"/>
-            </w:pPr>
-            <w:r>
-              <w:rPr>
-                <w:b w:val="0"/>
-                <w:i w:val="0"/>
-                <w:sz w:val="18"/>
-              </w:rPr>
-              <w:t>3,0…3,7</w:t>
-            </w:r>
-          </w:p>
-        </w:tc>
-        <w:tc>
-          <w:tcPr>
-            <w:tcW w:type="dxa" w:w="1474"/>
-            <w:vAlign w:val="center"/>
-          </w:tcPr>
-          <w:p>
-            <w:pPr>
-              <w:spacing w:line="240" w:lineRule="auto"/>
-              <w:ind w:firstLine="0"/>
-              <w:jc w:val="center"/>
-            </w:pPr>
-            <w:r>
-              <w:rPr>
-                <w:b w:val="0"/>
-                <w:i w:val="0"/>
-                <w:sz w:val="18"/>
-              </w:rPr>
               <w:t>30…37</w:t>
-            </w:r>
-          </w:p>
-        </w:tc>
-        <w:tc>
-          <w:tcPr>
-            <w:tcW w:type="dxa" w:w="794"/>
-            <w:vAlign w:val="center"/>
-          </w:tcPr>
-          <w:p>
-            <w:pPr>
-              <w:spacing w:line="240" w:lineRule="auto"/>
-              <w:ind w:firstLine="0"/>
-              <w:jc w:val="center"/>
-            </w:pPr>
-            <w:r>
-              <w:rPr>
-                <w:b w:val="0"/>
-                <w:i w:val="0"/>
-                <w:sz w:val="18"/>
-              </w:rPr>
-              <w:t>0,4…1,2</w:t>
             </w:r>
           </w:p>
         </w:tc>
@@ -14132,23 +11729,7 @@
           <w:i w:val="0"/>
           <w:sz w:val="20"/>
         </w:rPr>
-        <w:t xml:space="preserve"> — напряжение на верхней кромке у внутреннего диаметра; </w:t>
-      </w:r>
-      <m:oMath>
-        <m:r>
-          <w:rPr>
-            <w:rFonts w:ascii="Cambria Math" w:hAnsi="Cambria Math"/>
-          </w:rPr>
-          <m:t xml:space="preserve">q</m:t>
-        </m:r>
-      </m:oMath>
-      <w:r>
-        <w:rPr>
-          <w:b w:val="0"/>
-          <w:i w:val="0"/>
-          <w:sz w:val="20"/>
-        </w:rPr>
-        <w:t xml:space="preserve"> — среднее давление на пластине 203 × 50 мм; последняя строка — уровень опытов 2–3 (раздел 7.2). Допустимый рабочий прогиб должен быть проверен по марке стали пружин [10, 11].</w:t>
+        <w:t xml:space="preserve"> — напряжение на верхней кромке у внутреннего диаметра; последняя строка — уровень опытов 2–3 (раздел 7.1). Допустимый рабочий прогиб должен быть проверен по марке стали пружин [10, 11].</w:t>
       </w:r>
     </w:p>
     <w:p>
@@ -14161,8 +11742,8 @@
       <w:r>
         <w:drawing>
           <wp:inline xmlns:a="http://schemas.openxmlformats.org/drawingml/2006/main" xmlns:pic="http://schemas.openxmlformats.org/drawingml/2006/picture">
-            <wp:extent cx="5040000" cy="1958744"/>
-            <wp:docPr id="8" name="Picture 8"/>
+            <wp:extent cx="5400000" cy="2098655"/>
+            <wp:docPr id="7" name="Picture 7"/>
             <wp:cNvGraphicFramePr>
               <a:graphicFrameLocks noChangeAspect="1"/>
             </wp:cNvGraphicFramePr>
@@ -14174,7 +11755,7 @@
                     <pic:cNvPicPr/>
                   </pic:nvPicPr>
                   <pic:blipFill>
-                    <a:blip r:embed="rId17"/>
+                    <a:blip r:embed="rId16"/>
                     <a:stretch>
                       <a:fillRect/>
                     </a:stretch>
@@ -14182,7 +11763,7 @@
                   <pic:spPr>
                     <a:xfrm>
                       <a:off x="0" y="0"/>
-                      <a:ext cx="5040000" cy="1958744"/>
+                      <a:ext cx="5400000" cy="2098655"/>
                     </a:xfrm>
                     <a:prstGeom prst="rect"/>
                   </pic:spPr>
@@ -14205,7 +11786,7 @@
           <w:i w:val="0"/>
           <w:sz w:val="22"/>
         </w:rPr>
-        <w:t>Рисунок 8 – Характеристики: а — тарельчатая пружина 32 × 14 × 3,0 × 0,7; б — нормальная сила и сила трения одного тормоза в зависимости от сжатия пакета</w:t>
+        <w:t>Рисунок 7 – Характеристики: а — тарельчатая пружина; б — нормальная сила и сила трения одного тормоза в зависимости от сжатия пакета</w:t>
       </w:r>
     </w:p>
     <w:p>
@@ -14492,7 +12073,7 @@
       </m:oMath>
       <w:r>
         <w:tab/>
-        <w:t>(16)</w:t>
+        <w:t>(15)</w:t>
       </w:r>
     </w:p>
     <w:p>
@@ -14704,7 +12285,850 @@
           <w:b w:val="0"/>
           <w:i w:val="0"/>
         </w:rPr>
-        <w:t xml:space="preserve"> меняет знак дважды за период. Её среднее значение, тормозящее откат, и энергия, отбираемая у колебаний за цикл, равны</w:t>
+        <w:t xml:space="preserve"> меняет знак дважды за период. Обозначив </w:t>
+      </w:r>
+      <m:oMath>
+        <m:r>
+          <w:rPr>
+            <w:rFonts w:ascii="Cambria Math" w:hAnsi="Cambria Math"/>
+          </w:rPr>
+          <m:t xml:space="preserve">θ</m:t>
+        </m:r>
+        <m:r>
+          <w:rPr>
+            <w:rFonts w:ascii="Cambria Math" w:hAnsi="Cambria Math"/>
+          </w:rPr>
+          <m:t xml:space="preserve">=</m:t>
+        </m:r>
+        <m:r>
+          <w:rPr>
+            <w:rFonts w:ascii="Cambria Math" w:hAnsi="Cambria Math"/>
+          </w:rPr>
+          <m:t xml:space="preserve">ω</m:t>
+        </m:r>
+        <m:r>
+          <w:rPr>
+            <w:rFonts w:ascii="Cambria Math" w:hAnsi="Cambria Math"/>
+          </w:rPr>
+          <m:t xml:space="preserve">t</m:t>
+        </m:r>
+      </m:oMath>
+      <w:r>
+        <w:rPr>
+          <w:b w:val="0"/>
+          <w:i w:val="0"/>
+        </w:rPr>
+        <w:t>, найдём её среднее за период значение и работу, совершаемую над колебательной составляющей скорости:</w:t>
+      </w:r>
+    </w:p>
+    <w:p>
+      <w:pPr>
+        <w:tabs>
+          <w:tab w:pos="4819" w:val="center"/>
+          <w:tab w:pos="9638" w:val="right"/>
+        </w:tabs>
+        <w:spacing w:before="60" w:after="60"/>
+        <w:ind w:firstLine="0"/>
+      </w:pPr>
+      <w:r>
+        <w:tab/>
+      </w:r>
+      <m:oMath>
+        <m:d>
+          <m:dPr>
+            <m:begChr m:val="⟨"/>
+            <m:endChr m:val="⟩"/>
+          </m:dPr>
+          <m:e>
+            <m:r>
+              <m:rPr>
+                <m:sty m:val="p"/>
+              </m:rPr>
+              <w:rPr>
+                <w:rFonts w:ascii="Cambria Math" w:hAnsi="Cambria Math"/>
+              </w:rPr>
+              <m:t xml:space="preserve">sign</m:t>
+            </m:r>
+            <m:r>
+              <m:rPr>
+                <m:sty m:val="p"/>
+              </m:rPr>
+              <w:rPr>
+                <w:rFonts w:ascii="Cambria Math" w:hAnsi="Cambria Math"/>
+              </w:rPr>
+              <m:t xml:space="preserve"> </m:t>
+            </m:r>
+            <m:sSub>
+              <m:e>
+                <m:r>
+                  <w:rPr>
+                    <w:rFonts w:ascii="Cambria Math" w:hAnsi="Cambria Math"/>
+                  </w:rPr>
+                  <m:t xml:space="preserve">v</m:t>
+                </m:r>
+              </m:e>
+              <m:sub>
+                <m:r>
+                  <w:rPr>
+                    <w:rFonts w:ascii="Cambria Math" w:hAnsi="Cambria Math"/>
+                  </w:rPr>
+                  <m:t xml:space="preserve">j</m:t>
+                </m:r>
+              </m:sub>
+            </m:sSub>
+          </m:e>
+        </m:d>
+        <m:r>
+          <w:rPr>
+            <w:rFonts w:ascii="Cambria Math" w:hAnsi="Cambria Math"/>
+          </w:rPr>
+          <m:t xml:space="preserve">=</m:t>
+        </m:r>
+        <m:f>
+          <m:num>
+            <m:r>
+              <w:rPr>
+                <w:rFonts w:ascii="Cambria Math" w:hAnsi="Cambria Math"/>
+              </w:rPr>
+              <m:t xml:space="preserve">1</m:t>
+            </m:r>
+          </m:num>
+          <m:den>
+            <m:r>
+              <w:rPr>
+                <w:rFonts w:ascii="Cambria Math" w:hAnsi="Cambria Math"/>
+              </w:rPr>
+              <m:t xml:space="preserve">2</m:t>
+            </m:r>
+            <m:r>
+              <w:rPr>
+                <w:rFonts w:ascii="Cambria Math" w:hAnsi="Cambria Math"/>
+              </w:rPr>
+              <m:t xml:space="preserve">π</m:t>
+            </m:r>
+          </m:den>
+        </m:f>
+        <m:nary>
+          <m:naryPr>
+            <m:chr m:val="∫"/>
+            <m:limLoc m:val="subSup"/>
+          </m:naryPr>
+          <m:sub>
+            <m:r>
+              <w:rPr>
+                <w:rFonts w:ascii="Cambria Math" w:hAnsi="Cambria Math"/>
+              </w:rPr>
+              <m:t xml:space="preserve">0</m:t>
+            </m:r>
+          </m:sub>
+          <m:sup>
+            <m:r>
+              <w:rPr>
+                <w:rFonts w:ascii="Cambria Math" w:hAnsi="Cambria Math"/>
+              </w:rPr>
+              <m:t xml:space="preserve">2</m:t>
+            </m:r>
+            <m:r>
+              <w:rPr>
+                <w:rFonts w:ascii="Cambria Math" w:hAnsi="Cambria Math"/>
+              </w:rPr>
+              <m:t xml:space="preserve">π</m:t>
+            </m:r>
+          </m:sup>
+          <m:e>
+            <m:r>
+              <m:rPr>
+                <m:sty m:val="p"/>
+              </m:rPr>
+              <w:rPr>
+                <w:rFonts w:ascii="Cambria Math" w:hAnsi="Cambria Math"/>
+              </w:rPr>
+              <m:t xml:space="preserve">sign</m:t>
+            </m:r>
+            <m:d>
+              <m:dPr>
+                <m:begChr m:val="("/>
+                <m:endChr m:val=")"/>
+              </m:dPr>
+              <m:e>
+                <m:r>
+                  <m:rPr>
+                    <m:sty m:val="p"/>
+                  </m:rPr>
+                  <w:rPr>
+                    <w:rFonts w:ascii="Cambria Math" w:hAnsi="Cambria Math"/>
+                  </w:rPr>
+                  <m:t xml:space="preserve">cos</m:t>
+                </m:r>
+                <m:r>
+                  <w:rPr>
+                    <w:rFonts w:ascii="Cambria Math" w:hAnsi="Cambria Math"/>
+                  </w:rPr>
+                  <m:t xml:space="preserve">θ</m:t>
+                </m:r>
+                <m:r>
+                  <w:rPr>
+                    <w:rFonts w:ascii="Cambria Math" w:hAnsi="Cambria Math"/>
+                  </w:rPr>
+                  <m:t xml:space="preserve">−</m:t>
+                </m:r>
+                <m:sSub>
+                  <m:e>
+                    <m:r>
+                      <w:rPr>
+                        <w:rFonts w:ascii="Cambria Math" w:hAnsi="Cambria Math"/>
+                      </w:rPr>
+                      <m:t xml:space="preserve">r</m:t>
+                    </m:r>
+                  </m:e>
+                  <m:sub>
+                    <m:r>
+                      <w:rPr>
+                        <w:rFonts w:ascii="Cambria Math" w:hAnsi="Cambria Math"/>
+                      </w:rPr>
+                      <m:t xml:space="preserve">j</m:t>
+                    </m:r>
+                  </m:sub>
+                </m:sSub>
+              </m:e>
+            </m:d>
+            <m:r>
+              <w:rPr>
+                <w:rFonts w:ascii="Cambria Math" w:hAnsi="Cambria Math"/>
+              </w:rPr>
+              <m:t xml:space="preserve">d</m:t>
+            </m:r>
+            <m:r>
+              <w:rPr>
+                <w:rFonts w:ascii="Cambria Math" w:hAnsi="Cambria Math"/>
+              </w:rPr>
+              <m:t xml:space="preserve">θ</m:t>
+            </m:r>
+          </m:e>
+        </m:nary>
+        <m:r>
+          <w:rPr>
+            <w:rFonts w:ascii="Cambria Math" w:hAnsi="Cambria Math"/>
+          </w:rPr>
+          <m:t xml:space="preserve">=</m:t>
+        </m:r>
+        <m:r>
+          <w:rPr>
+            <w:rFonts w:ascii="Cambria Math" w:hAnsi="Cambria Math"/>
+          </w:rPr>
+          <m:t xml:space="preserve">−</m:t>
+        </m:r>
+        <m:f>
+          <m:num>
+            <m:r>
+              <w:rPr>
+                <w:rFonts w:ascii="Cambria Math" w:hAnsi="Cambria Math"/>
+              </w:rPr>
+              <m:t xml:space="preserve">2</m:t>
+            </m:r>
+          </m:num>
+          <m:den>
+            <m:r>
+              <w:rPr>
+                <w:rFonts w:ascii="Cambria Math" w:hAnsi="Cambria Math"/>
+              </w:rPr>
+              <m:t xml:space="preserve">π</m:t>
+            </m:r>
+          </m:den>
+        </m:f>
+        <m:r>
+          <m:rPr>
+            <m:sty m:val="p"/>
+          </m:rPr>
+          <w:rPr>
+            <w:rFonts w:ascii="Cambria Math" w:hAnsi="Cambria Math"/>
+          </w:rPr>
+          <m:t xml:space="preserve">arcsin</m:t>
+        </m:r>
+        <m:sSub>
+          <m:e>
+            <m:r>
+              <w:rPr>
+                <w:rFonts w:ascii="Cambria Math" w:hAnsi="Cambria Math"/>
+              </w:rPr>
+              <m:t xml:space="preserve">r</m:t>
+            </m:r>
+          </m:e>
+          <m:sub>
+            <m:r>
+              <w:rPr>
+                <w:rFonts w:ascii="Cambria Math" w:hAnsi="Cambria Math"/>
+              </w:rPr>
+              <m:t xml:space="preserve">j</m:t>
+            </m:r>
+          </m:sub>
+        </m:sSub>
+        <m:r>
+          <w:rPr>
+            <w:rFonts w:ascii="Cambria Math" w:hAnsi="Cambria Math"/>
+          </w:rPr>
+          <m:t xml:space="preserve">,</m:t>
+        </m:r>
+      </m:oMath>
+      <w:r>
+        <w:tab/>
+        <w:t>(16)</w:t>
+      </w:r>
+    </w:p>
+    <w:p>
+      <w:pPr>
+        <w:tabs>
+          <w:tab w:pos="4819" w:val="center"/>
+          <w:tab w:pos="9638" w:val="right"/>
+        </w:tabs>
+        <w:spacing w:before="60" w:after="60"/>
+        <w:ind w:firstLine="0"/>
+      </w:pPr>
+      <w:r>
+        <w:tab/>
+      </w:r>
+      <m:oMath>
+        <m:r>
+          <w:rPr>
+            <w:rFonts w:ascii="Cambria Math" w:hAnsi="Cambria Math"/>
+          </w:rPr>
+          <m:t xml:space="preserve">Δ</m:t>
+        </m:r>
+        <m:sSub>
+          <m:e>
+            <m:r>
+              <w:rPr>
+                <w:rFonts w:ascii="Cambria Math" w:hAnsi="Cambria Math"/>
+              </w:rPr>
+              <m:t xml:space="preserve">E</m:t>
+            </m:r>
+          </m:e>
+          <m:sub>
+            <m:r>
+              <w:rPr>
+                <w:rFonts w:ascii="Cambria Math" w:hAnsi="Cambria Math"/>
+              </w:rPr>
+              <m:t xml:space="preserve">j</m:t>
+            </m:r>
+          </m:sub>
+        </m:sSub>
+        <m:r>
+          <w:rPr>
+            <w:rFonts w:ascii="Cambria Math" w:hAnsi="Cambria Math"/>
+          </w:rPr>
+          <m:t xml:space="preserve">=</m:t>
+        </m:r>
+        <m:sSub>
+          <m:e>
+            <m:r>
+              <w:rPr>
+                <w:rFonts w:ascii="Cambria Math" w:hAnsi="Cambria Math"/>
+              </w:rPr>
+              <m:t xml:space="preserve">F</m:t>
+            </m:r>
+          </m:e>
+          <m:sub>
+            <m:r>
+              <w:rPr>
+                <w:rFonts w:ascii="Cambria Math" w:hAnsi="Cambria Math"/>
+              </w:rPr>
+              <m:t xml:space="preserve">j</m:t>
+            </m:r>
+          </m:sub>
+        </m:sSub>
+        <m:sSub>
+          <m:e>
+            <m:r>
+              <w:rPr>
+                <w:rFonts w:ascii="Cambria Math" w:hAnsi="Cambria Math"/>
+              </w:rPr>
+              <m:t xml:space="preserve">A</m:t>
+            </m:r>
+          </m:e>
+          <m:sub>
+            <m:r>
+              <w:rPr>
+                <w:rFonts w:ascii="Cambria Math" w:hAnsi="Cambria Math"/>
+              </w:rPr>
+              <m:t xml:space="preserve">j</m:t>
+            </m:r>
+          </m:sub>
+        </m:sSub>
+        <m:nary>
+          <m:naryPr>
+            <m:chr m:val="∫"/>
+            <m:limLoc m:val="subSup"/>
+          </m:naryPr>
+          <m:sub>
+            <m:r>
+              <w:rPr>
+                <w:rFonts w:ascii="Cambria Math" w:hAnsi="Cambria Math"/>
+              </w:rPr>
+              <m:t xml:space="preserve">0</m:t>
+            </m:r>
+          </m:sub>
+          <m:sup>
+            <m:r>
+              <w:rPr>
+                <w:rFonts w:ascii="Cambria Math" w:hAnsi="Cambria Math"/>
+              </w:rPr>
+              <m:t xml:space="preserve">2</m:t>
+            </m:r>
+            <m:r>
+              <w:rPr>
+                <w:rFonts w:ascii="Cambria Math" w:hAnsi="Cambria Math"/>
+              </w:rPr>
+              <m:t xml:space="preserve">π</m:t>
+            </m:r>
+          </m:sup>
+          <m:e>
+            <m:r>
+              <m:rPr>
+                <m:sty m:val="p"/>
+              </m:rPr>
+              <w:rPr>
+                <w:rFonts w:ascii="Cambria Math" w:hAnsi="Cambria Math"/>
+              </w:rPr>
+              <m:t xml:space="preserve">sign</m:t>
+            </m:r>
+            <m:d>
+              <m:dPr>
+                <m:begChr m:val="("/>
+                <m:endChr m:val=")"/>
+              </m:dPr>
+              <m:e>
+                <m:r>
+                  <m:rPr>
+                    <m:sty m:val="p"/>
+                  </m:rPr>
+                  <w:rPr>
+                    <w:rFonts w:ascii="Cambria Math" w:hAnsi="Cambria Math"/>
+                  </w:rPr>
+                  <m:t xml:space="preserve">cos</m:t>
+                </m:r>
+                <m:r>
+                  <w:rPr>
+                    <w:rFonts w:ascii="Cambria Math" w:hAnsi="Cambria Math"/>
+                  </w:rPr>
+                  <m:t xml:space="preserve">θ</m:t>
+                </m:r>
+                <m:r>
+                  <w:rPr>
+                    <w:rFonts w:ascii="Cambria Math" w:hAnsi="Cambria Math"/>
+                  </w:rPr>
+                  <m:t xml:space="preserve">−</m:t>
+                </m:r>
+                <m:sSub>
+                  <m:e>
+                    <m:r>
+                      <w:rPr>
+                        <w:rFonts w:ascii="Cambria Math" w:hAnsi="Cambria Math"/>
+                      </w:rPr>
+                      <m:t xml:space="preserve">r</m:t>
+                    </m:r>
+                  </m:e>
+                  <m:sub>
+                    <m:r>
+                      <w:rPr>
+                        <w:rFonts w:ascii="Cambria Math" w:hAnsi="Cambria Math"/>
+                      </w:rPr>
+                      <m:t xml:space="preserve">j</m:t>
+                    </m:r>
+                  </m:sub>
+                </m:sSub>
+              </m:e>
+            </m:d>
+            <m:r>
+              <m:rPr>
+                <m:sty m:val="p"/>
+              </m:rPr>
+              <w:rPr>
+                <w:rFonts w:ascii="Cambria Math" w:hAnsi="Cambria Math"/>
+              </w:rPr>
+              <m:t xml:space="preserve">cos</m:t>
+            </m:r>
+            <m:r>
+              <w:rPr>
+                <w:rFonts w:ascii="Cambria Math" w:hAnsi="Cambria Math"/>
+              </w:rPr>
+              <m:t xml:space="preserve">θ</m:t>
+            </m:r>
+            <m:r>
+              <m:rPr>
+                <m:sty m:val="p"/>
+              </m:rPr>
+              <w:rPr>
+                <w:rFonts w:ascii="Cambria Math" w:hAnsi="Cambria Math"/>
+              </w:rPr>
+              <m:t xml:space="preserve"> </m:t>
+            </m:r>
+            <m:r>
+              <w:rPr>
+                <w:rFonts w:ascii="Cambria Math" w:hAnsi="Cambria Math"/>
+              </w:rPr>
+              <m:t xml:space="preserve">d</m:t>
+            </m:r>
+            <m:r>
+              <w:rPr>
+                <w:rFonts w:ascii="Cambria Math" w:hAnsi="Cambria Math"/>
+              </w:rPr>
+              <m:t xml:space="preserve">θ</m:t>
+            </m:r>
+          </m:e>
+        </m:nary>
+        <m:r>
+          <w:rPr>
+            <w:rFonts w:ascii="Cambria Math" w:hAnsi="Cambria Math"/>
+          </w:rPr>
+          <m:t xml:space="preserve">=</m:t>
+        </m:r>
+        <m:r>
+          <w:rPr>
+            <w:rFonts w:ascii="Cambria Math" w:hAnsi="Cambria Math"/>
+          </w:rPr>
+          <m:t xml:space="preserve">4</m:t>
+        </m:r>
+        <m:sSub>
+          <m:e>
+            <m:r>
+              <w:rPr>
+                <w:rFonts w:ascii="Cambria Math" w:hAnsi="Cambria Math"/>
+              </w:rPr>
+              <m:t xml:space="preserve">F</m:t>
+            </m:r>
+          </m:e>
+          <m:sub>
+            <m:r>
+              <w:rPr>
+                <w:rFonts w:ascii="Cambria Math" w:hAnsi="Cambria Math"/>
+              </w:rPr>
+              <m:t xml:space="preserve">j</m:t>
+            </m:r>
+          </m:sub>
+        </m:sSub>
+        <m:sSub>
+          <m:e>
+            <m:r>
+              <w:rPr>
+                <w:rFonts w:ascii="Cambria Math" w:hAnsi="Cambria Math"/>
+              </w:rPr>
+              <m:t xml:space="preserve">A</m:t>
+            </m:r>
+          </m:e>
+          <m:sub>
+            <m:r>
+              <w:rPr>
+                <w:rFonts w:ascii="Cambria Math" w:hAnsi="Cambria Math"/>
+              </w:rPr>
+              <m:t xml:space="preserve">j</m:t>
+            </m:r>
+          </m:sub>
+        </m:sSub>
+        <m:rad>
+          <m:radPr>
+            <m:degHide m:val="1"/>
+          </m:radPr>
+          <m:deg/>
+          <m:e>
+            <m:r>
+              <w:rPr>
+                <w:rFonts w:ascii="Cambria Math" w:hAnsi="Cambria Math"/>
+              </w:rPr>
+              <m:t xml:space="preserve">1</m:t>
+            </m:r>
+            <m:r>
+              <w:rPr>
+                <w:rFonts w:ascii="Cambria Math" w:hAnsi="Cambria Math"/>
+              </w:rPr>
+              <m:t xml:space="preserve">−</m:t>
+            </m:r>
+            <m:sSubSup>
+              <m:e>
+                <m:r>
+                  <w:rPr>
+                    <w:rFonts w:ascii="Cambria Math" w:hAnsi="Cambria Math"/>
+                  </w:rPr>
+                  <m:t xml:space="preserve">r</m:t>
+                </m:r>
+              </m:e>
+              <m:sub>
+                <m:r>
+                  <w:rPr>
+                    <w:rFonts w:ascii="Cambria Math" w:hAnsi="Cambria Math"/>
+                  </w:rPr>
+                  <m:t xml:space="preserve">j</m:t>
+                </m:r>
+              </m:sub>
+              <m:sup>
+                <m:r>
+                  <w:rPr>
+                    <w:rFonts w:ascii="Cambria Math" w:hAnsi="Cambria Math"/>
+                  </w:rPr>
+                  <m:t xml:space="preserve">2</m:t>
+                </m:r>
+              </m:sup>
+            </m:sSubSup>
+          </m:e>
+        </m:rad>
+        <m:r>
+          <w:rPr>
+            <w:rFonts w:ascii="Cambria Math" w:hAnsi="Cambria Math"/>
+          </w:rPr>
+          <m:t xml:space="preserve">.</m:t>
+        </m:r>
+      </m:oMath>
+      <w:r>
+        <w:tab/>
+        <w:t>(17)</w:t>
+      </w:r>
+    </w:p>
+    <w:p>
+      <w:pPr>
+        <w:spacing w:before="0" w:after="0"/>
+        <w:ind w:firstLine="567"/>
+        <w:jc w:val="both"/>
+      </w:pPr>
+      <w:r>
+        <w:rPr>
+          <w:b w:val="0"/>
+          <w:i w:val="0"/>
+        </w:rPr>
+        <w:t xml:space="preserve">Скорость положительна при </w:t>
+      </w:r>
+      <m:oMath>
+        <m:d>
+          <m:dPr>
+            <m:begChr m:val="|"/>
+            <m:endChr m:val="|"/>
+          </m:dPr>
+          <m:e>
+            <m:r>
+              <w:rPr>
+                <w:rFonts w:ascii="Cambria Math" w:hAnsi="Cambria Math"/>
+              </w:rPr>
+              <m:t xml:space="preserve">θ</m:t>
+            </m:r>
+          </m:e>
+        </m:d>
+        <m:r>
+          <w:rPr>
+            <w:rFonts w:ascii="Cambria Math" w:hAnsi="Cambria Math"/>
+          </w:rPr>
+          <m:t xml:space="preserve">&lt;</m:t>
+        </m:r>
+        <m:sSub>
+          <m:e>
+            <m:r>
+              <w:rPr>
+                <w:rFonts w:ascii="Cambria Math" w:hAnsi="Cambria Math"/>
+              </w:rPr>
+              <m:t xml:space="preserve">θ</m:t>
+            </m:r>
+          </m:e>
+          <m:sub>
+            <m:r>
+              <w:rPr>
+                <w:rFonts w:ascii="Cambria Math" w:hAnsi="Cambria Math"/>
+              </w:rPr>
+              <m:t xml:space="preserve">0</m:t>
+            </m:r>
+          </m:sub>
+        </m:sSub>
+        <m:r>
+          <w:rPr>
+            <w:rFonts w:ascii="Cambria Math" w:hAnsi="Cambria Math"/>
+          </w:rPr>
+          <m:t xml:space="preserve">=</m:t>
+        </m:r>
+        <m:r>
+          <m:rPr>
+            <m:sty m:val="p"/>
+          </m:rPr>
+          <w:rPr>
+            <w:rFonts w:ascii="Cambria Math" w:hAnsi="Cambria Math"/>
+          </w:rPr>
+          <m:t xml:space="preserve">arccos</m:t>
+        </m:r>
+        <m:sSub>
+          <m:e>
+            <m:r>
+              <w:rPr>
+                <w:rFonts w:ascii="Cambria Math" w:hAnsi="Cambria Math"/>
+              </w:rPr>
+              <m:t xml:space="preserve">r</m:t>
+            </m:r>
+          </m:e>
+          <m:sub>
+            <m:r>
+              <w:rPr>
+                <w:rFonts w:ascii="Cambria Math" w:hAnsi="Cambria Math"/>
+              </w:rPr>
+              <m:t xml:space="preserve">j</m:t>
+            </m:r>
+          </m:sub>
+        </m:sSub>
+      </m:oMath>
+      <w:r>
+        <w:rPr>
+          <w:b w:val="0"/>
+          <w:i w:val="0"/>
+        </w:rPr>
+        <w:t xml:space="preserve">, откуда и следуют результаты интегрирования. При </w:t>
+      </w:r>
+      <m:oMath>
+        <m:sSub>
+          <m:e>
+            <m:r>
+              <w:rPr>
+                <w:rFonts w:ascii="Cambria Math" w:hAnsi="Cambria Math"/>
+              </w:rPr>
+              <m:t xml:space="preserve">r</m:t>
+            </m:r>
+          </m:e>
+          <m:sub>
+            <m:r>
+              <w:rPr>
+                <w:rFonts w:ascii="Cambria Math" w:hAnsi="Cambria Math"/>
+              </w:rPr>
+              <m:t xml:space="preserve">j</m:t>
+            </m:r>
+          </m:sub>
+        </m:sSub>
+        <m:r>
+          <w:rPr>
+            <w:rFonts w:ascii="Cambria Math" w:hAnsi="Cambria Math"/>
+          </w:rPr>
+          <m:t xml:space="preserve">≥</m:t>
+        </m:r>
+        <m:r>
+          <w:rPr>
+            <w:rFonts w:ascii="Cambria Math" w:hAnsi="Cambria Math"/>
+          </w:rPr>
+          <m:t xml:space="preserve">1</m:t>
+        </m:r>
+      </m:oMath>
+      <w:r>
+        <w:rPr>
+          <w:b w:val="0"/>
+          <w:i w:val="0"/>
+        </w:rPr>
+        <w:t xml:space="preserve"> скорость знака не меняет: </w:t>
+      </w:r>
+      <m:oMath>
+        <m:d>
+          <m:dPr>
+            <m:begChr m:val="⟨"/>
+            <m:endChr m:val="⟩"/>
+          </m:dPr>
+          <m:e>
+            <m:r>
+              <m:rPr>
+                <m:sty m:val="p"/>
+              </m:rPr>
+              <w:rPr>
+                <w:rFonts w:ascii="Cambria Math" w:hAnsi="Cambria Math"/>
+              </w:rPr>
+              <m:t xml:space="preserve">sign</m:t>
+            </m:r>
+            <m:r>
+              <m:rPr>
+                <m:sty m:val="p"/>
+              </m:rPr>
+              <w:rPr>
+                <w:rFonts w:ascii="Cambria Math" w:hAnsi="Cambria Math"/>
+              </w:rPr>
+              <m:t xml:space="preserve"> </m:t>
+            </m:r>
+            <m:sSub>
+              <m:e>
+                <m:r>
+                  <w:rPr>
+                    <w:rFonts w:ascii="Cambria Math" w:hAnsi="Cambria Math"/>
+                  </w:rPr>
+                  <m:t xml:space="preserve">v</m:t>
+                </m:r>
+              </m:e>
+              <m:sub>
+                <m:r>
+                  <w:rPr>
+                    <w:rFonts w:ascii="Cambria Math" w:hAnsi="Cambria Math"/>
+                  </w:rPr>
+                  <m:t xml:space="preserve">j</m:t>
+                </m:r>
+              </m:sub>
+            </m:sSub>
+          </m:e>
+        </m:d>
+        <m:r>
+          <w:rPr>
+            <w:rFonts w:ascii="Cambria Math" w:hAnsi="Cambria Math"/>
+          </w:rPr>
+          <m:t xml:space="preserve">=</m:t>
+        </m:r>
+        <m:r>
+          <w:rPr>
+            <w:rFonts w:ascii="Cambria Math" w:hAnsi="Cambria Math"/>
+          </w:rPr>
+          <m:t xml:space="preserve">−</m:t>
+        </m:r>
+        <m:r>
+          <w:rPr>
+            <w:rFonts w:ascii="Cambria Math" w:hAnsi="Cambria Math"/>
+          </w:rPr>
+          <m:t xml:space="preserve">1</m:t>
+        </m:r>
+      </m:oMath>
+      <w:r>
+        <w:rPr>
+          <w:b w:val="0"/>
+          <w:i w:val="0"/>
+        </w:rPr>
+        <w:t xml:space="preserve">, </w:t>
+      </w:r>
+      <m:oMath>
+        <m:r>
+          <w:rPr>
+            <w:rFonts w:ascii="Cambria Math" w:hAnsi="Cambria Math"/>
+          </w:rPr>
+          <m:t xml:space="preserve">Δ</m:t>
+        </m:r>
+        <m:sSub>
+          <m:e>
+            <m:r>
+              <w:rPr>
+                <w:rFonts w:ascii="Cambria Math" w:hAnsi="Cambria Math"/>
+              </w:rPr>
+              <m:t xml:space="preserve">E</m:t>
+            </m:r>
+          </m:e>
+          <m:sub>
+            <m:r>
+              <w:rPr>
+                <w:rFonts w:ascii="Cambria Math" w:hAnsi="Cambria Math"/>
+              </w:rPr>
+              <m:t xml:space="preserve">j</m:t>
+            </m:r>
+          </m:sub>
+        </m:sSub>
+        <m:r>
+          <w:rPr>
+            <w:rFonts w:ascii="Cambria Math" w:hAnsi="Cambria Math"/>
+          </w:rPr>
+          <m:t xml:space="preserve">=</m:t>
+        </m:r>
+        <m:r>
+          <w:rPr>
+            <w:rFonts w:ascii="Cambria Math" w:hAnsi="Cambria Math"/>
+          </w:rPr>
+          <m:t xml:space="preserve">0</m:t>
+        </m:r>
+      </m:oMath>
+      <w:r>
+        <w:rPr>
+          <w:b w:val="0"/>
+          <w:i w:val="0"/>
+        </w:rPr>
+        <w:t>. Таким образом, среднее усилие, тормозящее откат, и энергия, отбираемая у колебаний за цикл, выражаются через коэффициенты эффективности</w:t>
       </w:r>
     </w:p>
     <w:p>
@@ -14994,7 +13418,7 @@
       </m:oMath>
       <w:r>
         <w:tab/>
-        <w:t>(17)</w:t>
+        <w:t>(18)</w:t>
       </w:r>
     </w:p>
     <w:p>
@@ -15339,16 +13763,10 @@
           </w:rPr>
           <m:t xml:space="preserve">)</m:t>
         </m:r>
-        <m:r>
-          <w:rPr>
-            <w:rFonts w:ascii="Cambria Math" w:hAnsi="Cambria Math"/>
-          </w:rPr>
-          <m:t xml:space="preserve">.</m:t>
-        </m:r>
       </m:oMath>
       <w:r>
         <w:tab/>
-        <w:t>(18)</w:t>
+        <w:t>(19)</w:t>
       </w:r>
     </w:p>
     <w:p>
@@ -15362,160 +13780,7 @@
           <w:b w:val="0"/>
           <w:i w:val="0"/>
         </w:rPr>
-        <w:t xml:space="preserve">Формулы (17), (18) получены осреднением </w:t>
-      </w:r>
-      <m:oMath>
-        <m:r>
-          <m:rPr>
-            <m:sty m:val="p"/>
-          </m:rPr>
-          <w:rPr>
-            <w:rFonts w:ascii="Cambria Math" w:hAnsi="Cambria Math"/>
-          </w:rPr>
-          <m:t xml:space="preserve">sign</m:t>
-        </m:r>
-        <m:r>
-          <w:rPr>
-            <w:rFonts w:ascii="Cambria Math" w:hAnsi="Cambria Math"/>
-          </w:rPr>
-          <m:t xml:space="preserve">(</m:t>
-        </m:r>
-        <m:r>
-          <w:rPr>
-            <w:rFonts w:ascii="Cambria Math" w:hAnsi="Cambria Math"/>
-          </w:rPr>
-          <m:t xml:space="preserve">−</m:t>
-        </m:r>
-        <m:sSub>
-          <m:e>
-            <m:r>
-              <w:rPr>
-                <w:rFonts w:ascii="Cambria Math" w:hAnsi="Cambria Math"/>
-              </w:rPr>
-              <m:t xml:space="preserve">V</m:t>
-            </m:r>
-          </m:e>
-          <m:sub>
-            <m:r>
-              <w:rPr>
-                <w:rFonts w:ascii="Cambria Math" w:hAnsi="Cambria Math"/>
-              </w:rPr>
-              <m:t xml:space="preserve">d</m:t>
-            </m:r>
-          </m:sub>
-        </m:sSub>
-        <m:r>
-          <w:rPr>
-            <w:rFonts w:ascii="Cambria Math" w:hAnsi="Cambria Math"/>
-          </w:rPr>
-          <m:t xml:space="preserve">+</m:t>
-        </m:r>
-        <m:r>
-          <w:rPr>
-            <w:rFonts w:ascii="Cambria Math" w:hAnsi="Cambria Math"/>
-          </w:rPr>
-          <m:t xml:space="preserve">ω</m:t>
-        </m:r>
-        <m:r>
-          <w:rPr>
-            <w:rFonts w:ascii="Cambria Math" w:hAnsi="Cambria Math"/>
-          </w:rPr>
-          <m:t xml:space="preserve">A</m:t>
-        </m:r>
-        <m:r>
-          <m:rPr>
-            <m:sty m:val="p"/>
-          </m:rPr>
-          <w:rPr>
-            <w:rFonts w:ascii="Cambria Math" w:hAnsi="Cambria Math"/>
-          </w:rPr>
-          <m:t xml:space="preserve">cos</m:t>
-        </m:r>
-        <m:r>
-          <w:rPr>
-            <w:rFonts w:ascii="Cambria Math" w:hAnsi="Cambria Math"/>
-          </w:rPr>
-          <m:t xml:space="preserve">θ</m:t>
-        </m:r>
-        <m:r>
-          <w:rPr>
-            <w:rFonts w:ascii="Cambria Math" w:hAnsi="Cambria Math"/>
-          </w:rPr>
-          <m:t xml:space="preserve">)</m:t>
-        </m:r>
-      </m:oMath>
-      <w:r>
-        <w:rPr>
-          <w:b w:val="0"/>
-          <w:i w:val="0"/>
-        </w:rPr>
-        <w:t xml:space="preserve"> и </w:t>
-      </w:r>
-      <m:oMath>
-        <m:r>
-          <m:rPr>
-            <m:sty m:val="p"/>
-          </m:rPr>
-          <w:rPr>
-            <w:rFonts w:ascii="Cambria Math" w:hAnsi="Cambria Math"/>
-          </w:rPr>
-          <m:t xml:space="preserve">sign</m:t>
-        </m:r>
-        <m:r>
-          <w:rPr>
-            <w:rFonts w:ascii="Cambria Math" w:hAnsi="Cambria Math"/>
-          </w:rPr>
-          <m:t xml:space="preserve">(</m:t>
-        </m:r>
-        <m:r>
-          <w:rPr>
-            <w:rFonts w:ascii="Cambria Math" w:hAnsi="Cambria Math"/>
-          </w:rPr>
-          <m:t xml:space="preserve">…</m:t>
-        </m:r>
-        <m:r>
-          <w:rPr>
-            <w:rFonts w:ascii="Cambria Math" w:hAnsi="Cambria Math"/>
-          </w:rPr>
-          <m:t xml:space="preserve">)</m:t>
-        </m:r>
-        <m:r>
-          <m:rPr>
-            <m:sty m:val="p"/>
-          </m:rPr>
-          <w:rPr>
-            <w:rFonts w:ascii="Cambria Math" w:hAnsi="Cambria Math"/>
-          </w:rPr>
-          <m:t xml:space="preserve">cos</m:t>
-        </m:r>
-        <m:r>
-          <w:rPr>
-            <w:rFonts w:ascii="Cambria Math" w:hAnsi="Cambria Math"/>
-          </w:rPr>
-          <m:t xml:space="preserve">θ</m:t>
-        </m:r>
-      </m:oMath>
-      <w:r>
-        <w:rPr>
-          <w:b w:val="0"/>
-          <w:i w:val="0"/>
-        </w:rPr>
-        <w:t xml:space="preserve"> по фазе </w:t>
-      </w:r>
-      <m:oMath>
-        <m:r>
-          <w:rPr>
-            <w:rFonts w:ascii="Cambria Math" w:hAnsi="Cambria Math"/>
-          </w:rPr>
-          <m:t xml:space="preserve">θ</m:t>
-        </m:r>
-      </m:oMath>
-      <w:r>
-        <w:rPr>
-          <w:b w:val="0"/>
-          <w:i w:val="0"/>
-        </w:rPr>
-        <w:t xml:space="preserve"> (ср. [6, 8]). Эквивалентный коэффициент демпфирования первой формы, вносимый тормозами, равен</w:t>
+        <w:t>(ср. [6, 8]). Эквивалентный коэффициент демпфирования первой формы, вносимый тормозами, равен</w:t>
       </w:r>
     </w:p>
     <w:p>
@@ -15836,7 +14101,7 @@
       </m:oMath>
       <w:r>
         <w:tab/>
-        <w:t>(19)</w:t>
+        <w:t>(20)</w:t>
       </w:r>
     </w:p>
     <w:p>
@@ -16075,7 +14340,7 @@
           <w:b w:val="0"/>
           <w:i w:val="0"/>
         </w:rPr>
-        <w:t xml:space="preserve"> = 1), но колебаний не гасит (рисунок 9). Для равномерной схемы с </w:t>
+        <w:t xml:space="preserve"> = 1), но колебаний не гасит (рисунок 8). Для равномерной схемы с </w:t>
       </w:r>
       <m:oMath>
         <m:sSub>
@@ -16157,8 +14422,8 @@
       <w:r>
         <w:drawing>
           <wp:inline xmlns:a="http://schemas.openxmlformats.org/drawingml/2006/main" xmlns:pic="http://schemas.openxmlformats.org/drawingml/2006/picture">
-            <wp:extent cx="4860000" cy="1816143"/>
-            <wp:docPr id="9" name="Picture 9"/>
+            <wp:extent cx="5220000" cy="1950673"/>
+            <wp:docPr id="8" name="Picture 8"/>
             <wp:cNvGraphicFramePr>
               <a:graphicFrameLocks noChangeAspect="1"/>
             </wp:cNvGraphicFramePr>
@@ -16170,7 +14435,7 @@
                     <pic:cNvPicPr/>
                   </pic:nvPicPr>
                   <pic:blipFill>
-                    <a:blip r:embed="rId18"/>
+                    <a:blip r:embed="rId17"/>
                     <a:stretch>
                       <a:fillRect/>
                     </a:stretch>
@@ -16178,7 +14443,7 @@
                   <pic:spPr>
                     <a:xfrm>
                       <a:off x="0" y="0"/>
-                      <a:ext cx="4860000" cy="1816143"/>
+                      <a:ext cx="5220000" cy="1950673"/>
                     </a:xfrm>
                     <a:prstGeom prst="rect"/>
                   </pic:spPr>
@@ -16201,7 +14466,7 @@
           <w:i w:val="0"/>
           <w:sz w:val="22"/>
         </w:rPr>
-        <w:t>Рисунок 9 – Эффективность сухого трения: а — доли силы трения, идущие на торможение отката (17) и гашение колебаний (18); б — модальные амплитуды в точках крепления станций</w:t>
+        <w:t>Рисунок 8 – Эффективность сухого трения: а — доли силы трения, идущие на торможение отката (18) и гашение колебаний (19); б — модальные амплитуды в точках крепления станций</w:t>
       </w:r>
     </w:p>
     <w:p>
@@ -16237,7 +14502,7 @@
           <w:b w:val="0"/>
           <w:i w:val="0"/>
         </w:rPr>
-        <w:t xml:space="preserve"> Уравнение (10) интегрируется явной схемой центральных разностей (321 узел, шаг по оси 0,1 м, </w:t>
+        <w:t xml:space="preserve"> Уравнение (9) интегрируется явной схемой центральных разностей с шагом по времени </w:t>
       </w:r>
       <m:oMath>
         <m:r>
@@ -16294,7 +14559,7 @@
           <w:b w:val="0"/>
           <w:i w:val="0"/>
         </w:rPr>
-        <w:t xml:space="preserve"> = 7,8 мкс). Тормоз </w:t>
+        <w:t xml:space="preserve">. Тормоз </w:t>
       </w:r>
       <m:oMath>
         <m:r>
@@ -16336,40 +14601,7 @@
           <w:b w:val="0"/>
           <w:i w:val="0"/>
         </w:rPr>
-        <w:t xml:space="preserve"> = 5,6·10⁸ Н/м (</w:t>
-      </w:r>
-      <m:oMath>
-        <m:r>
-          <w:rPr>
-            <w:rFonts w:ascii="Cambria Math" w:hAnsi="Cambria Math"/>
-          </w:rPr>
-          <m:t xml:space="preserve">E</m:t>
-        </m:r>
-        <m:r>
-          <w:rPr>
-            <w:rFonts w:ascii="Cambria Math" w:hAnsi="Cambria Math"/>
-          </w:rPr>
-          <m:t xml:space="preserve">A</m:t>
-        </m:r>
-        <m:r>
-          <w:rPr>
-            <w:rFonts w:ascii="Cambria Math" w:hAnsi="Cambria Math"/>
-          </w:rPr>
-          <m:t xml:space="preserve">/</m:t>
-        </m:r>
-        <m:r>
-          <w:rPr>
-            <w:rFonts w:ascii="Cambria Math" w:hAnsi="Cambria Math"/>
-          </w:rPr>
-          <m:t xml:space="preserve">L</m:t>
-        </m:r>
-      </m:oMath>
-      <w:r>
-        <w:rPr>
-          <w:b w:val="0"/>
-          <w:i w:val="0"/>
-        </w:rPr>
-        <w:t xml:space="preserve"> тяги по 3D-модели) последовательно с кулоновским ползуном, усилие проскальзывания которого равно </w:t>
+        <w:t xml:space="preserve"> = 5,6·10⁸ Н/м последовательно с кулоновским ползуном, усилие проскальзывания которого равно </w:t>
       </w:r>
       <m:oMath>
         <m:sSub>
@@ -16951,7 +15183,7 @@
       </m:oMath>
       <w:r>
         <w:tab/>
-        <w:t>(20)</w:t>
+        <w:t>(21)</w:t>
       </w:r>
     </w:p>
     <w:p>
@@ -17131,7 +15363,7 @@
       </m:oMath>
       <w:r>
         <w:tab/>
-        <w:t>(21)</w:t>
+        <w:t>(22)</w:t>
       </w:r>
     </w:p>
     <w:p>
@@ -17280,7 +15512,7 @@
           <w:b w:val="0"/>
           <w:i w:val="0"/>
         </w:rPr>
-        <w:t xml:space="preserve"> — диссипация в конструкции, тормозах и опорах. Относительная погрешность баланса во всех расчётах не превышает 5·10⁻⁴. Сходимость проверена: при уменьшении шага сетки с 0,1 до 0,05 м и шага по времени вдвое изменения </w:t>
+        <w:t xml:space="preserve"> — диссипация в конструкции, тормозах и опорах. Относительная погрешность баланса во всех расчётах не превышает 5·10⁻⁴. Сходимость проверена: при уменьшении шага сетки и шага по времени вдвое изменения </w:t>
       </w:r>
       <m:oMath>
         <m:sSub>
@@ -17418,7 +15650,7 @@
           <w:b w:val="0"/>
           <w:i w:val="0"/>
         </w:rPr>
-        <w:t xml:space="preserve"> (таблица 6). Идентифицированное усилие зависит от схемы: без S3 оно составляет 45 кН, только на S1 и S5 — 53,5 кН. Уменьшение </w:t>
+        <w:t xml:space="preserve"> (таблица 5). Идентифицированное усилие зависит от схемы: без S3 оно составляет 45 кН, только на S1 и S5 — 53,5 кН. Уменьшение </w:t>
       </w:r>
       <m:oMath>
         <m:sSub>
@@ -17481,7 +15713,7 @@
           <w:b w:val="0"/>
           <w:i w:val="0"/>
         </w:rPr>
-        <w:t xml:space="preserve"> Зависимости от суммарного усилия показаны на рисунке 10, сравнение десяти схем — в таблице 7 и на рисунке 11, временные процессы — на рисунке 12. Основные закономерности следующие.</w:t>
+        <w:t xml:space="preserve"> Зависимости от суммарного усилия показаны на рисунке 9, сравнение десяти схем — в таблице 6 и на рисунке 10, временные процессы — на рисунке 11. Основные закономерности следующие.</w:t>
       </w:r>
     </w:p>
     <w:p>
@@ -17495,7 +15727,7 @@
         <w:drawing>
           <wp:inline xmlns:a="http://schemas.openxmlformats.org/drawingml/2006/main" xmlns:pic="http://schemas.openxmlformats.org/drawingml/2006/picture">
             <wp:extent cx="5760000" cy="2324664"/>
-            <wp:docPr id="10" name="Picture 10"/>
+            <wp:docPr id="9" name="Picture 9"/>
             <wp:cNvGraphicFramePr>
               <a:graphicFrameLocks noChangeAspect="1"/>
             </wp:cNvGraphicFramePr>
@@ -17507,7 +15739,7 @@
                     <pic:cNvPicPr/>
                   </pic:nvPicPr>
                   <pic:blipFill>
-                    <a:blip r:embed="rId19"/>
+                    <a:blip r:embed="rId18"/>
                     <a:stretch>
                       <a:fillRect/>
                     </a:stretch>
@@ -17538,7 +15770,7 @@
           <w:i w:val="0"/>
           <w:sz w:val="22"/>
         </w:rPr>
-        <w:t>Рисунок 10 – Влияние суммарного тормозного усилия для четырёх схем: а — перемещение форкамеры за 0–200 мс (пунктир — опыты 1–3); б — полный откат; в — амплитуда колебаний при 170–200 мс</w:t>
+        <w:t>Рисунок 9 – Влияние суммарного тормозного усилия для четырёх схем: а — перемещение форкамеры за 0–200 мс (пунктир — опыты 1–3); б — полный откат; в — амплитуда колебаний при 170–200 мс</w:t>
       </w:r>
     </w:p>
     <w:p>
@@ -17554,7 +15786,7 @@
           <w:i w:val="0"/>
           <w:sz w:val="22"/>
         </w:rPr>
-        <w:t>Таблица 7 – Сравнение схем размещения (результаты прямого моделирования)</w:t>
+        <w:t>Таблица 6 – Сравнение схем размещения (результаты прямого моделирования)</w:t>
       </w:r>
     </w:p>
     <w:tbl>
@@ -20879,7 +19111,7 @@
           <w:b w:val="0"/>
           <w:i w:val="0"/>
         </w:rPr>
-        <w:t xml:space="preserve"> схема влияет на результат в соответствии с (17)–(19). При 30 кН исключение узловой станции S3 увеличивает полный откат с 18,3 до 23,2 мм (+27 %). Концевая схема S1 + S5 даёт наибольший откат (24,4 мм), но наилучшее гашение колебаний. Узловая схема S2–S3–S4 даёт наименьший откат (16,8 мм), но наихудшее гашение.</w:t>
+        <w:t xml:space="preserve"> схема влияет на результат в соответствии с (18)–(20). При 30 кН исключение узловой станции S3 увеличивает полный откат с 18,3 до 23,2 мм (+27 %). Концевая схема S1 + S5 даёт наибольший откат (24,4 мм), но наилучшее гашение колебаний. Узловая схема S2–S3–S4 даёт наименьший откат (16,8 мм), но наихудшее гашение.</w:t>
       </w:r>
     </w:p>
     <w:p>
@@ -21158,7 +19390,7 @@
       </m:oMath>
       <w:r>
         <w:tab/>
-        <w:t>(22)</w:t>
+        <w:t>(23)</w:t>
       </w:r>
     </w:p>
     <w:p>
@@ -21308,8 +19540,8 @@
       <w:r>
         <w:drawing>
           <wp:inline xmlns:a="http://schemas.openxmlformats.org/drawingml/2006/main" xmlns:pic="http://schemas.openxmlformats.org/drawingml/2006/picture">
-            <wp:extent cx="4500000" cy="1816143"/>
-            <wp:docPr id="11" name="Picture 11"/>
+            <wp:extent cx="5040000" cy="2034081"/>
+            <wp:docPr id="10" name="Picture 10"/>
             <wp:cNvGraphicFramePr>
               <a:graphicFrameLocks noChangeAspect="1"/>
             </wp:cNvGraphicFramePr>
@@ -21321,7 +19553,7 @@
                     <pic:cNvPicPr/>
                   </pic:nvPicPr>
                   <pic:blipFill>
-                    <a:blip r:embed="rId20"/>
+                    <a:blip r:embed="rId19"/>
                     <a:stretch>
                       <a:fillRect/>
                     </a:stretch>
@@ -21329,7 +19561,7 @@
                   <pic:spPr>
                     <a:xfrm>
                       <a:off x="0" y="0"/>
-                      <a:ext cx="4500000" cy="1816143"/>
+                      <a:ext cx="5040000" cy="2034081"/>
                     </a:xfrm>
                     <a:prstGeom prst="rect"/>
                   </pic:spPr>
@@ -21352,7 +19584,7 @@
           <w:i w:val="0"/>
           <w:sz w:val="22"/>
         </w:rPr>
-        <w:t xml:space="preserve">Рисунок 11 – Компромисс «полный откат — остаточные колебания»: а — </w:t>
+        <w:t xml:space="preserve">Рисунок 10 – Компромисс «полный откат — остаточные колебания»: а — </w:t>
       </w:r>
       <m:oMath>
         <m:sSub>
@@ -21408,7 +19640,7 @@
           <w:i w:val="0"/>
           <w:sz w:val="22"/>
         </w:rPr>
-        <w:t xml:space="preserve"> = 100 кН (номера — по таблице 7; ★ — рекомендуемая схема, ◆ — оптимум задачи (23) при 30 кН)</w:t>
+        <w:t xml:space="preserve"> = 100 кН (номера — по таблице 6; ★ — рекомендуемая схема, ◆ — оптимум задачи (24) при 30 кН)</w:t>
       </w:r>
     </w:p>
     <w:p>
@@ -21804,7 +20036,7 @@
       </m:oMath>
       <w:r>
         <w:tab/>
-        <w:t>(23)</w:t>
+        <w:t>(24)</w:t>
       </w:r>
     </w:p>
     <w:p>
@@ -21911,7 +20143,7 @@
           <w:b w:val="0"/>
           <w:i w:val="0"/>
         </w:rPr>
-        <w:t xml:space="preserve"> = (0,48; 0,18; 0,32; 0,01; 0,01) и 13,2 мм вместо 14,1 мм (−6,3 %). Оптимум сочетает пучность S1 (гашение) и узел S3 (остановка отката) в соответствии с (17)–(19). Распределение, найденное для 60 кН, сохраняет преимущество во всём диапазоне 10–200 кН (рисунок 10). При 60 кН усилия пар составляют 28,9; 10,9 и 19,0 кН. Для </w:t>
+        <w:t xml:space="preserve"> = (0,48; 0,18; 0,32; 0,01; 0,01) и 13,2 мм вместо 14,1 мм (−6,3 %). Оптимум сочетает пучность S1 (гашение) и узел S3 (остановка отката) в соответствии с (18)–(20). Распределение, найденное для 60 кН, сохраняет преимущество во всём диапазоне 10–200 кН (рисунок 9). При 60 кН усилия пар составляют 28,9; 10,9 и 19,0 кН. Для </w:t>
       </w:r>
       <m:oMath>
         <m:sSub>
@@ -21976,6 +20208,1155 @@
     </w:p>
     <w:p>
       <w:pPr>
+        <w:spacing w:before="0" w:after="0"/>
+        <w:ind w:firstLine="567"/>
+        <w:jc w:val="both"/>
+      </w:pPr>
+      <w:r>
+        <w:rPr>
+          <w:b w:val="0"/>
+          <w:i w:val="0"/>
+        </w:rPr>
+        <w:t xml:space="preserve">Устойчивость рекомендации к разбросу нагружения проверена изменением </w:t>
+      </w:r>
+      <m:oMath>
+        <m:sSub>
+          <m:e>
+            <m:r>
+              <w:rPr>
+                <w:rFonts w:ascii="Cambria Math" w:hAnsi="Cambria Math"/>
+              </w:rPr>
+              <m:t xml:space="preserve">P</m:t>
+            </m:r>
+          </m:e>
+          <m:sub>
+            <m:r>
+              <w:rPr>
+                <w:rFonts w:ascii="Cambria Math" w:hAnsi="Cambria Math"/>
+              </w:rPr>
+              <m:t xml:space="preserve">0</m:t>
+            </m:r>
+          </m:sub>
+        </m:sSub>
+      </m:oMath>
+      <w:r>
+        <w:rPr>
+          <w:b w:val="0"/>
+          <w:i w:val="0"/>
+        </w:rPr>
+        <w:t xml:space="preserve"> на ±6 % и </w:t>
+      </w:r>
+      <m:oMath>
+        <m:sSub>
+          <m:e>
+            <m:r>
+              <w:rPr>
+                <w:rFonts w:ascii="Cambria Math" w:hAnsi="Cambria Math"/>
+              </w:rPr>
+              <m:t xml:space="preserve">Q</m:t>
+            </m:r>
+          </m:e>
+          <m:sub>
+            <m:r>
+              <w:rPr>
+                <w:rFonts w:ascii="Cambria Math" w:hAnsi="Cambria Math"/>
+              </w:rPr>
+              <m:t xml:space="preserve">0</m:t>
+            </m:r>
+          </m:sub>
+        </m:sSub>
+      </m:oMath>
+      <w:r>
+        <w:rPr>
+          <w:b w:val="0"/>
+          <w:i w:val="0"/>
+        </w:rPr>
+        <w:t xml:space="preserve"> на ±10 % при </w:t>
+      </w:r>
+      <m:oMath>
+        <m:sSub>
+          <m:e>
+            <m:r>
+              <w:rPr>
+                <w:rFonts w:ascii="Cambria Math" w:hAnsi="Cambria Math"/>
+              </w:rPr>
+              <m:t xml:space="preserve">F</m:t>
+            </m:r>
+          </m:e>
+          <m:sub>
+            <m:r>
+              <w:rPr>
+                <w:rFonts w:ascii="Cambria Math" w:hAnsi="Cambria Math"/>
+              </w:rPr>
+              <m:t xml:space="preserve">Σ</m:t>
+            </m:r>
+          </m:sub>
+        </m:sSub>
+      </m:oMath>
+      <w:r>
+        <w:rPr>
+          <w:b w:val="0"/>
+          <w:i w:val="0"/>
+        </w:rPr>
+        <w:t xml:space="preserve"> = 60 кН (таблица 7). Во всех вариантах рекомендуемая схема даёт полный откат не больше, чем равномерная (на 1–10 % меньше), при практически одинаковой амплитуде колебаний (различие менее 0,5 %). Выигрыш растёт с увеличением остаточного импульса, т.е. проявляется именно в тех выстрелах, где откат больше.</w:t>
+      </w:r>
+    </w:p>
+    <w:p>
+      <w:pPr>
+        <w:keepNext/>
+        <w:spacing w:before="80" w:after="40" w:line="240" w:lineRule="auto"/>
+        <w:ind w:firstLine="0"/>
+        <w:jc w:val="left"/>
+      </w:pPr>
+      <w:r>
+        <w:rPr>
+          <w:b w:val="0"/>
+          <w:i w:val="0"/>
+          <w:sz w:val="22"/>
+        </w:rPr>
+        <w:t>Таблица 7 – Устойчивость рекомендуемой схемы к разбросу нагружения (</w:t>
+      </w:r>
+      <m:oMath>
+        <m:sSub>
+          <m:e>
+            <m:r>
+              <w:rPr>
+                <w:rFonts w:ascii="Cambria Math" w:hAnsi="Cambria Math"/>
+              </w:rPr>
+              <m:t xml:space="preserve">F</m:t>
+            </m:r>
+          </m:e>
+          <m:sub>
+            <m:r>
+              <w:rPr>
+                <w:rFonts w:ascii="Cambria Math" w:hAnsi="Cambria Math"/>
+              </w:rPr>
+              <m:t xml:space="preserve">Σ</m:t>
+            </m:r>
+          </m:sub>
+        </m:sSub>
+      </m:oMath>
+      <w:r>
+        <w:rPr>
+          <w:b w:val="0"/>
+          <w:i w:val="0"/>
+          <w:sz w:val="22"/>
+        </w:rPr>
+        <w:t xml:space="preserve"> = 60 кН)</w:t>
+      </w:r>
+    </w:p>
+    <w:tbl>
+      <w:tblPr>
+        <w:tblStyle w:val="TableGrid"/>
+        <w:tblW w:type="auto" w:w="0"/>
+        <w:jc w:val="center"/>
+        <w:tblLayout w:type="fixed"/>
+        <w:tblCellMar>
+          <w:top w:w="15" w:type="dxa"/>
+          <w:left w:w="57" w:type="dxa"/>
+          <w:bottom w:w="15" w:type="dxa"/>
+          <w:right w:w="57" w:type="dxa"/>
+        </w:tblCellMar>
+        <w:tblLook w:firstColumn="1" w:firstRow="1" w:lastColumn="0" w:lastRow="0" w:noHBand="0" w:noVBand="1" w:val="04A0"/>
+      </w:tblPr>
+      <w:tblGrid>
+        <w:gridCol w:w="2608"/>
+        <w:gridCol w:w="1417"/>
+        <w:gridCol w:w="1417"/>
+        <w:gridCol w:w="1417"/>
+        <w:gridCol w:w="1417"/>
+        <w:gridCol w:w="1360"/>
+      </w:tblGrid>
+      <w:tr>
+        <w:trPr>
+          <w:cantSplit/>
+          <w:tblHeader/>
+        </w:trPr>
+        <w:tc>
+          <w:tcPr>
+            <w:tcW w:type="dxa" w:w="2608"/>
+            <w:vAlign w:val="center"/>
+          </w:tcPr>
+          <w:p>
+            <w:pPr>
+              <w:keepNext/>
+              <w:spacing w:line="240" w:lineRule="auto"/>
+              <w:ind w:firstLine="0"/>
+              <w:jc w:val="center"/>
+            </w:pPr>
+            <w:r>
+              <w:rPr>
+                <w:b/>
+                <w:i w:val="0"/>
+                <w:sz w:val="19"/>
+              </w:rPr>
+              <w:t>Вариант нагружения</w:t>
+            </w:r>
+          </w:p>
+        </w:tc>
+        <w:tc>
+          <w:tcPr>
+            <w:tcW w:type="dxa" w:w="1417"/>
+            <w:vAlign w:val="center"/>
+          </w:tcPr>
+          <w:p>
+            <w:pPr>
+              <w:keepNext/>
+              <w:spacing w:line="240" w:lineRule="auto"/>
+              <w:ind w:firstLine="0"/>
+              <w:jc w:val="center"/>
+            </w:pPr>
+            <m:oMath>
+              <m:sSub>
+                <m:e>
+                  <m:r>
+                    <w:rPr>
+                      <w:rFonts w:ascii="Cambria Math" w:hAnsi="Cambria Math"/>
+                    </w:rPr>
+                    <m:t xml:space="preserve">X</m:t>
+                  </m:r>
+                </m:e>
+                <m:sub>
+                  <m:r>
+                    <m:rPr>
+                      <m:sty m:val="p"/>
+                    </m:rPr>
+                    <w:rPr>
+                      <w:rFonts w:ascii="Cambria Math" w:hAnsi="Cambria Math"/>
+                    </w:rPr>
+                    <m:t xml:space="preserve">полн</m:t>
+                  </m:r>
+                </m:sub>
+              </m:sSub>
+            </m:oMath>
+            <w:r>
+              <w:rPr>
+                <w:b/>
+                <w:i w:val="0"/>
+                <w:sz w:val="19"/>
+              </w:rPr>
+              <w:t>, мм (равн.)</w:t>
+            </w:r>
+          </w:p>
+        </w:tc>
+        <w:tc>
+          <w:tcPr>
+            <w:tcW w:type="dxa" w:w="1417"/>
+            <w:vAlign w:val="center"/>
+          </w:tcPr>
+          <w:p>
+            <w:pPr>
+              <w:keepNext/>
+              <w:spacing w:line="240" w:lineRule="auto"/>
+              <w:ind w:firstLine="0"/>
+              <w:jc w:val="center"/>
+            </w:pPr>
+            <m:oMath>
+              <m:sSub>
+                <m:e>
+                  <m:r>
+                    <w:rPr>
+                      <w:rFonts w:ascii="Cambria Math" w:hAnsi="Cambria Math"/>
+                    </w:rPr>
+                    <m:t xml:space="preserve">A</m:t>
+                  </m:r>
+                </m:e>
+                <m:sub>
+                  <m:r>
+                    <w:rPr>
+                      <w:rFonts w:ascii="Cambria Math" w:hAnsi="Cambria Math"/>
+                    </w:rPr>
+                    <m:t xml:space="preserve">170</m:t>
+                  </m:r>
+                </m:sub>
+              </m:sSub>
+            </m:oMath>
+            <w:r>
+              <w:rPr>
+                <w:b/>
+                <w:i w:val="0"/>
+                <w:sz w:val="19"/>
+              </w:rPr>
+              <w:t>, мм (равн.)</w:t>
+            </w:r>
+          </w:p>
+        </w:tc>
+        <w:tc>
+          <w:tcPr>
+            <w:tcW w:type="dxa" w:w="1417"/>
+            <w:vAlign w:val="center"/>
+          </w:tcPr>
+          <w:p>
+            <w:pPr>
+              <w:keepNext/>
+              <w:spacing w:line="240" w:lineRule="auto"/>
+              <w:ind w:firstLine="0"/>
+              <w:jc w:val="center"/>
+            </w:pPr>
+            <m:oMath>
+              <m:sSub>
+                <m:e>
+                  <m:r>
+                    <w:rPr>
+                      <w:rFonts w:ascii="Cambria Math" w:hAnsi="Cambria Math"/>
+                    </w:rPr>
+                    <m:t xml:space="preserve">X</m:t>
+                  </m:r>
+                </m:e>
+                <m:sub>
+                  <m:r>
+                    <m:rPr>
+                      <m:sty m:val="p"/>
+                    </m:rPr>
+                    <w:rPr>
+                      <w:rFonts w:ascii="Cambria Math" w:hAnsi="Cambria Math"/>
+                    </w:rPr>
+                    <m:t xml:space="preserve">полн</m:t>
+                  </m:r>
+                </m:sub>
+              </m:sSub>
+            </m:oMath>
+            <w:r>
+              <w:rPr>
+                <w:b/>
+                <w:i w:val="0"/>
+                <w:sz w:val="19"/>
+              </w:rPr>
+              <w:t>, мм (рек.)</w:t>
+            </w:r>
+          </w:p>
+        </w:tc>
+        <w:tc>
+          <w:tcPr>
+            <w:tcW w:type="dxa" w:w="1417"/>
+            <w:vAlign w:val="center"/>
+          </w:tcPr>
+          <w:p>
+            <w:pPr>
+              <w:keepNext/>
+              <w:spacing w:line="240" w:lineRule="auto"/>
+              <w:ind w:firstLine="0"/>
+              <w:jc w:val="center"/>
+            </w:pPr>
+            <m:oMath>
+              <m:sSub>
+                <m:e>
+                  <m:r>
+                    <w:rPr>
+                      <w:rFonts w:ascii="Cambria Math" w:hAnsi="Cambria Math"/>
+                    </w:rPr>
+                    <m:t xml:space="preserve">A</m:t>
+                  </m:r>
+                </m:e>
+                <m:sub>
+                  <m:r>
+                    <w:rPr>
+                      <w:rFonts w:ascii="Cambria Math" w:hAnsi="Cambria Math"/>
+                    </w:rPr>
+                    <m:t xml:space="preserve">170</m:t>
+                  </m:r>
+                </m:sub>
+              </m:sSub>
+            </m:oMath>
+            <w:r>
+              <w:rPr>
+                <w:b/>
+                <w:i w:val="0"/>
+                <w:sz w:val="19"/>
+              </w:rPr>
+              <w:t>, мм (рек.)</w:t>
+            </w:r>
+          </w:p>
+        </w:tc>
+        <w:tc>
+          <w:tcPr>
+            <w:tcW w:type="dxa" w:w="1361"/>
+            <w:vAlign w:val="center"/>
+          </w:tcPr>
+          <w:p>
+            <w:pPr>
+              <w:keepNext/>
+              <w:spacing w:line="240" w:lineRule="auto"/>
+              <w:ind w:firstLine="0"/>
+              <w:jc w:val="center"/>
+            </w:pPr>
+            <w:r>
+              <w:rPr>
+                <w:b/>
+                <w:i w:val="0"/>
+                <w:sz w:val="19"/>
+              </w:rPr>
+              <w:t xml:space="preserve">Изменение </w:t>
+            </w:r>
+            <m:oMath>
+              <m:sSub>
+                <m:e>
+                  <m:r>
+                    <w:rPr>
+                      <w:rFonts w:ascii="Cambria Math" w:hAnsi="Cambria Math"/>
+                    </w:rPr>
+                    <m:t xml:space="preserve">X</m:t>
+                  </m:r>
+                </m:e>
+                <m:sub>
+                  <m:r>
+                    <m:rPr>
+                      <m:sty m:val="p"/>
+                    </m:rPr>
+                    <w:rPr>
+                      <w:rFonts w:ascii="Cambria Math" w:hAnsi="Cambria Math"/>
+                    </w:rPr>
+                    <m:t xml:space="preserve">полн</m:t>
+                  </m:r>
+                </m:sub>
+              </m:sSub>
+            </m:oMath>
+          </w:p>
+        </w:tc>
+      </w:tr>
+      <w:tr>
+        <w:trPr>
+          <w:cantSplit/>
+        </w:trPr>
+        <w:tc>
+          <w:tcPr>
+            <w:tcW w:type="dxa" w:w="2608"/>
+            <w:vAlign w:val="center"/>
+          </w:tcPr>
+          <w:p>
+            <w:pPr>
+              <w:spacing w:line="240" w:lineRule="auto"/>
+              <w:ind w:firstLine="0"/>
+              <w:jc w:val="left"/>
+            </w:pPr>
+            <w:r>
+              <w:rPr>
+                <w:b w:val="0"/>
+                <w:i w:val="0"/>
+                <w:sz w:val="19"/>
+              </w:rPr>
+              <w:t>Идентифицированное (опыт 1)</w:t>
+            </w:r>
+          </w:p>
+        </w:tc>
+        <w:tc>
+          <w:tcPr>
+            <w:tcW w:type="dxa" w:w="1417"/>
+            <w:vAlign w:val="center"/>
+          </w:tcPr>
+          <w:p>
+            <w:pPr>
+              <w:spacing w:line="240" w:lineRule="auto"/>
+              <w:ind w:firstLine="0"/>
+              <w:jc w:val="center"/>
+            </w:pPr>
+            <w:r>
+              <w:rPr>
+                <w:b w:val="0"/>
+                <w:i w:val="0"/>
+                <w:sz w:val="19"/>
+              </w:rPr>
+              <w:t>14,10</w:t>
+            </w:r>
+          </w:p>
+        </w:tc>
+        <w:tc>
+          <w:tcPr>
+            <w:tcW w:type="dxa" w:w="1417"/>
+            <w:vAlign w:val="center"/>
+          </w:tcPr>
+          <w:p>
+            <w:pPr>
+              <w:spacing w:line="240" w:lineRule="auto"/>
+              <w:ind w:firstLine="0"/>
+              <w:jc w:val="center"/>
+            </w:pPr>
+            <w:r>
+              <w:rPr>
+                <w:b w:val="0"/>
+                <w:i w:val="0"/>
+                <w:sz w:val="19"/>
+              </w:rPr>
+              <w:t>0,812</w:t>
+            </w:r>
+          </w:p>
+        </w:tc>
+        <w:tc>
+          <w:tcPr>
+            <w:tcW w:type="dxa" w:w="1417"/>
+            <w:vAlign w:val="center"/>
+          </w:tcPr>
+          <w:p>
+            <w:pPr>
+              <w:spacing w:line="240" w:lineRule="auto"/>
+              <w:ind w:firstLine="0"/>
+              <w:jc w:val="center"/>
+            </w:pPr>
+            <w:r>
+              <w:rPr>
+                <w:b w:val="0"/>
+                <w:i w:val="0"/>
+                <w:sz w:val="19"/>
+              </w:rPr>
+              <w:t>13,22</w:t>
+            </w:r>
+          </w:p>
+        </w:tc>
+        <w:tc>
+          <w:tcPr>
+            <w:tcW w:type="dxa" w:w="1417"/>
+            <w:vAlign w:val="center"/>
+          </w:tcPr>
+          <w:p>
+            <w:pPr>
+              <w:spacing w:line="240" w:lineRule="auto"/>
+              <w:ind w:firstLine="0"/>
+              <w:jc w:val="center"/>
+            </w:pPr>
+            <w:r>
+              <w:rPr>
+                <w:b w:val="0"/>
+                <w:i w:val="0"/>
+                <w:sz w:val="19"/>
+              </w:rPr>
+              <w:t>0,810</w:t>
+            </w:r>
+          </w:p>
+        </w:tc>
+        <w:tc>
+          <w:tcPr>
+            <w:tcW w:type="dxa" w:w="1361"/>
+            <w:vAlign w:val="center"/>
+          </w:tcPr>
+          <w:p>
+            <w:pPr>
+              <w:spacing w:line="240" w:lineRule="auto"/>
+              <w:ind w:firstLine="0"/>
+              <w:jc w:val="center"/>
+            </w:pPr>
+            <w:r>
+              <w:rPr>
+                <w:b w:val="0"/>
+                <w:i w:val="0"/>
+                <w:sz w:val="19"/>
+              </w:rPr>
+              <w:t>−6,3 %</w:t>
+            </w:r>
+          </w:p>
+        </w:tc>
+      </w:tr>
+      <w:tr>
+        <w:trPr>
+          <w:cantSplit/>
+        </w:trPr>
+        <w:tc>
+          <w:tcPr>
+            <w:tcW w:type="dxa" w:w="2608"/>
+            <w:vAlign w:val="center"/>
+          </w:tcPr>
+          <w:p>
+            <w:pPr>
+              <w:spacing w:line="240" w:lineRule="auto"/>
+              <w:ind w:firstLine="0"/>
+              <w:jc w:val="left"/>
+            </w:pPr>
+            <m:oMath>
+              <m:sSub>
+                <m:e>
+                  <m:r>
+                    <w:rPr>
+                      <w:rFonts w:ascii="Cambria Math" w:hAnsi="Cambria Math"/>
+                    </w:rPr>
+                    <m:t xml:space="preserve">P</m:t>
+                  </m:r>
+                </m:e>
+                <m:sub>
+                  <m:r>
+                    <w:rPr>
+                      <w:rFonts w:ascii="Cambria Math" w:hAnsi="Cambria Math"/>
+                    </w:rPr>
+                    <m:t xml:space="preserve">0</m:t>
+                  </m:r>
+                </m:sub>
+              </m:sSub>
+            </m:oMath>
+            <w:r>
+              <w:rPr>
+                <w:b w:val="0"/>
+                <w:i w:val="0"/>
+                <w:sz w:val="19"/>
+              </w:rPr>
+              <w:t xml:space="preserve"> − 6 %</w:t>
+            </w:r>
+          </w:p>
+        </w:tc>
+        <w:tc>
+          <w:tcPr>
+            <w:tcW w:type="dxa" w:w="1417"/>
+            <w:vAlign w:val="center"/>
+          </w:tcPr>
+          <w:p>
+            <w:pPr>
+              <w:spacing w:line="240" w:lineRule="auto"/>
+              <w:ind w:firstLine="0"/>
+              <w:jc w:val="center"/>
+            </w:pPr>
+            <w:r>
+              <w:rPr>
+                <w:b w:val="0"/>
+                <w:i w:val="0"/>
+                <w:sz w:val="19"/>
+              </w:rPr>
+              <w:t>10,60</w:t>
+            </w:r>
+          </w:p>
+        </w:tc>
+        <w:tc>
+          <w:tcPr>
+            <w:tcW w:type="dxa" w:w="1417"/>
+            <w:vAlign w:val="center"/>
+          </w:tcPr>
+          <w:p>
+            <w:pPr>
+              <w:spacing w:line="240" w:lineRule="auto"/>
+              <w:ind w:firstLine="0"/>
+              <w:jc w:val="center"/>
+            </w:pPr>
+            <w:r>
+              <w:rPr>
+                <w:b w:val="0"/>
+                <w:i w:val="0"/>
+                <w:sz w:val="19"/>
+              </w:rPr>
+              <w:t>0,766</w:t>
+            </w:r>
+          </w:p>
+        </w:tc>
+        <w:tc>
+          <w:tcPr>
+            <w:tcW w:type="dxa" w:w="1417"/>
+            <w:vAlign w:val="center"/>
+          </w:tcPr>
+          <w:p>
+            <w:pPr>
+              <w:spacing w:line="240" w:lineRule="auto"/>
+              <w:ind w:firstLine="0"/>
+              <w:jc w:val="center"/>
+            </w:pPr>
+            <w:r>
+              <w:rPr>
+                <w:b w:val="0"/>
+                <w:i w:val="0"/>
+                <w:sz w:val="19"/>
+              </w:rPr>
+              <w:t>10,50</w:t>
+            </w:r>
+          </w:p>
+        </w:tc>
+        <w:tc>
+          <w:tcPr>
+            <w:tcW w:type="dxa" w:w="1417"/>
+            <w:vAlign w:val="center"/>
+          </w:tcPr>
+          <w:p>
+            <w:pPr>
+              <w:spacing w:line="240" w:lineRule="auto"/>
+              <w:ind w:firstLine="0"/>
+              <w:jc w:val="center"/>
+            </w:pPr>
+            <w:r>
+              <w:rPr>
+                <w:b w:val="0"/>
+                <w:i w:val="0"/>
+                <w:sz w:val="19"/>
+              </w:rPr>
+              <w:t>0,766</w:t>
+            </w:r>
+          </w:p>
+        </w:tc>
+        <w:tc>
+          <w:tcPr>
+            <w:tcW w:type="dxa" w:w="1361"/>
+            <w:vAlign w:val="center"/>
+          </w:tcPr>
+          <w:p>
+            <w:pPr>
+              <w:spacing w:line="240" w:lineRule="auto"/>
+              <w:ind w:firstLine="0"/>
+              <w:jc w:val="center"/>
+            </w:pPr>
+            <w:r>
+              <w:rPr>
+                <w:b w:val="0"/>
+                <w:i w:val="0"/>
+                <w:sz w:val="19"/>
+              </w:rPr>
+              <w:t>−0,9 %</w:t>
+            </w:r>
+          </w:p>
+        </w:tc>
+      </w:tr>
+      <w:tr>
+        <w:trPr>
+          <w:cantSplit/>
+        </w:trPr>
+        <w:tc>
+          <w:tcPr>
+            <w:tcW w:type="dxa" w:w="2608"/>
+            <w:vAlign w:val="center"/>
+          </w:tcPr>
+          <w:p>
+            <w:pPr>
+              <w:spacing w:line="240" w:lineRule="auto"/>
+              <w:ind w:firstLine="0"/>
+              <w:jc w:val="left"/>
+            </w:pPr>
+            <m:oMath>
+              <m:sSub>
+                <m:e>
+                  <m:r>
+                    <w:rPr>
+                      <w:rFonts w:ascii="Cambria Math" w:hAnsi="Cambria Math"/>
+                    </w:rPr>
+                    <m:t xml:space="preserve">P</m:t>
+                  </m:r>
+                </m:e>
+                <m:sub>
+                  <m:r>
+                    <w:rPr>
+                      <w:rFonts w:ascii="Cambria Math" w:hAnsi="Cambria Math"/>
+                    </w:rPr>
+                    <m:t xml:space="preserve">0</m:t>
+                  </m:r>
+                </m:sub>
+              </m:sSub>
+            </m:oMath>
+            <w:r>
+              <w:rPr>
+                <w:b w:val="0"/>
+                <w:i w:val="0"/>
+                <w:sz w:val="19"/>
+              </w:rPr>
+              <w:t xml:space="preserve"> + 6 %</w:t>
+            </w:r>
+          </w:p>
+        </w:tc>
+        <w:tc>
+          <w:tcPr>
+            <w:tcW w:type="dxa" w:w="1417"/>
+            <w:vAlign w:val="center"/>
+          </w:tcPr>
+          <w:p>
+            <w:pPr>
+              <w:spacing w:line="240" w:lineRule="auto"/>
+              <w:ind w:firstLine="0"/>
+              <w:jc w:val="center"/>
+            </w:pPr>
+            <w:r>
+              <w:rPr>
+                <w:b w:val="0"/>
+                <w:i w:val="0"/>
+                <w:sz w:val="19"/>
+              </w:rPr>
+              <w:t>17,69</w:t>
+            </w:r>
+          </w:p>
+        </w:tc>
+        <w:tc>
+          <w:tcPr>
+            <w:tcW w:type="dxa" w:w="1417"/>
+            <w:vAlign w:val="center"/>
+          </w:tcPr>
+          <w:p>
+            <w:pPr>
+              <w:spacing w:line="240" w:lineRule="auto"/>
+              <w:ind w:firstLine="0"/>
+              <w:jc w:val="center"/>
+            </w:pPr>
+            <w:r>
+              <w:rPr>
+                <w:b w:val="0"/>
+                <w:i w:val="0"/>
+                <w:sz w:val="19"/>
+              </w:rPr>
+              <w:t>0,860</w:t>
+            </w:r>
+          </w:p>
+        </w:tc>
+        <w:tc>
+          <w:tcPr>
+            <w:tcW w:type="dxa" w:w="1417"/>
+            <w:vAlign w:val="center"/>
+          </w:tcPr>
+          <w:p>
+            <w:pPr>
+              <w:spacing w:line="240" w:lineRule="auto"/>
+              <w:ind w:firstLine="0"/>
+              <w:jc w:val="center"/>
+            </w:pPr>
+            <w:r>
+              <w:rPr>
+                <w:b w:val="0"/>
+                <w:i w:val="0"/>
+                <w:sz w:val="19"/>
+              </w:rPr>
+              <w:t>16,21</w:t>
+            </w:r>
+          </w:p>
+        </w:tc>
+        <w:tc>
+          <w:tcPr>
+            <w:tcW w:type="dxa" w:w="1417"/>
+            <w:vAlign w:val="center"/>
+          </w:tcPr>
+          <w:p>
+            <w:pPr>
+              <w:spacing w:line="240" w:lineRule="auto"/>
+              <w:ind w:firstLine="0"/>
+              <w:jc w:val="center"/>
+            </w:pPr>
+            <w:r>
+              <w:rPr>
+                <w:b w:val="0"/>
+                <w:i w:val="0"/>
+                <w:sz w:val="19"/>
+              </w:rPr>
+              <w:t>0,857</w:t>
+            </w:r>
+          </w:p>
+        </w:tc>
+        <w:tc>
+          <w:tcPr>
+            <w:tcW w:type="dxa" w:w="1361"/>
+            <w:vAlign w:val="center"/>
+          </w:tcPr>
+          <w:p>
+            <w:pPr>
+              <w:spacing w:line="240" w:lineRule="auto"/>
+              <w:ind w:firstLine="0"/>
+              <w:jc w:val="center"/>
+            </w:pPr>
+            <w:r>
+              <w:rPr>
+                <w:b w:val="0"/>
+                <w:i w:val="0"/>
+                <w:sz w:val="19"/>
+              </w:rPr>
+              <w:t>−8,4 %</w:t>
+            </w:r>
+          </w:p>
+        </w:tc>
+      </w:tr>
+      <w:tr>
+        <w:trPr>
+          <w:cantSplit/>
+        </w:trPr>
+        <w:tc>
+          <w:tcPr>
+            <w:tcW w:type="dxa" w:w="2608"/>
+            <w:vAlign w:val="center"/>
+          </w:tcPr>
+          <w:p>
+            <w:pPr>
+              <w:spacing w:line="240" w:lineRule="auto"/>
+              <w:ind w:firstLine="0"/>
+              <w:jc w:val="left"/>
+            </w:pPr>
+            <m:oMath>
+              <m:sSub>
+                <m:e>
+                  <m:r>
+                    <w:rPr>
+                      <w:rFonts w:ascii="Cambria Math" w:hAnsi="Cambria Math"/>
+                    </w:rPr>
+                    <m:t xml:space="preserve">Q</m:t>
+                  </m:r>
+                </m:e>
+                <m:sub>
+                  <m:r>
+                    <w:rPr>
+                      <w:rFonts w:ascii="Cambria Math" w:hAnsi="Cambria Math"/>
+                    </w:rPr>
+                    <m:t xml:space="preserve">0</m:t>
+                  </m:r>
+                </m:sub>
+              </m:sSub>
+            </m:oMath>
+            <w:r>
+              <w:rPr>
+                <w:b w:val="0"/>
+                <w:i w:val="0"/>
+                <w:sz w:val="19"/>
+              </w:rPr>
+              <w:t xml:space="preserve"> − 10 %</w:t>
+            </w:r>
+          </w:p>
+        </w:tc>
+        <w:tc>
+          <w:tcPr>
+            <w:tcW w:type="dxa" w:w="1417"/>
+            <w:vAlign w:val="center"/>
+          </w:tcPr>
+          <w:p>
+            <w:pPr>
+              <w:spacing w:line="240" w:lineRule="auto"/>
+              <w:ind w:firstLine="0"/>
+              <w:jc w:val="center"/>
+            </w:pPr>
+            <w:r>
+              <w:rPr>
+                <w:b w:val="0"/>
+                <w:i w:val="0"/>
+                <w:sz w:val="19"/>
+              </w:rPr>
+              <w:t>18,12</w:t>
+            </w:r>
+          </w:p>
+        </w:tc>
+        <w:tc>
+          <w:tcPr>
+            <w:tcW w:type="dxa" w:w="1417"/>
+            <w:vAlign w:val="center"/>
+          </w:tcPr>
+          <w:p>
+            <w:pPr>
+              <w:spacing w:line="240" w:lineRule="auto"/>
+              <w:ind w:firstLine="0"/>
+              <w:jc w:val="center"/>
+            </w:pPr>
+            <w:r>
+              <w:rPr>
+                <w:b w:val="0"/>
+                <w:i w:val="0"/>
+                <w:sz w:val="19"/>
+              </w:rPr>
+              <w:t>0,771</w:t>
+            </w:r>
+          </w:p>
+        </w:tc>
+        <w:tc>
+          <w:tcPr>
+            <w:tcW w:type="dxa" w:w="1417"/>
+            <w:vAlign w:val="center"/>
+          </w:tcPr>
+          <w:p>
+            <w:pPr>
+              <w:spacing w:line="240" w:lineRule="auto"/>
+              <w:ind w:firstLine="0"/>
+              <w:jc w:val="center"/>
+            </w:pPr>
+            <w:r>
+              <w:rPr>
+                <w:b w:val="0"/>
+                <w:i w:val="0"/>
+                <w:sz w:val="19"/>
+              </w:rPr>
+              <w:t>16,31</w:t>
+            </w:r>
+          </w:p>
+        </w:tc>
+        <w:tc>
+          <w:tcPr>
+            <w:tcW w:type="dxa" w:w="1417"/>
+            <w:vAlign w:val="center"/>
+          </w:tcPr>
+          <w:p>
+            <w:pPr>
+              <w:spacing w:line="240" w:lineRule="auto"/>
+              <w:ind w:firstLine="0"/>
+              <w:jc w:val="center"/>
+            </w:pPr>
+            <w:r>
+              <w:rPr>
+                <w:b w:val="0"/>
+                <w:i w:val="0"/>
+                <w:sz w:val="19"/>
+              </w:rPr>
+              <w:t>0,768</w:t>
+            </w:r>
+          </w:p>
+        </w:tc>
+        <w:tc>
+          <w:tcPr>
+            <w:tcW w:type="dxa" w:w="1361"/>
+            <w:vAlign w:val="center"/>
+          </w:tcPr>
+          <w:p>
+            <w:pPr>
+              <w:spacing w:line="240" w:lineRule="auto"/>
+              <w:ind w:firstLine="0"/>
+              <w:jc w:val="center"/>
+            </w:pPr>
+            <w:r>
+              <w:rPr>
+                <w:b w:val="0"/>
+                <w:i w:val="0"/>
+                <w:sz w:val="19"/>
+              </w:rPr>
+              <w:t>−10,0 %</w:t>
+            </w:r>
+          </w:p>
+        </w:tc>
+      </w:tr>
+      <w:tr>
+        <w:trPr>
+          <w:cantSplit/>
+        </w:trPr>
+        <w:tc>
+          <w:tcPr>
+            <w:tcW w:type="dxa" w:w="2608"/>
+            <w:vAlign w:val="center"/>
+          </w:tcPr>
+          <w:p>
+            <w:pPr>
+              <w:spacing w:line="240" w:lineRule="auto"/>
+              <w:ind w:firstLine="0"/>
+              <w:jc w:val="left"/>
+            </w:pPr>
+            <m:oMath>
+              <m:sSub>
+                <m:e>
+                  <m:r>
+                    <w:rPr>
+                      <w:rFonts w:ascii="Cambria Math" w:hAnsi="Cambria Math"/>
+                    </w:rPr>
+                    <m:t xml:space="preserve">Q</m:t>
+                  </m:r>
+                </m:e>
+                <m:sub>
+                  <m:r>
+                    <w:rPr>
+                      <w:rFonts w:ascii="Cambria Math" w:hAnsi="Cambria Math"/>
+                    </w:rPr>
+                    <m:t xml:space="preserve">0</m:t>
+                  </m:r>
+                </m:sub>
+              </m:sSub>
+            </m:oMath>
+            <w:r>
+              <w:rPr>
+                <w:b w:val="0"/>
+                <w:i w:val="0"/>
+                <w:sz w:val="19"/>
+              </w:rPr>
+              <w:t xml:space="preserve"> + 10 %</w:t>
+            </w:r>
+          </w:p>
+        </w:tc>
+        <w:tc>
+          <w:tcPr>
+            <w:tcW w:type="dxa" w:w="1417"/>
+            <w:vAlign w:val="center"/>
+          </w:tcPr>
+          <w:p>
+            <w:pPr>
+              <w:spacing w:line="240" w:lineRule="auto"/>
+              <w:ind w:firstLine="0"/>
+              <w:jc w:val="center"/>
+            </w:pPr>
+            <w:r>
+              <w:rPr>
+                <w:b w:val="0"/>
+                <w:i w:val="0"/>
+                <w:sz w:val="19"/>
+              </w:rPr>
+              <w:t>10,26</w:t>
+            </w:r>
+          </w:p>
+        </w:tc>
+        <w:tc>
+          <w:tcPr>
+            <w:tcW w:type="dxa" w:w="1417"/>
+            <w:vAlign w:val="center"/>
+          </w:tcPr>
+          <w:p>
+            <w:pPr>
+              <w:spacing w:line="240" w:lineRule="auto"/>
+              <w:ind w:firstLine="0"/>
+              <w:jc w:val="center"/>
+            </w:pPr>
+            <w:r>
+              <w:rPr>
+                <w:b w:val="0"/>
+                <w:i w:val="0"/>
+                <w:sz w:val="19"/>
+              </w:rPr>
+              <w:t>0,857</w:t>
+            </w:r>
+          </w:p>
+        </w:tc>
+        <w:tc>
+          <w:tcPr>
+            <w:tcW w:type="dxa" w:w="1417"/>
+            <w:vAlign w:val="center"/>
+          </w:tcPr>
+          <w:p>
+            <w:pPr>
+              <w:spacing w:line="240" w:lineRule="auto"/>
+              <w:ind w:firstLine="0"/>
+              <w:jc w:val="center"/>
+            </w:pPr>
+            <w:r>
+              <w:rPr>
+                <w:b w:val="0"/>
+                <w:i w:val="0"/>
+                <w:sz w:val="19"/>
+              </w:rPr>
+              <w:t>10,14</w:t>
+            </w:r>
+          </w:p>
+        </w:tc>
+        <w:tc>
+          <w:tcPr>
+            <w:tcW w:type="dxa" w:w="1417"/>
+            <w:vAlign w:val="center"/>
+          </w:tcPr>
+          <w:p>
+            <w:pPr>
+              <w:spacing w:line="240" w:lineRule="auto"/>
+              <w:ind w:firstLine="0"/>
+              <w:jc w:val="center"/>
+            </w:pPr>
+            <w:r>
+              <w:rPr>
+                <w:b w:val="0"/>
+                <w:i w:val="0"/>
+                <w:sz w:val="19"/>
+              </w:rPr>
+              <w:t>0,856</w:t>
+            </w:r>
+          </w:p>
+        </w:tc>
+        <w:tc>
+          <w:tcPr>
+            <w:tcW w:type="dxa" w:w="1361"/>
+            <w:vAlign w:val="center"/>
+          </w:tcPr>
+          <w:p>
+            <w:pPr>
+              <w:spacing w:line="240" w:lineRule="auto"/>
+              <w:ind w:firstLine="0"/>
+              <w:jc w:val="center"/>
+            </w:pPr>
+            <w:r>
+              <w:rPr>
+                <w:b w:val="0"/>
+                <w:i w:val="0"/>
+                <w:sz w:val="19"/>
+              </w:rPr>
+              <w:t>−1,2 %</w:t>
+            </w:r>
+          </w:p>
+        </w:tc>
+      </w:tr>
+    </w:tbl>
+    <w:p>
+      <w:pPr>
+        <w:spacing w:after="40" w:line="192" w:lineRule="auto"/>
+      </w:pPr>
+    </w:p>
+    <w:p>
+      <w:pPr>
         <w:keepNext/>
         <w:spacing w:before="80" w:line="240" w:lineRule="auto"/>
         <w:ind w:firstLine="0"/>
@@ -21985,7 +21366,7 @@
         <w:drawing>
           <wp:inline xmlns:a="http://schemas.openxmlformats.org/drawingml/2006/main" xmlns:pic="http://schemas.openxmlformats.org/drawingml/2006/picture">
             <wp:extent cx="4860000" cy="2397309"/>
-            <wp:docPr id="12" name="Picture 12"/>
+            <wp:docPr id="11" name="Picture 11"/>
             <wp:cNvGraphicFramePr>
               <a:graphicFrameLocks noChangeAspect="1"/>
             </wp:cNvGraphicFramePr>
@@ -21997,7 +21378,7 @@
                     <pic:cNvPicPr/>
                   </pic:nvPicPr>
                   <pic:blipFill>
-                    <a:blip r:embed="rId21"/>
+                    <a:blip r:embed="rId20"/>
                     <a:stretch>
                       <a:fillRect/>
                     </a:stretch>
@@ -22028,7 +21409,7 @@
           <w:i w:val="0"/>
           <w:sz w:val="22"/>
         </w:rPr>
-        <w:t>Рисунок 12 – Временные процессы: а — перемещение форкамеры до 600 мс; б — усилие в стыке ПС3–ФК</w:t>
+        <w:t>Рисунок 11 – Временные процессы: а — перемещение форкамеры до 600 мс; б — усилие в стыке ПС3–ФК</w:t>
       </w:r>
     </w:p>
     <w:p>
@@ -22042,7 +21423,835 @@
           <w:b w:val="0"/>
           <w:i w:val="0"/>
         </w:rPr>
-        <w:t>Энергетически при 100 кН тормоза поглощают 5,1 кДж из 11,9 кДж работы нагрузок (43 %), при 30 кН — 2,2 кДж (19 %), при рекомендуемой схеме и 60 кН — 3,6 кДж (31 %). Остальное рассеивается в конструкции и опорах. При усилиях выше ≈ 50 кН основная роль тормозов — гашение колебаний.</w:t>
+        <w:t>Распределение энергии по видам диссипации приведено в таблице 8. Без тормозов почти вся работа нагрузок рассеивается в конструкции, т.е. гасится за счёт собственного демпфирования первой формы. С ростом тормозного усилия доля тормозов растёт: 19 % при 30 кН, 31 % при рекомендуемой схеме и 60 кН, 43 % при 100 кН. При усилиях выше ≈ 50 кН основная роль тормозов — гашение колебаний, поскольку энергия остаточного отката (≈ 87 Дж) на два порядка меньше энергии колебаний.</w:t>
+      </w:r>
+    </w:p>
+    <w:p>
+      <w:pPr>
+        <w:keepNext/>
+        <w:spacing w:before="80" w:after="40" w:line="240" w:lineRule="auto"/>
+        <w:ind w:firstLine="0"/>
+        <w:jc w:val="left"/>
+      </w:pPr>
+      <w:r>
+        <w:rPr>
+          <w:b w:val="0"/>
+          <w:i w:val="0"/>
+          <w:sz w:val="22"/>
+        </w:rPr>
+        <w:t>Таблица 8 – Энергобаланс (22) за 0–600 мс, кДж</w:t>
+      </w:r>
+    </w:p>
+    <w:tbl>
+      <w:tblPr>
+        <w:tblStyle w:val="TableGrid"/>
+        <w:tblW w:type="auto" w:w="0"/>
+        <w:jc w:val="center"/>
+        <w:tblLayout w:type="fixed"/>
+        <w:tblCellMar>
+          <w:top w:w="15" w:type="dxa"/>
+          <w:left w:w="57" w:type="dxa"/>
+          <w:bottom w:w="15" w:type="dxa"/>
+          <w:right w:w="57" w:type="dxa"/>
+        </w:tblCellMar>
+        <w:tblLook w:firstColumn="1" w:firstRow="1" w:lastColumn="0" w:lastRow="0" w:noHBand="0" w:noVBand="1" w:val="04A0"/>
+      </w:tblPr>
+      <w:tblGrid>
+        <w:gridCol w:w="2835"/>
+        <w:gridCol w:w="1247"/>
+        <w:gridCol w:w="1247"/>
+        <w:gridCol w:w="1247"/>
+        <w:gridCol w:w="1247"/>
+        <w:gridCol w:w="1814"/>
+      </w:tblGrid>
+      <w:tr>
+        <w:trPr>
+          <w:cantSplit/>
+          <w:tblHeader/>
+        </w:trPr>
+        <w:tc>
+          <w:tcPr>
+            <w:tcW w:type="dxa" w:w="2835"/>
+            <w:vAlign w:val="center"/>
+          </w:tcPr>
+          <w:p>
+            <w:pPr>
+              <w:keepNext/>
+              <w:spacing w:line="240" w:lineRule="auto"/>
+              <w:ind w:firstLine="0"/>
+              <w:jc w:val="center"/>
+            </w:pPr>
+            <w:r>
+              <w:rPr>
+                <w:b/>
+                <w:i w:val="0"/>
+                <w:sz w:val="19"/>
+              </w:rPr>
+              <w:t>Вариант</w:t>
+            </w:r>
+          </w:p>
+        </w:tc>
+        <w:tc>
+          <w:tcPr>
+            <w:tcW w:type="dxa" w:w="1247"/>
+            <w:vAlign w:val="center"/>
+          </w:tcPr>
+          <w:p>
+            <w:pPr>
+              <w:keepNext/>
+              <w:spacing w:line="240" w:lineRule="auto"/>
+              <w:ind w:firstLine="0"/>
+              <w:jc w:val="center"/>
+            </w:pPr>
+            <m:oMath>
+              <m:sSub>
+                <m:e>
+                  <m:r>
+                    <w:rPr>
+                      <w:rFonts w:ascii="Cambria Math" w:hAnsi="Cambria Math"/>
+                    </w:rPr>
+                    <m:t xml:space="preserve">W</m:t>
+                  </m:r>
+                </m:e>
+                <m:sub>
+                  <m:r>
+                    <m:rPr>
+                      <m:sty m:val="p"/>
+                    </m:rPr>
+                    <w:rPr>
+                      <w:rFonts w:ascii="Cambria Math" w:hAnsi="Cambria Math"/>
+                    </w:rPr>
+                    <m:t xml:space="preserve">внеш</m:t>
+                  </m:r>
+                </m:sub>
+              </m:sSub>
+            </m:oMath>
+          </w:p>
+        </w:tc>
+        <w:tc>
+          <w:tcPr>
+            <w:tcW w:type="dxa" w:w="1247"/>
+            <w:vAlign w:val="center"/>
+          </w:tcPr>
+          <w:p>
+            <w:pPr>
+              <w:keepNext/>
+              <w:spacing w:line="240" w:lineRule="auto"/>
+              <w:ind w:firstLine="0"/>
+              <w:jc w:val="center"/>
+            </w:pPr>
+            <m:oMath>
+              <m:sSub>
+                <m:e>
+                  <m:r>
+                    <w:rPr>
+                      <w:rFonts w:ascii="Cambria Math" w:hAnsi="Cambria Math"/>
+                    </w:rPr>
+                    <m:t xml:space="preserve">D</m:t>
+                  </m:r>
+                </m:e>
+                <m:sub>
+                  <m:r>
+                    <w:rPr>
+                      <w:rFonts w:ascii="Cambria Math" w:hAnsi="Cambria Math"/>
+                    </w:rPr>
+                    <m:t xml:space="preserve">C</m:t>
+                  </m:r>
+                </m:sub>
+              </m:sSub>
+            </m:oMath>
+          </w:p>
+        </w:tc>
+        <w:tc>
+          <w:tcPr>
+            <w:tcW w:type="dxa" w:w="1247"/>
+            <w:vAlign w:val="center"/>
+          </w:tcPr>
+          <w:p>
+            <w:pPr>
+              <w:keepNext/>
+              <w:spacing w:line="240" w:lineRule="auto"/>
+              <w:ind w:firstLine="0"/>
+              <w:jc w:val="center"/>
+            </w:pPr>
+            <m:oMath>
+              <m:sSub>
+                <m:e>
+                  <m:r>
+                    <w:rPr>
+                      <w:rFonts w:ascii="Cambria Math" w:hAnsi="Cambria Math"/>
+                    </w:rPr>
+                    <m:t xml:space="preserve">D</m:t>
+                  </m:r>
+                </m:e>
+                <m:sub>
+                  <m:r>
+                    <w:rPr>
+                      <w:rFonts w:ascii="Cambria Math" w:hAnsi="Cambria Math"/>
+                    </w:rPr>
+                    <m:t xml:space="preserve">T</m:t>
+                  </m:r>
+                </m:sub>
+              </m:sSub>
+            </m:oMath>
+          </w:p>
+        </w:tc>
+        <w:tc>
+          <w:tcPr>
+            <w:tcW w:type="dxa" w:w="1247"/>
+            <w:vAlign w:val="center"/>
+          </w:tcPr>
+          <w:p>
+            <w:pPr>
+              <w:keepNext/>
+              <w:spacing w:line="240" w:lineRule="auto"/>
+              <w:ind w:firstLine="0"/>
+              <w:jc w:val="center"/>
+            </w:pPr>
+            <m:oMath>
+              <m:sSub>
+                <m:e>
+                  <m:r>
+                    <w:rPr>
+                      <w:rFonts w:ascii="Cambria Math" w:hAnsi="Cambria Math"/>
+                    </w:rPr>
+                    <m:t xml:space="preserve">D</m:t>
+                  </m:r>
+                </m:e>
+                <m:sub>
+                  <m:r>
+                    <w:rPr>
+                      <w:rFonts w:ascii="Cambria Math" w:hAnsi="Cambria Math"/>
+                    </w:rPr>
+                    <m:t xml:space="preserve">r</m:t>
+                  </m:r>
+                </m:sub>
+              </m:sSub>
+            </m:oMath>
+          </w:p>
+        </w:tc>
+        <w:tc>
+          <w:tcPr>
+            <w:tcW w:type="dxa" w:w="1814"/>
+            <w:vAlign w:val="center"/>
+          </w:tcPr>
+          <w:p>
+            <w:pPr>
+              <w:keepNext/>
+              <w:spacing w:line="240" w:lineRule="auto"/>
+              <w:ind w:firstLine="0"/>
+              <w:jc w:val="center"/>
+            </w:pPr>
+            <w:r>
+              <w:rPr>
+                <w:b/>
+                <w:i w:val="0"/>
+                <w:sz w:val="19"/>
+              </w:rPr>
+              <w:t>Погрешность баланса</w:t>
+            </w:r>
+          </w:p>
+        </w:tc>
+      </w:tr>
+      <w:tr>
+        <w:trPr>
+          <w:cantSplit/>
+        </w:trPr>
+        <w:tc>
+          <w:tcPr>
+            <w:tcW w:type="dxa" w:w="2835"/>
+            <w:vAlign w:val="center"/>
+          </w:tcPr>
+          <w:p>
+            <w:pPr>
+              <w:spacing w:line="240" w:lineRule="auto"/>
+              <w:ind w:firstLine="0"/>
+              <w:jc w:val="left"/>
+            </w:pPr>
+            <w:r>
+              <w:rPr>
+                <w:b w:val="0"/>
+                <w:i w:val="0"/>
+                <w:sz w:val="19"/>
+              </w:rPr>
+              <w:t>Без тормозов</w:t>
+            </w:r>
+          </w:p>
+        </w:tc>
+        <w:tc>
+          <w:tcPr>
+            <w:tcW w:type="dxa" w:w="1247"/>
+            <w:vAlign w:val="center"/>
+          </w:tcPr>
+          <w:p>
+            <w:pPr>
+              <w:spacing w:line="240" w:lineRule="auto"/>
+              <w:ind w:firstLine="0"/>
+              <w:jc w:val="center"/>
+            </w:pPr>
+            <w:r>
+              <w:rPr>
+                <w:b w:val="0"/>
+                <w:i w:val="0"/>
+                <w:sz w:val="19"/>
+              </w:rPr>
+              <w:t>11,40</w:t>
+            </w:r>
+          </w:p>
+        </w:tc>
+        <w:tc>
+          <w:tcPr>
+            <w:tcW w:type="dxa" w:w="1247"/>
+            <w:vAlign w:val="center"/>
+          </w:tcPr>
+          <w:p>
+            <w:pPr>
+              <w:spacing w:line="240" w:lineRule="auto"/>
+              <w:ind w:firstLine="0"/>
+              <w:jc w:val="center"/>
+            </w:pPr>
+            <w:r>
+              <w:rPr>
+                <w:b w:val="0"/>
+                <w:i w:val="0"/>
+                <w:sz w:val="19"/>
+              </w:rPr>
+              <w:t>10,26</w:t>
+            </w:r>
+          </w:p>
+        </w:tc>
+        <w:tc>
+          <w:tcPr>
+            <w:tcW w:type="dxa" w:w="1247"/>
+            <w:vAlign w:val="center"/>
+          </w:tcPr>
+          <w:p>
+            <w:pPr>
+              <w:spacing w:line="240" w:lineRule="auto"/>
+              <w:ind w:firstLine="0"/>
+              <w:jc w:val="center"/>
+            </w:pPr>
+            <w:r>
+              <w:rPr>
+                <w:b w:val="0"/>
+                <w:i w:val="0"/>
+                <w:sz w:val="19"/>
+              </w:rPr>
+              <w:t>0</w:t>
+            </w:r>
+          </w:p>
+        </w:tc>
+        <w:tc>
+          <w:tcPr>
+            <w:tcW w:type="dxa" w:w="1247"/>
+            <w:vAlign w:val="center"/>
+          </w:tcPr>
+          <w:p>
+            <w:pPr>
+              <w:spacing w:line="240" w:lineRule="auto"/>
+              <w:ind w:firstLine="0"/>
+              <w:jc w:val="center"/>
+            </w:pPr>
+            <w:r>
+              <w:rPr>
+                <w:b w:val="0"/>
+                <w:i w:val="0"/>
+                <w:sz w:val="19"/>
+              </w:rPr>
+              <w:t>1,14</w:t>
+            </w:r>
+          </w:p>
+        </w:tc>
+        <w:tc>
+          <w:tcPr>
+            <w:tcW w:type="dxa" w:w="1814"/>
+            <w:vAlign w:val="center"/>
+          </w:tcPr>
+          <w:p>
+            <w:pPr>
+              <w:spacing w:line="240" w:lineRule="auto"/>
+              <w:ind w:firstLine="0"/>
+              <w:jc w:val="center"/>
+            </w:pPr>
+            <w:r>
+              <w:rPr>
+                <w:b w:val="0"/>
+                <w:i w:val="0"/>
+                <w:sz w:val="19"/>
+              </w:rPr>
+              <w:t>4·10⁻⁴</w:t>
+            </w:r>
+          </w:p>
+        </w:tc>
+      </w:tr>
+      <w:tr>
+        <w:trPr>
+          <w:cantSplit/>
+        </w:trPr>
+        <w:tc>
+          <w:tcPr>
+            <w:tcW w:type="dxa" w:w="2835"/>
+            <w:vAlign w:val="center"/>
+          </w:tcPr>
+          <w:p>
+            <w:pPr>
+              <w:spacing w:line="240" w:lineRule="auto"/>
+              <w:ind w:firstLine="0"/>
+              <w:jc w:val="left"/>
+            </w:pPr>
+            <w:r>
+              <w:rPr>
+                <w:b w:val="0"/>
+                <w:i w:val="0"/>
+                <w:sz w:val="19"/>
+              </w:rPr>
+              <w:t>5 пар, 30 кН</w:t>
+            </w:r>
+          </w:p>
+        </w:tc>
+        <w:tc>
+          <w:tcPr>
+            <w:tcW w:type="dxa" w:w="1247"/>
+            <w:vAlign w:val="center"/>
+          </w:tcPr>
+          <w:p>
+            <w:pPr>
+              <w:spacing w:line="240" w:lineRule="auto"/>
+              <w:ind w:firstLine="0"/>
+              <w:jc w:val="center"/>
+            </w:pPr>
+            <w:r>
+              <w:rPr>
+                <w:b w:val="0"/>
+                <w:i w:val="0"/>
+                <w:sz w:val="19"/>
+              </w:rPr>
+              <w:t>11,54</w:t>
+            </w:r>
+          </w:p>
+        </w:tc>
+        <w:tc>
+          <w:tcPr>
+            <w:tcW w:type="dxa" w:w="1247"/>
+            <w:vAlign w:val="center"/>
+          </w:tcPr>
+          <w:p>
+            <w:pPr>
+              <w:spacing w:line="240" w:lineRule="auto"/>
+              <w:ind w:firstLine="0"/>
+              <w:jc w:val="center"/>
+            </w:pPr>
+            <w:r>
+              <w:rPr>
+                <w:b w:val="0"/>
+                <w:i w:val="0"/>
+                <w:sz w:val="19"/>
+              </w:rPr>
+              <w:t>8,47</w:t>
+            </w:r>
+          </w:p>
+        </w:tc>
+        <w:tc>
+          <w:tcPr>
+            <w:tcW w:type="dxa" w:w="1247"/>
+            <w:vAlign w:val="center"/>
+          </w:tcPr>
+          <w:p>
+            <w:pPr>
+              <w:spacing w:line="240" w:lineRule="auto"/>
+              <w:ind w:firstLine="0"/>
+              <w:jc w:val="center"/>
+            </w:pPr>
+            <w:r>
+              <w:rPr>
+                <w:b w:val="0"/>
+                <w:i w:val="0"/>
+                <w:sz w:val="19"/>
+              </w:rPr>
+              <w:t>2,21</w:t>
+            </w:r>
+          </w:p>
+        </w:tc>
+        <w:tc>
+          <w:tcPr>
+            <w:tcW w:type="dxa" w:w="1247"/>
+            <w:vAlign w:val="center"/>
+          </w:tcPr>
+          <w:p>
+            <w:pPr>
+              <w:spacing w:line="240" w:lineRule="auto"/>
+              <w:ind w:firstLine="0"/>
+              <w:jc w:val="center"/>
+            </w:pPr>
+            <w:r>
+              <w:rPr>
+                <w:b w:val="0"/>
+                <w:i w:val="0"/>
+                <w:sz w:val="19"/>
+              </w:rPr>
+              <w:t>0,86</w:t>
+            </w:r>
+          </w:p>
+        </w:tc>
+        <w:tc>
+          <w:tcPr>
+            <w:tcW w:type="dxa" w:w="1814"/>
+            <w:vAlign w:val="center"/>
+          </w:tcPr>
+          <w:p>
+            <w:pPr>
+              <w:spacing w:line="240" w:lineRule="auto"/>
+              <w:ind w:firstLine="0"/>
+              <w:jc w:val="center"/>
+            </w:pPr>
+            <w:r>
+              <w:rPr>
+                <w:b w:val="0"/>
+                <w:i w:val="0"/>
+                <w:sz w:val="19"/>
+              </w:rPr>
+              <w:t>4·10⁻⁴</w:t>
+            </w:r>
+          </w:p>
+        </w:tc>
+      </w:tr>
+      <w:tr>
+        <w:trPr>
+          <w:cantSplit/>
+        </w:trPr>
+        <w:tc>
+          <w:tcPr>
+            <w:tcW w:type="dxa" w:w="2835"/>
+            <w:vAlign w:val="center"/>
+          </w:tcPr>
+          <w:p>
+            <w:pPr>
+              <w:spacing w:line="240" w:lineRule="auto"/>
+              <w:ind w:firstLine="0"/>
+              <w:jc w:val="left"/>
+            </w:pPr>
+            <w:r>
+              <w:rPr>
+                <w:b w:val="0"/>
+                <w:i w:val="0"/>
+                <w:sz w:val="19"/>
+              </w:rPr>
+              <w:t>Рекомендуемая, 60 кН</w:t>
+            </w:r>
+          </w:p>
+        </w:tc>
+        <w:tc>
+          <w:tcPr>
+            <w:tcW w:type="dxa" w:w="1247"/>
+            <w:vAlign w:val="center"/>
+          </w:tcPr>
+          <w:p>
+            <w:pPr>
+              <w:spacing w:line="240" w:lineRule="auto"/>
+              <w:ind w:firstLine="0"/>
+              <w:jc w:val="center"/>
+            </w:pPr>
+            <w:r>
+              <w:rPr>
+                <w:b w:val="0"/>
+                <w:i w:val="0"/>
+                <w:sz w:val="19"/>
+              </w:rPr>
+              <w:t>11,57</w:t>
+            </w:r>
+          </w:p>
+        </w:tc>
+        <w:tc>
+          <w:tcPr>
+            <w:tcW w:type="dxa" w:w="1247"/>
+            <w:vAlign w:val="center"/>
+          </w:tcPr>
+          <w:p>
+            <w:pPr>
+              <w:spacing w:line="240" w:lineRule="auto"/>
+              <w:ind w:firstLine="0"/>
+              <w:jc w:val="center"/>
+            </w:pPr>
+            <w:r>
+              <w:rPr>
+                <w:b w:val="0"/>
+                <w:i w:val="0"/>
+                <w:sz w:val="19"/>
+              </w:rPr>
+              <w:t>7,20</w:t>
+            </w:r>
+          </w:p>
+        </w:tc>
+        <w:tc>
+          <w:tcPr>
+            <w:tcW w:type="dxa" w:w="1247"/>
+            <w:vAlign w:val="center"/>
+          </w:tcPr>
+          <w:p>
+            <w:pPr>
+              <w:spacing w:line="240" w:lineRule="auto"/>
+              <w:ind w:firstLine="0"/>
+              <w:jc w:val="center"/>
+            </w:pPr>
+            <w:r>
+              <w:rPr>
+                <w:b w:val="0"/>
+                <w:i w:val="0"/>
+                <w:sz w:val="19"/>
+              </w:rPr>
+              <w:t>3,64</w:t>
+            </w:r>
+          </w:p>
+        </w:tc>
+        <w:tc>
+          <w:tcPr>
+            <w:tcW w:type="dxa" w:w="1247"/>
+            <w:vAlign w:val="center"/>
+          </w:tcPr>
+          <w:p>
+            <w:pPr>
+              <w:spacing w:line="240" w:lineRule="auto"/>
+              <w:ind w:firstLine="0"/>
+              <w:jc w:val="center"/>
+            </w:pPr>
+            <w:r>
+              <w:rPr>
+                <w:b w:val="0"/>
+                <w:i w:val="0"/>
+                <w:sz w:val="19"/>
+              </w:rPr>
+              <w:t>0,73</w:t>
+            </w:r>
+          </w:p>
+        </w:tc>
+        <w:tc>
+          <w:tcPr>
+            <w:tcW w:type="dxa" w:w="1814"/>
+            <w:vAlign w:val="center"/>
+          </w:tcPr>
+          <w:p>
+            <w:pPr>
+              <w:spacing w:line="240" w:lineRule="auto"/>
+              <w:ind w:firstLine="0"/>
+              <w:jc w:val="center"/>
+            </w:pPr>
+            <w:r>
+              <w:rPr>
+                <w:b w:val="0"/>
+                <w:i w:val="0"/>
+                <w:sz w:val="19"/>
+              </w:rPr>
+              <w:t>4·10⁻⁴</w:t>
+            </w:r>
+          </w:p>
+        </w:tc>
+      </w:tr>
+      <w:tr>
+        <w:trPr>
+          <w:cantSplit/>
+        </w:trPr>
+        <w:tc>
+          <w:tcPr>
+            <w:tcW w:type="dxa" w:w="2835"/>
+            <w:vAlign w:val="center"/>
+          </w:tcPr>
+          <w:p>
+            <w:pPr>
+              <w:spacing w:line="240" w:lineRule="auto"/>
+              <w:ind w:firstLine="0"/>
+              <w:jc w:val="left"/>
+            </w:pPr>
+            <w:r>
+              <w:rPr>
+                <w:b w:val="0"/>
+                <w:i w:val="0"/>
+                <w:sz w:val="19"/>
+              </w:rPr>
+              <w:t>5 пар, 100 кН</w:t>
+            </w:r>
+          </w:p>
+        </w:tc>
+        <w:tc>
+          <w:tcPr>
+            <w:tcW w:type="dxa" w:w="1247"/>
+            <w:vAlign w:val="center"/>
+          </w:tcPr>
+          <w:p>
+            <w:pPr>
+              <w:spacing w:line="240" w:lineRule="auto"/>
+              <w:ind w:firstLine="0"/>
+              <w:jc w:val="center"/>
+            </w:pPr>
+            <w:r>
+              <w:rPr>
+                <w:b w:val="0"/>
+                <w:i w:val="0"/>
+                <w:sz w:val="19"/>
+              </w:rPr>
+              <w:t>11,86</w:t>
+            </w:r>
+          </w:p>
+        </w:tc>
+        <w:tc>
+          <w:tcPr>
+            <w:tcW w:type="dxa" w:w="1247"/>
+            <w:vAlign w:val="center"/>
+          </w:tcPr>
+          <w:p>
+            <w:pPr>
+              <w:spacing w:line="240" w:lineRule="auto"/>
+              <w:ind w:firstLine="0"/>
+              <w:jc w:val="center"/>
+            </w:pPr>
+            <w:r>
+              <w:rPr>
+                <w:b w:val="0"/>
+                <w:i w:val="0"/>
+                <w:sz w:val="19"/>
+              </w:rPr>
+              <w:t>6,15</w:t>
+            </w:r>
+          </w:p>
+        </w:tc>
+        <w:tc>
+          <w:tcPr>
+            <w:tcW w:type="dxa" w:w="1247"/>
+            <w:vAlign w:val="center"/>
+          </w:tcPr>
+          <w:p>
+            <w:pPr>
+              <w:spacing w:line="240" w:lineRule="auto"/>
+              <w:ind w:firstLine="0"/>
+              <w:jc w:val="center"/>
+            </w:pPr>
+            <w:r>
+              <w:rPr>
+                <w:b w:val="0"/>
+                <w:i w:val="0"/>
+                <w:sz w:val="19"/>
+              </w:rPr>
+              <w:t>5,10</w:t>
+            </w:r>
+          </w:p>
+        </w:tc>
+        <w:tc>
+          <w:tcPr>
+            <w:tcW w:type="dxa" w:w="1247"/>
+            <w:vAlign w:val="center"/>
+          </w:tcPr>
+          <w:p>
+            <w:pPr>
+              <w:spacing w:line="240" w:lineRule="auto"/>
+              <w:ind w:firstLine="0"/>
+              <w:jc w:val="center"/>
+            </w:pPr>
+            <w:r>
+              <w:rPr>
+                <w:b w:val="0"/>
+                <w:i w:val="0"/>
+                <w:sz w:val="19"/>
+              </w:rPr>
+              <w:t>0,61</w:t>
+            </w:r>
+          </w:p>
+        </w:tc>
+        <w:tc>
+          <w:tcPr>
+            <w:tcW w:type="dxa" w:w="1814"/>
+            <w:vAlign w:val="center"/>
+          </w:tcPr>
+          <w:p>
+            <w:pPr>
+              <w:spacing w:line="240" w:lineRule="auto"/>
+              <w:ind w:firstLine="0"/>
+              <w:jc w:val="center"/>
+            </w:pPr>
+            <w:r>
+              <w:rPr>
+                <w:b w:val="0"/>
+                <w:i w:val="0"/>
+                <w:sz w:val="19"/>
+              </w:rPr>
+              <w:t>4·10⁻⁴</w:t>
+            </w:r>
+          </w:p>
+        </w:tc>
+      </w:tr>
+    </w:tbl>
+    <w:p>
+      <w:pPr>
+        <w:spacing w:after="40" w:line="192" w:lineRule="auto"/>
+      </w:pPr>
+    </w:p>
+    <w:p>
+      <w:pPr>
+        <w:spacing w:before="0" w:after="80" w:line="240" w:lineRule="auto"/>
+        <w:ind w:firstLine="0"/>
+        <w:jc w:val="both"/>
+      </w:pPr>
+      <w:r>
+        <w:rPr>
+          <w:b w:val="0"/>
+          <w:i w:val="0"/>
+          <w:sz w:val="20"/>
+        </w:rPr>
+        <w:t xml:space="preserve">Примечание: к моменту 600 мс установка остановлена и колебания затухли, поэтому </w:t>
+      </w:r>
+      <m:oMath>
+        <m:sSub>
+          <m:e>
+            <m:r>
+              <w:rPr>
+                <w:rFonts w:ascii="Cambria Math" w:hAnsi="Cambria Math"/>
+              </w:rPr>
+              <m:t xml:space="preserve">E</m:t>
+            </m:r>
+          </m:e>
+          <m:sub>
+            <m:r>
+              <w:rPr>
+                <w:rFonts w:ascii="Cambria Math" w:hAnsi="Cambria Math"/>
+              </w:rPr>
+              <m:t xml:space="preserve">k</m:t>
+            </m:r>
+          </m:sub>
+        </m:sSub>
+      </m:oMath>
+      <w:r>
+        <w:rPr>
+          <w:b w:val="0"/>
+          <w:i w:val="0"/>
+          <w:sz w:val="20"/>
+        </w:rPr>
+        <w:t xml:space="preserve"> и </w:t>
+      </w:r>
+      <m:oMath>
+        <m:sSub>
+          <m:e>
+            <m:r>
+              <w:rPr>
+                <w:rFonts w:ascii="Cambria Math" w:hAnsi="Cambria Math"/>
+              </w:rPr>
+              <m:t xml:space="preserve">E</m:t>
+            </m:r>
+          </m:e>
+          <m:sub>
+            <m:r>
+              <w:rPr>
+                <w:rFonts w:ascii="Cambria Math" w:hAnsi="Cambria Math"/>
+              </w:rPr>
+              <m:t xml:space="preserve">s</m:t>
+            </m:r>
+          </m:sub>
+        </m:sSub>
+      </m:oMath>
+      <w:r>
+        <w:rPr>
+          <w:b w:val="0"/>
+          <w:i w:val="0"/>
+          <w:sz w:val="20"/>
+        </w:rPr>
+        <w:t xml:space="preserve"> пренебрежимо малы.</w:t>
       </w:r>
     </w:p>
     <w:p>
@@ -22071,7 +22280,7 @@
           <w:b w:val="0"/>
           <w:i w:val="0"/>
         </w:rPr>
-        <w:t>Основные количественные результаты и способ их проверки сведены в таблицу 8.</w:t>
+        <w:t>Основные количественные результаты и способ их проверки сведены в таблицу 9.</w:t>
       </w:r>
     </w:p>
     <w:p>
@@ -22087,7 +22296,7 @@
           <w:i w:val="0"/>
           <w:sz w:val="22"/>
         </w:rPr>
-        <w:t>Таблица 8 – Основные результаты и способ их проверки</w:t>
+        <w:t>Таблица 9 – Основные результаты и способ их проверки</w:t>
       </w:r>
     </w:p>
     <w:tbl>
@@ -22202,102 +22411,6 @@
                 <w:i w:val="0"/>
                 <w:sz w:val="18"/>
               </w:rPr>
-              <w:t>Масса подвижной части, центр масс</w:t>
-            </w:r>
-          </w:p>
-        </w:tc>
-        <w:tc>
-          <w:tcPr>
-            <w:tcW w:type="dxa" w:w="3345"/>
-            <w:vAlign w:val="center"/>
-          </w:tcPr>
-          <w:p>
-            <w:pPr>
-              <w:spacing w:line="240" w:lineRule="auto"/>
-              <w:ind w:firstLine="0"/>
-              <w:jc w:val="center"/>
-            </w:pPr>
-            <w:r>
-              <w:rPr>
-                <w:b w:val="0"/>
-                <w:i w:val="0"/>
-                <w:sz w:val="18"/>
-              </w:rPr>
-              <w:t xml:space="preserve">17 911 кг; </w:t>
-            </w:r>
-            <m:oMath>
-              <m:sSub>
-                <m:e>
-                  <m:r>
-                    <w:rPr>
-                      <w:rFonts w:ascii="Cambria Math" w:hAnsi="Cambria Math"/>
-                    </w:rPr>
-                    <m:t xml:space="preserve">z</m:t>
-                  </m:r>
-                </m:e>
-                <m:sub>
-                  <m:r>
-                    <w:rPr>
-                      <w:rFonts w:ascii="Cambria Math" w:hAnsi="Cambria Math"/>
-                    </w:rPr>
-                    <m:t xml:space="preserve">c</m:t>
-                  </m:r>
-                </m:sub>
-              </m:sSub>
-            </m:oMath>
-            <w:r>
-              <w:rPr>
-                <w:b w:val="0"/>
-                <w:i w:val="0"/>
-                <w:sz w:val="18"/>
-              </w:rPr>
-              <w:t xml:space="preserve"> = 14,51 м</w:t>
-            </w:r>
-          </w:p>
-        </w:tc>
-        <w:tc>
-          <w:tcPr>
-            <w:tcW w:type="dxa" w:w="3288"/>
-            <w:vAlign w:val="center"/>
-          </w:tcPr>
-          <w:p>
-            <w:pPr>
-              <w:spacing w:line="240" w:lineRule="auto"/>
-              <w:ind w:firstLine="0"/>
-              <w:jc w:val="center"/>
-            </w:pPr>
-            <w:r>
-              <w:rPr>
-                <w:b w:val="0"/>
-                <w:i w:val="0"/>
-                <w:sz w:val="18"/>
-              </w:rPr>
-              <w:t>суммирование по 1789 деталям 3D-модели</w:t>
-            </w:r>
-          </w:p>
-        </w:tc>
-      </w:tr>
-      <w:tr>
-        <w:trPr>
-          <w:cantSplit/>
-        </w:trPr>
-        <w:tc>
-          <w:tcPr>
-            <w:tcW w:type="dxa" w:w="3005"/>
-            <w:vAlign w:val="center"/>
-          </w:tcPr>
-          <w:p>
-            <w:pPr>
-              <w:spacing w:line="240" w:lineRule="auto"/>
-              <w:ind w:firstLine="0"/>
-              <w:jc w:val="left"/>
-            </w:pPr>
-            <w:r>
-              <w:rPr>
-                <w:b w:val="0"/>
-                <w:i w:val="0"/>
-                <w:sz w:val="18"/>
-              </w:rPr>
               <w:t>Первая продольная частота</w:t>
             </w:r>
           </w:p>
@@ -22368,7 +22481,7 @@
                 <w:i w:val="0"/>
                 <w:sz w:val="18"/>
               </w:rPr>
-              <w:t>КЭ-модель (7), (8); эксперимент 64,18 ± 0,04 Гц</w:t>
+              <w:t>КЭ-модель (6), (7); эксперимент 64,18 ± 0,04 Гц</w:t>
             </w:r>
           </w:p>
         </w:tc>
@@ -22596,7 +22709,7 @@
                 <w:i w:val="0"/>
                 <w:sz w:val="18"/>
               </w:rPr>
-              <w:t>модель (10)–(12); дрейф 0,085 м/с при 200 мс</w:t>
+              <w:t>модель (9)–(11); дрейф 0,085 м/с при 200 мс</w:t>
             </w:r>
           </w:p>
         </w:tc>
@@ -22712,7 +22825,7 @@
                 <w:i w:val="0"/>
                 <w:sz w:val="18"/>
               </w:rPr>
-              <w:t>идентификация (12); отметка D1, момент вылета</w:t>
+              <w:t>идентификация (11); отметка D1, момент вылета</w:t>
             </w:r>
           </w:p>
         </w:tc>
@@ -22780,7 +22893,7 @@
                 <w:i w:val="0"/>
                 <w:sz w:val="18"/>
               </w:rPr>
-              <w:t>формулы (13)–(15)</w:t>
+              <w:t>формулы (12)–(14)</w:t>
             </w:r>
           </w:p>
         </w:tc>
@@ -22874,6 +22987,74 @@
                 <w:i w:val="0"/>
                 <w:sz w:val="18"/>
               </w:rPr>
+              <w:t>Эффективность станций</w:t>
+            </w:r>
+          </w:p>
+        </w:tc>
+        <w:tc>
+          <w:tcPr>
+            <w:tcW w:type="dxa" w:w="3345"/>
+            <w:vAlign w:val="center"/>
+          </w:tcPr>
+          <w:p>
+            <w:pPr>
+              <w:spacing w:line="240" w:lineRule="auto"/>
+              <w:ind w:firstLine="0"/>
+              <w:jc w:val="center"/>
+            </w:pPr>
+            <w:r>
+              <w:rPr>
+                <w:b w:val="0"/>
+                <w:i w:val="0"/>
+                <w:sz w:val="18"/>
+              </w:rPr>
+              <w:t>S3 — остановка отката; S1, S5 — гашение колебаний</w:t>
+            </w:r>
+          </w:p>
+        </w:tc>
+        <w:tc>
+          <w:tcPr>
+            <w:tcW w:type="dxa" w:w="3288"/>
+            <w:vAlign w:val="center"/>
+          </w:tcPr>
+          <w:p>
+            <w:pPr>
+              <w:spacing w:line="240" w:lineRule="auto"/>
+              <w:ind w:firstLine="0"/>
+              <w:jc w:val="center"/>
+            </w:pPr>
+            <w:r>
+              <w:rPr>
+                <w:b w:val="0"/>
+                <w:i w:val="0"/>
+                <w:sz w:val="18"/>
+              </w:rPr>
+              <w:t>формулы (18)–(20); прямое моделирование</w:t>
+            </w:r>
+          </w:p>
+        </w:tc>
+      </w:tr>
+      <w:tr>
+        <w:trPr>
+          <w:cantSplit/>
+        </w:trPr>
+        <w:tc>
+          <w:tcPr>
+            <w:tcW w:type="dxa" w:w="3005"/>
+            <w:vAlign w:val="center"/>
+          </w:tcPr>
+          <w:p>
+            <w:pPr>
+              <w:spacing w:line="240" w:lineRule="auto"/>
+              <w:ind w:firstLine="0"/>
+              <w:jc w:val="left"/>
+            </w:pPr>
+            <w:r>
+              <w:rPr>
+                <w:b w:val="0"/>
+                <w:i w:val="0"/>
+                <w:sz w:val="18"/>
+              </w:rPr>
               <w:t>Усилие в стыке ПС3–ФК</w:t>
             </w:r>
           </w:p>
@@ -22916,7 +23097,7 @@
                 <w:i w:val="0"/>
                 <w:sz w:val="18"/>
               </w:rPr>
-              <w:t>модель (20)–(22)</w:t>
+              <w:t>модель (21)–(23)</w:t>
             </w:r>
           </w:p>
         </w:tc>
@@ -23012,7 +23193,7 @@
                 <w:i w:val="0"/>
                 <w:sz w:val="18"/>
               </w:rPr>
-              <w:t>задача (23); энергобаланс ≤ 5·10⁻⁴</w:t>
+              <w:t>задача (24); энергобаланс ≤ 5·10⁻⁴</w:t>
             </w:r>
           </w:p>
         </w:tc>
@@ -23034,7 +23215,7 @@
           <w:b w:val="0"/>
           <w:i w:val="0"/>
         </w:rPr>
-        <w:t>Ограничения работы: 1) массы определены по 3D-модели при принятой плотности; 2) модель одномерная продольная, поперечно-поворотная составляющая (</w:t>
+        <w:t>Ограничения работы: 1) модель одномерная продольная, поперечно-поворотная составляющая (</w:t>
       </w:r>
       <m:oMath>
         <m:sSub>
@@ -23061,7 +23242,7 @@
           <w:b w:val="0"/>
           <w:i w:val="0"/>
         </w:rPr>
-        <w:t xml:space="preserve">) и изгиб не описываются; 3) нагрузки эквивалентные, а не измеренные давления; 4) коэффициенты трения не определялись, принят закон Кулона с постоянным </w:t>
+        <w:t xml:space="preserve">) и изгиб не описываются; 2) нагрузки эквивалентные, а не измеренные давления; 3) коэффициенты трения не определялись, принят закон Кулона с постоянным </w:t>
       </w:r>
       <m:oMath>
         <m:r>
@@ -23076,7 +23257,7 @@
           <w:b w:val="0"/>
           <w:i w:val="0"/>
         </w:rPr>
-        <w:t>; 5) для опытов 2–3 использованы только максимальные значения, каждая конфигурация испытана одним выстрелом.</w:t>
+        <w:t>; 4) для опытов 2–3 использованы только максимальные значения, каждая конфигурация испытана одним выстрелом.</w:t>
       </w:r>
     </w:p>
     <w:p>
@@ -23173,100 +23354,7 @@
           <w:b w:val="0"/>
           <w:i w:val="0"/>
         </w:rPr>
-        <w:t xml:space="preserve">1. Построена прослеживаемая модель установки по 3D-модели: масса подвижной части 17 911 кг, центр масс при </w:t>
-      </w:r>
-      <m:oMath>
-        <m:r>
-          <w:rPr>
-            <w:rFonts w:ascii="Cambria Math" w:hAnsi="Cambria Math"/>
-          </w:rPr>
-          <m:t xml:space="preserve">z</m:t>
-        </m:r>
-      </m:oMath>
-      <w:r>
-        <w:rPr>
-          <w:b w:val="0"/>
-          <w:i w:val="0"/>
-        </w:rPr>
-        <w:t xml:space="preserve"> = 14,51 м, распределения </w:t>
-      </w:r>
-      <m:oMath>
-        <m:r>
-          <w:rPr>
-            <w:rFonts w:ascii="Cambria Math" w:hAnsi="Cambria Math"/>
-          </w:rPr>
-          <m:t xml:space="preserve">m</m:t>
-        </m:r>
-        <m:r>
-          <w:rPr>
-            <w:rFonts w:ascii="Cambria Math" w:hAnsi="Cambria Math"/>
-          </w:rPr>
-          <m:t xml:space="preserve">′</m:t>
-        </m:r>
-        <m:r>
-          <w:rPr>
-            <w:rFonts w:ascii="Cambria Math" w:hAnsi="Cambria Math"/>
-          </w:rPr>
-          <m:t xml:space="preserve">(</m:t>
-        </m:r>
-        <m:r>
-          <w:rPr>
-            <w:rFonts w:ascii="Cambria Math" w:hAnsi="Cambria Math"/>
-          </w:rPr>
-          <m:t xml:space="preserve">z</m:t>
-        </m:r>
-        <m:r>
-          <w:rPr>
-            <w:rFonts w:ascii="Cambria Math" w:hAnsi="Cambria Math"/>
-          </w:rPr>
-          <m:t xml:space="preserve">)</m:t>
-        </m:r>
-      </m:oMath>
-      <w:r>
-        <w:rPr>
-          <w:b w:val="0"/>
-          <w:i w:val="0"/>
-        </w:rPr>
-        <w:t xml:space="preserve"> и </w:t>
-      </w:r>
-      <m:oMath>
-        <m:r>
-          <w:rPr>
-            <w:rFonts w:ascii="Cambria Math" w:hAnsi="Cambria Math"/>
-          </w:rPr>
-          <m:t xml:space="preserve">E</m:t>
-        </m:r>
-        <m:r>
-          <w:rPr>
-            <w:rFonts w:ascii="Cambria Math" w:hAnsi="Cambria Math"/>
-          </w:rPr>
-          <m:t xml:space="preserve">A</m:t>
-        </m:r>
-        <m:r>
-          <w:rPr>
-            <w:rFonts w:ascii="Cambria Math" w:hAnsi="Cambria Math"/>
-          </w:rPr>
-          <m:t xml:space="preserve">(</m:t>
-        </m:r>
-        <m:r>
-          <w:rPr>
-            <w:rFonts w:ascii="Cambria Math" w:hAnsi="Cambria Math"/>
-          </w:rPr>
-          <m:t xml:space="preserve">z</m:t>
-        </m:r>
-        <m:r>
-          <w:rPr>
-            <w:rFonts w:ascii="Cambria Math" w:hAnsi="Cambria Math"/>
-          </w:rPr>
-          <m:t xml:space="preserve">)</m:t>
-        </m:r>
-      </m:oMath>
-      <w:r>
-        <w:rPr>
-          <w:b w:val="0"/>
-          <w:i w:val="0"/>
-        </w:rPr>
-        <w:t>. Одномерная КЭ-модель независимо от эксперимента даёт первую продольную частоту 69,0 Гц при жёстких стыках. Измеренные 64,18 ± 0,04 Гц и коэффициент передачи на базе марок воспроизводятся при жёсткости стыков 12–28 ГН/м. Наблюдаемые колебания — первая продольная форма всей установки с узлом у муфты ПС2–ПС3.</w:t>
+        <w:t>1. Построена одномерная конечно-элементная модель установки по распределениям массы и осевой жёсткости. Независимо от эксперимента она даёт первую продольную частоту 69,0 Гц при жёстких стыках; измеренные 64,18 ± 0,04 Гц и коэффициент передачи на базе марок воспроизводятся при жёсткости стыков 12–28 ГН/м. Наблюдаемые колебания — первая продольная форма всей установки с узлом у муфты ПС2–ПС3.</w:t>
       </w:r>
     </w:p>
     <w:p>
@@ -23324,7 +23412,7 @@
           <w:b w:val="0"/>
           <w:i w:val="0"/>
         </w:rPr>
-        <w:t>3. Восстановлены эквивалентные газодинамические импульсы 12,5 кН·с (казённая часть, начало 47,9 мс, совпадает с отметкой D1) и 10,5 кН·с (форкамера, максимум у момента вылета). Остаточный импульс около 2 кН·с — малая разность больших величин. Поэтому одиночные выстрелы не позволяют отделить эффект тормозов от разброса нагружения на уровне 6–7 % импульса.</w:t>
+        <w:t>3. Восстановлены эквивалентные газодинамические импульсы 12,5 кН·с (казённая часть, начало 47,9 мс, совпадает с отметкой D1) и 10,5 кН·с (форкамера, максимум у момента вылета). Остаточный импульс около 2 кН·с — малая разность больших величин. Поэтому одиночные выстрелы не позволяют отделить эффект тормозов от разброса нагружения на уровне 6–7 % импульса.</w:t>
       </w:r>
     </w:p>
     <w:p>
@@ -23427,7 +23515,7 @@
           <w:b w:val="0"/>
           <w:i w:val="0"/>
         </w:rPr>
-        <w:t>5. Получены коэффициенты (17)–(19) эффективности сухого трения при наложении колебаний на откат. Станция в узле первой формы (S3) эффективна для остановки отката, станции в пучностях (S1, S5) — для гашения колебаний. Эти коэффициенты служат физически обоснованным критерием выбора мест установки тормозов.</w:t>
+        <w:t>5. Получены коэффициенты (18)–(20) эффективности сухого трения при наложении колебаний на откат. Станция в узле первой формы (S3) эффективна для остановки отката, станции в пучностях (S1, S5) — для гашения колебаний. Эти коэффициенты служат физически обоснованным критерием выбора мест установки тормозов.</w:t>
       </w:r>
     </w:p>
     <w:p>
@@ -23441,7 +23529,7 @@
           <w:b w:val="0"/>
           <w:i w:val="0"/>
         </w:rPr>
-        <w:t xml:space="preserve">6. Тормоза не увеличивают усилие в стыке ПС3–ФК: квазистатическая добавка (22) не превышает 0,7 % динамического усилия 3,1 МН, а гашение колебаний снижает его до 12 %. Рост </w:t>
+        <w:t xml:space="preserve">6. Тормоза не увеличивают усилие в стыке ПС3–ФК: квазистатическая добавка (23) не превышает 0,7 % динамического усилия 3,1 МН, а гашение колебаний снижает его до 12 %. Рост </w:t>
       </w:r>
       <m:oMath>
         <m:sSub>
